--- a/examples/demos/demo_csc_scholarship.docx
+++ b/examples/demos/demo_csc_scholarship.docx
@@ -2,47 +2,534 @@
 <file path=word/document.xml><?xml version="1.0" encoding="utf-8"?>
 <w:document xmlns:wpc="http://schemas.microsoft.com/office/word/2010/wordprocessingCanvas" xmlns:mo="http://schemas.microsoft.com/office/mac/office/2008/main" xmlns:mc="http://schemas.openxmlformats.org/markup-compatibility/2006" xmlns:mv="urn:schemas-microsoft-com:mac:vml" xmlns:o="urn:schemas-microsoft-com:office:office" xmlns:r="http://schemas.openxmlformats.org/officeDocument/2006/relationships" xmlns:m="http://schemas.openxmlformats.org/officeDocument/2006/math" xmlns:v="urn:schemas-microsoft-com:vml" xmlns:wp14="http://schemas.microsoft.com/office/word/2010/wordprocessingDrawing" xmlns:wp="http://schemas.openxmlformats.org/drawingml/2006/wordprocessingDrawing" xmlns:w10="urn:schemas-microsoft-com:office:word" xmlns:w="http://schemas.openxmlformats.org/wordprocessingml/2006/main" xmlns:w14="http://schemas.microsoft.com/office/word/2010/wordml" xmlns:wpg="http://schemas.microsoft.com/office/word/2010/wordprocessingGroup" xmlns:wpi="http://schemas.microsoft.com/office/word/2010/wordprocessingInk" xmlns:wne="http://schemas.microsoft.com/office/word/2006/wordml" xmlns:wps="http://schemas.microsoft.com/office/word/2010/wordprocessingShape" mc:Ignorable="w14 wp14">
   <w:body>
+    <w:p/>
+    <w:p/>
+    <w:p/>
     <w:p>
       <w:pPr>
-        <w:spacing w:line="360" w:lineRule="auto" w:before="240" w:after="240"/>
+        <w:spacing w:after="200"/>
         <w:jc w:val="center"/>
       </w:pPr>
       <w:r>
         <w:rPr>
           <w:rFonts w:ascii="黑体" w:hAnsi="黑体" w:eastAsia="黑体"/>
           <w:b/>
+          <w:color w:val="111827"/>
           <w:sz w:val="44"/>
+        </w:rPr>
+        <w:t>国家留学基金管理委员会</w:t>
+      </w:r>
+    </w:p>
+    <w:p>
+      <w:pPr>
+        <w:spacing w:after="680"/>
+        <w:jc w:val="center"/>
+      </w:pPr>
+      <w:r>
+        <w:rPr>
+          <w:rFonts w:ascii="黑体" w:hAnsi="黑体" w:eastAsia="黑体"/>
+          <w:b/>
+          <w:color w:val="111827"/>
+          <w:sz w:val="52"/>
         </w:rPr>
         <w:t>国家公派留学申请书</w:t>
       </w:r>
     </w:p>
     <w:p>
       <w:pPr>
-        <w:spacing w:line="360" w:lineRule="auto" w:before="0" w:after="0"/>
-        <w:jc w:val="left"/>
+        <w:spacing w:after="160"/>
+        <w:jc w:val="center"/>
+      </w:pPr>
+      <w:r>
+        <w:rPr>
+          <w:rFonts w:ascii="黑体" w:hAnsi="黑体" w:eastAsia="黑体"/>
+          <w:b/>
+          <w:color w:val="111827"/>
+          <w:sz w:val="32"/>
+        </w:rPr>
+        <w:t>国家公派硕士研究生留学申请书</w:t>
+      </w:r>
+    </w:p>
+    <w:p>
+      <w:pPr>
+        <w:spacing w:after="1120"/>
+        <w:jc w:val="center"/>
       </w:pPr>
       <w:r>
         <w:rPr>
           <w:rFonts w:ascii="宋体" w:hAnsi="宋体" w:eastAsia="宋体"/>
           <w:b w:val="0"/>
+          <w:color w:val="6B7280"/>
           <w:sz w:val="24"/>
         </w:rPr>
-        <w:t>尊敬的国家留学基金管理委员会评审专家：</w:t>
+        <w:t>申请类别：攻读硕士学位研究生　｜　申请国别：德国</w:t>
+      </w:r>
+    </w:p>
+    <w:tbl>
+      <w:tblPr>
+        <w:tblW w:type="auto" w:w="0"/>
+        <w:jc w:val="center"/>
+        <w:tblLayout w:type="fixed"/>
+        <w:tblLook w:firstColumn="1" w:firstRow="1" w:lastColumn="0" w:lastRow="0" w:noHBand="0" w:noVBand="1" w:val="04A0"/>
+        <w:tblLayout w:type="fixed"/>
+      </w:tblPr>
+      <w:tblGrid>
+        <w:gridCol w:w="2608"/>
+        <w:gridCol w:w="6123"/>
+      </w:tblGrid>
+      <w:tr>
+        <w:tc>
+          <w:tcPr>
+            <w:tcW w:type="dxa" w:w="2608"/>
+          </w:tcPr>
+          <w:p>
+            <w:pPr>
+              <w:spacing w:before="0" w:after="0"/>
+              <w:jc w:val="right"/>
+            </w:pPr>
+            <w:r>
+              <w:rPr>
+                <w:rFonts w:ascii="宋体" w:hAnsi="宋体" w:eastAsia="宋体"/>
+                <w:b w:val="0"/>
+                <w:color w:val="111827"/>
+                <w:sz w:val="24"/>
+              </w:rPr>
+              <w:t>申请人：</w:t>
+            </w:r>
+          </w:p>
+        </w:tc>
+        <w:tc>
+          <w:tcPr>
+            <w:tcW w:type="dxa" w:w="6123"/>
+          </w:tcPr>
+          <w:p>
+            <w:pPr>
+              <w:spacing w:before="0" w:after="0"/>
+              <w:jc w:val="left"/>
+            </w:pPr>
+            <w:r>
+              <w:rPr>
+                <w:rFonts w:ascii="宋体" w:hAnsi="宋体" w:eastAsia="宋体"/>
+                <w:b w:val="0"/>
+                <w:color w:val="111827"/>
+                <w:sz w:val="24"/>
+              </w:rPr>
+              <w:t>李　明</w:t>
+            </w:r>
+          </w:p>
+        </w:tc>
+      </w:tr>
+      <w:tr>
+        <w:tc>
+          <w:tcPr>
+            <w:tcW w:type="dxa" w:w="2608"/>
+          </w:tcPr>
+          <w:p>
+            <w:pPr>
+              <w:spacing w:before="0" w:after="0"/>
+              <w:jc w:val="right"/>
+            </w:pPr>
+            <w:r>
+              <w:rPr>
+                <w:rFonts w:ascii="宋体" w:hAnsi="宋体" w:eastAsia="宋体"/>
+                <w:b w:val="0"/>
+                <w:color w:val="111827"/>
+                <w:sz w:val="24"/>
+              </w:rPr>
+              <w:t>国内院校：</w:t>
+            </w:r>
+          </w:p>
+        </w:tc>
+        <w:tc>
+          <w:tcPr>
+            <w:tcW w:type="dxa" w:w="6123"/>
+          </w:tcPr>
+          <w:p>
+            <w:pPr>
+              <w:spacing w:before="0" w:after="0"/>
+              <w:jc w:val="left"/>
+            </w:pPr>
+            <w:r>
+              <w:rPr>
+                <w:rFonts w:ascii="宋体" w:hAnsi="宋体" w:eastAsia="宋体"/>
+                <w:b w:val="0"/>
+                <w:color w:val="111827"/>
+                <w:sz w:val="24"/>
+              </w:rPr>
+              <w:t>××大学 计算机科学与技术</w:t>
+            </w:r>
+          </w:p>
+        </w:tc>
+      </w:tr>
+      <w:tr>
+        <w:tc>
+          <w:tcPr>
+            <w:tcW w:type="dxa" w:w="2608"/>
+          </w:tcPr>
+          <w:p>
+            <w:pPr>
+              <w:spacing w:before="0" w:after="0"/>
+              <w:jc w:val="right"/>
+            </w:pPr>
+            <w:r>
+              <w:rPr>
+                <w:rFonts w:ascii="宋体" w:hAnsi="宋体" w:eastAsia="宋体"/>
+                <w:b w:val="0"/>
+                <w:color w:val="111827"/>
+                <w:sz w:val="24"/>
+              </w:rPr>
+              <w:t>申请院校：</w:t>
+            </w:r>
+          </w:p>
+        </w:tc>
+        <w:tc>
+          <w:tcPr>
+            <w:tcW w:type="dxa" w:w="6123"/>
+          </w:tcPr>
+          <w:p>
+            <w:pPr>
+              <w:spacing w:before="0" w:after="0"/>
+              <w:jc w:val="left"/>
+            </w:pPr>
+            <w:r>
+              <w:rPr>
+                <w:rFonts w:ascii="宋体" w:hAnsi="宋体" w:eastAsia="宋体"/>
+                <w:b w:val="0"/>
+                <w:color w:val="111827"/>
+                <w:sz w:val="24"/>
+              </w:rPr>
+              <w:t>××工业大学（TU9 成员）</w:t>
+            </w:r>
+          </w:p>
+        </w:tc>
+      </w:tr>
+      <w:tr>
+        <w:tc>
+          <w:tcPr>
+            <w:tcW w:type="dxa" w:w="2608"/>
+          </w:tcPr>
+          <w:p>
+            <w:pPr>
+              <w:spacing w:before="0" w:after="0"/>
+              <w:jc w:val="right"/>
+            </w:pPr>
+            <w:r>
+              <w:rPr>
+                <w:rFonts w:ascii="宋体" w:hAnsi="宋体" w:eastAsia="宋体"/>
+                <w:b w:val="0"/>
+                <w:color w:val="111827"/>
+                <w:sz w:val="24"/>
+              </w:rPr>
+              <w:t>申请专业：</w:t>
+            </w:r>
+          </w:p>
+        </w:tc>
+        <w:tc>
+          <w:tcPr>
+            <w:tcW w:type="dxa" w:w="6123"/>
+          </w:tcPr>
+          <w:p>
+            <w:pPr>
+              <w:spacing w:before="0" w:after="0"/>
+              <w:jc w:val="left"/>
+            </w:pPr>
+            <w:r>
+              <w:rPr>
+                <w:rFonts w:ascii="宋体" w:hAnsi="宋体" w:eastAsia="宋体"/>
+                <w:b w:val="0"/>
+                <w:color w:val="111827"/>
+                <w:sz w:val="24"/>
+              </w:rPr>
+              <w:t>机电一体化与机器人</w:t>
+            </w:r>
+          </w:p>
+        </w:tc>
+      </w:tr>
+      <w:tr>
+        <w:tc>
+          <w:tcPr>
+            <w:tcW w:type="dxa" w:w="2608"/>
+          </w:tcPr>
+          <w:p>
+            <w:pPr>
+              <w:spacing w:before="0" w:after="0"/>
+              <w:jc w:val="right"/>
+            </w:pPr>
+            <w:r>
+              <w:rPr>
+                <w:rFonts w:ascii="宋体" w:hAnsi="宋体" w:eastAsia="宋体"/>
+                <w:b w:val="0"/>
+                <w:color w:val="111827"/>
+                <w:sz w:val="24"/>
+              </w:rPr>
+              <w:t>外语水平：</w:t>
+            </w:r>
+          </w:p>
+        </w:tc>
+        <w:tc>
+          <w:tcPr>
+            <w:tcW w:type="dxa" w:w="6123"/>
+          </w:tcPr>
+          <w:p>
+            <w:pPr>
+              <w:spacing w:before="0" w:after="0"/>
+              <w:jc w:val="left"/>
+            </w:pPr>
+            <w:r>
+              <w:rPr>
+                <w:rFonts w:ascii="宋体" w:hAnsi="宋体" w:eastAsia="宋体"/>
+                <w:b w:val="0"/>
+                <w:color w:val="111827"/>
+                <w:sz w:val="24"/>
+              </w:rPr>
+              <w:t>雅思 7.0（R8.0 / L7.5 / W6.5 / S6.5）</w:t>
+            </w:r>
+          </w:p>
+        </w:tc>
+      </w:tr>
+      <w:tr>
+        <w:tc>
+          <w:tcPr>
+            <w:tcW w:type="dxa" w:w="2608"/>
+          </w:tcPr>
+          <w:p>
+            <w:pPr>
+              <w:spacing w:before="0" w:after="0"/>
+              <w:jc w:val="right"/>
+            </w:pPr>
+            <w:r>
+              <w:rPr>
+                <w:rFonts w:ascii="宋体" w:hAnsi="宋体" w:eastAsia="宋体"/>
+                <w:b w:val="0"/>
+                <w:color w:val="111827"/>
+                <w:sz w:val="24"/>
+              </w:rPr>
+              <w:t>留学期限：</w:t>
+            </w:r>
+          </w:p>
+        </w:tc>
+        <w:tc>
+          <w:tcPr>
+            <w:tcW w:type="dxa" w:w="6123"/>
+          </w:tcPr>
+          <w:p>
+            <w:pPr>
+              <w:spacing w:before="0" w:after="0"/>
+              <w:jc w:val="left"/>
+            </w:pPr>
+            <w:r>
+              <w:rPr>
+                <w:rFonts w:ascii="宋体" w:hAnsi="宋体" w:eastAsia="宋体"/>
+                <w:b w:val="0"/>
+                <w:color w:val="111827"/>
+                <w:sz w:val="24"/>
+              </w:rPr>
+              <w:t>24 个月（2027.10 — 2029.09）</w:t>
+            </w:r>
+          </w:p>
+        </w:tc>
+      </w:tr>
+    </w:tbl>
+    <w:p>
+      <w:r>
+        <w:br w:type="page"/>
       </w:r>
     </w:p>
     <w:p>
       <w:pPr>
-        <w:spacing w:line="360" w:lineRule="auto" w:before="60" w:after="60"/>
+        <w:keepNext/>
+        <w:keepLines/>
+        <w:spacing w:before="360" w:after="160" w:line="360" w:lineRule="auto"/>
+      </w:pPr>
+      <w:r>
+        <w:rPr>
+          <w:rFonts w:ascii="黑体" w:hAnsi="黑体" w:eastAsia="黑体"/>
+          <w:b/>
+          <w:color w:val="111827"/>
+          <w:sz w:val="30"/>
+        </w:rPr>
+        <w:t>一、留学动机</w:t>
+      </w:r>
+    </w:p>
+    <w:p>
+      <w:pPr>
+        <w:spacing w:before="0" w:after="120" w:lineRule="auto" w:line="360"/>
         <w:ind w:firstLine="480"/>
-        <w:jc w:val="left"/>
       </w:pPr>
       <w:r>
         <w:rPr>
           <w:rFonts w:ascii="宋体" w:hAnsi="宋体" w:eastAsia="宋体"/>
           <w:b w:val="0"/>
+          <w:color w:val="111827"/>
           <w:sz w:val="24"/>
         </w:rPr>
-        <w:t>申请人基本信息表：</w:t>
+        <w:t>本科阶段我从事无人机动态环境路径规划研究，在实机测试中反复遇到一个问题：算法在仿真中表现良好，一旦上机就因感知延迟与执行误差而失效。这个落差暴露出我在「感知—决策—执行」闭环的系统性训练上的不足。</w:t>
+      </w:r>
+    </w:p>
+    <w:p>
+      <w:pPr>
+        <w:spacing w:before="0" w:after="120" w:lineRule="auto" w:line="360"/>
+        <w:ind w:firstLine="480"/>
+      </w:pPr>
+      <w:r>
+        <w:rPr>
+          <w:rFonts w:ascii="宋体" w:hAnsi="宋体" w:eastAsia="宋体"/>
+          <w:b w:val="0"/>
+          <w:color w:val="111827"/>
+          <w:sz w:val="24"/>
+        </w:rPr>
+        <w:t>德国在机电一体化与移动机器人领域拥有完整的产学研体系，××工业大学的机器人与嵌入式系统方向与我的研究兴趣高度契合，其实验室长期与工业界合作，具备我目前最缺乏的整机验证条件。</w:t>
+      </w:r>
+    </w:p>
+    <w:p>
+      <w:pPr>
+        <w:spacing w:before="0" w:after="120" w:lineRule="auto" w:line="360"/>
+        <w:ind w:firstLine="480"/>
+      </w:pPr>
+      <w:r>
+        <w:rPr>
+          <w:rFonts w:ascii="宋体" w:hAnsi="宋体" w:eastAsia="宋体"/>
+          <w:b w:val="0"/>
+          <w:color w:val="111827"/>
+          <w:sz w:val="24"/>
+        </w:rPr>
+        <w:t>举一个具体的例子。我在实机上测试时，算法在仿真中避障成功率 94.3%，上机后掉到 91.2%。差的那三个百分点，我花了两个月才定位到原因：不是算法错了，是感知延迟导致规划器拿到的是 80 毫秒前的世界状态，而飞机已经飞出去 0.6 米。这个补偿项在任何一篇我读过的论文里都没有写。</w:t>
+      </w:r>
+    </w:p>
+    <w:p>
+      <w:pPr>
+        <w:spacing w:before="0" w:after="120" w:lineRule="auto" w:line="360"/>
+        <w:ind w:firstLine="480"/>
+      </w:pPr>
+      <w:r>
+        <w:rPr>
+          <w:rFonts w:ascii="宋体" w:hAnsi="宋体" w:eastAsia="宋体"/>
+          <w:b w:val="0"/>
+          <w:color w:val="111827"/>
+          <w:sz w:val="24"/>
+        </w:rPr>
+        <w:t>这件事让我意识到，我缺的不是算法知识，是系统级工程的训练。国内本科生阶段很少有完整的「感知—决策—执行」闭环项目，而德国的机电一体化与机器人专业，恰恰是从整机系统出发做教学的。这是我最想去的原因。</w:t>
+      </w:r>
+    </w:p>
+    <w:p>
+      <w:pPr>
+        <w:spacing w:before="0" w:after="120" w:lineRule="auto" w:line="360"/>
+        <w:ind w:firstLine="480"/>
+      </w:pPr>
+      <w:r>
+        <w:rPr>
+          <w:rFonts w:ascii="宋体" w:hAnsi="宋体" w:eastAsia="宋体"/>
+          <w:b w:val="0"/>
+          <w:color w:val="111827"/>
+          <w:sz w:val="24"/>
+        </w:rPr>
+        <w:t>除了那 3 个百分点，还有一个更根本的差距。我读过的大多数论文，实验部分写得很漂亮，但几乎不写「这个系统在实验室之外能不能跑」。而我在实机上遇到的每一个问题——电池电压跌落导致算力降频、风扇进灰导致过热降速、机架共振影响惯导——都属于这类「论文不写但工程天天有」的部分。</w:t>
+      </w:r>
+    </w:p>
+    <w:p>
+      <w:pPr>
+        <w:spacing w:before="0" w:after="120" w:lineRule="auto" w:line="360"/>
+        <w:ind w:firstLine="480"/>
+      </w:pPr>
+      <w:r>
+        <w:rPr>
+          <w:rFonts w:ascii="宋体" w:hAnsi="宋体" w:eastAsia="宋体"/>
+          <w:b w:val="0"/>
+          <w:color w:val="111827"/>
+          <w:sz w:val="24"/>
+        </w:rPr>
+        <w:t>德国的机电一体化教育有个特点：从整机出发倒推各子系统。学生入学先做整机集成，再根据遇到的问题去补理论。这与我本科的路径正好相反——我是先学理论，再想办法拼出一个能跑的东西。两种路径各有价值，但我需要补上前一种。</w:t>
+      </w:r>
+    </w:p>
+    <w:p>
+      <w:pPr>
+        <w:keepNext/>
+        <w:keepLines/>
+        <w:spacing w:before="360" w:after="160" w:line="360" w:lineRule="auto"/>
+      </w:pPr>
+      <w:r>
+        <w:rPr>
+          <w:rFonts w:ascii="黑体" w:hAnsi="黑体" w:eastAsia="黑体"/>
+          <w:b/>
+          <w:color w:val="111827"/>
+          <w:sz w:val="30"/>
+        </w:rPr>
+        <w:t>二、研修计划</w:t>
+      </w:r>
+    </w:p>
+    <w:p>
+      <w:pPr>
+        <w:keepNext/>
+        <w:keepLines/>
+        <w:spacing w:before="0" w:after="120" w:lineRule="auto" w:line="360"/>
+        <w:ind w:firstLine="480"/>
+      </w:pPr>
+      <w:r>
+        <w:rPr>
+          <w:rFonts w:ascii="宋体" w:hAnsi="宋体" w:eastAsia="宋体"/>
+          <w:b w:val="0"/>
+          <w:color w:val="111827"/>
+          <w:sz w:val="24"/>
+        </w:rPr>
+        <w:t>研修计划按「课程补齐—方法研究—系统验证」三阶段推进，时间安排如下：</w:t>
+      </w:r>
+    </w:p>
+    <w:p>
+      <w:pPr>
+        <w:keepNext/>
+        <w:keepLines/>
+        <w:spacing w:before="200" w:after="80"/>
+        <w:jc w:val="center"/>
+      </w:pPr>
+      <w:r>
+        <w:drawing>
+          <wp:inline xmlns:a="http://schemas.openxmlformats.org/drawingml/2006/main" xmlns:pic="http://schemas.openxmlformats.org/drawingml/2006/picture">
+            <wp:extent cx="5348767" cy="2520000"/>
+            <wp:docPr id="1" name="Picture 1"/>
+            <wp:cNvGraphicFramePr>
+              <a:graphicFrameLocks noChangeAspect="1"/>
+            </wp:cNvGraphicFramePr>
+            <a:graphic>
+              <a:graphicData uri="http://schemas.openxmlformats.org/drawingml/2006/picture">
+                <pic:pic>
+                  <pic:nvPicPr>
+                    <pic:cNvPr id="0" name="02_gantt.png"/>
+                    <pic:cNvPicPr/>
+                  </pic:nvPicPr>
+                  <pic:blipFill>
+                    <a:blip r:embed="rId9"/>
+                    <a:stretch>
+                      <a:fillRect/>
+                    </a:stretch>
+                  </pic:blipFill>
+                  <pic:spPr>
+                    <a:xfrm>
+                      <a:off x="0" y="0"/>
+                      <a:ext cx="5348767" cy="2520000"/>
+                    </a:xfrm>
+                    <a:prstGeom prst="rect"/>
+                  </pic:spPr>
+                </pic:pic>
+              </a:graphicData>
+            </a:graphic>
+          </wp:inline>
+        </w:drawing>
+      </w:r>
+    </w:p>
+    <w:p>
+      <w:pPr>
+        <w:keepLines/>
+        <w:spacing w:before="0" w:after="280"/>
+        <w:jc w:val="center"/>
+      </w:pPr>
+      <w:r>
+        <w:rPr>
+          <w:rFonts w:ascii="宋体" w:hAnsi="宋体" w:eastAsia="宋体"/>
+          <w:b w:val="0"/>
+          <w:color w:val="6B7280"/>
+          <w:sz w:val="21"/>
+        </w:rPr>
+        <w:t>图 1　24 个月研修计划甘特图</w:t>
       </w:r>
     </w:p>
     <w:tbl>
@@ -50,30 +537,682 @@
         <w:tblStyle w:val="TableGrid"/>
         <w:tblW w:type="auto" w:w="0"/>
         <w:jc w:val="center"/>
+        <w:tblLayout w:type="fixed"/>
         <w:tblLook w:firstColumn="1" w:firstRow="1" w:lastColumn="0" w:lastRow="0" w:noHBand="0" w:noVBand="1" w:val="04A0"/>
+        <w:tblLayout w:type="fixed"/>
+        <w:tblCellMar>
+          <w:top w:w="50" w:type="dxa"/>
+          <w:bottom w:w="50" w:type="dxa"/>
+          <w:left w:w="100" w:type="dxa"/>
+          <w:right w:w="100" w:type="dxa"/>
+        </w:tblCellMar>
       </w:tblPr>
       <w:tblGrid>
-        <w:gridCol w:w="2268"/>
-        <w:gridCol w:w="2268"/>
-        <w:gridCol w:w="2268"/>
-        <w:gridCol w:w="2268"/>
+        <w:gridCol w:w="1488"/>
+        <w:gridCol w:w="1687"/>
+        <w:gridCol w:w="3572"/>
+        <w:gridCol w:w="1984"/>
       </w:tblGrid>
       <w:tr>
+        <w:trPr>
+          <w:tblHeader/>
+          <w:cantSplit/>
+        </w:trPr>
         <w:tc>
           <w:tcPr>
-            <w:tcW w:type="dxa" w:w="1417"/>
-            <w:vAlign w:val="center"/>
+            <w:tcW w:type="dxa" w:w="1488"/>
           </w:tcPr>
           <w:p>
             <w:pPr>
-              <w:spacing w:line="300" w:lineRule="auto"/>
+              <w:spacing w:before="0" w:after="0"/>
+              <w:jc w:val="center"/>
+            </w:pPr>
+            <w:r/>
+            <w:r>
+              <w:rPr>
+                <w:rFonts w:ascii="黑体" w:hAnsi="黑体" w:eastAsia="黑体"/>
+                <w:b/>
+                <w:color w:val="111827"/>
+                <w:sz w:val="21"/>
+              </w:rPr>
+              <w:t>阶段</w:t>
+            </w:r>
+          </w:p>
+        </w:tc>
+        <w:tc>
+          <w:tcPr>
+            <w:tcW w:type="dxa" w:w="1687"/>
+          </w:tcPr>
+          <w:p>
+            <w:pPr>
+              <w:spacing w:before="0" w:after="0"/>
+              <w:jc w:val="center"/>
+            </w:pPr>
+            <w:r/>
+            <w:r>
+              <w:rPr>
+                <w:rFonts w:ascii="黑体" w:hAnsi="黑体" w:eastAsia="黑体"/>
+                <w:b/>
+                <w:color w:val="111827"/>
+                <w:sz w:val="21"/>
+              </w:rPr>
+              <w:t>时间</w:t>
+            </w:r>
+          </w:p>
+        </w:tc>
+        <w:tc>
+          <w:tcPr>
+            <w:tcW w:type="dxa" w:w="3572"/>
+          </w:tcPr>
+          <w:p>
+            <w:pPr>
+              <w:spacing w:before="0" w:after="0"/>
+              <w:jc w:val="center"/>
+            </w:pPr>
+            <w:r/>
+            <w:r>
+              <w:rPr>
+                <w:rFonts w:ascii="黑体" w:hAnsi="黑体" w:eastAsia="黑体"/>
+                <w:b/>
+                <w:color w:val="111827"/>
+                <w:sz w:val="21"/>
+              </w:rPr>
+              <w:t>主要任务</w:t>
+            </w:r>
+          </w:p>
+        </w:tc>
+        <w:tc>
+          <w:tcPr>
+            <w:tcW w:type="dxa" w:w="1984"/>
+          </w:tcPr>
+          <w:p>
+            <w:pPr>
+              <w:spacing w:before="0" w:after="0"/>
+              <w:jc w:val="center"/>
+            </w:pPr>
+            <w:r/>
+            <w:r>
+              <w:rPr>
+                <w:rFonts w:ascii="黑体" w:hAnsi="黑体" w:eastAsia="黑体"/>
+                <w:b/>
+                <w:color w:val="111827"/>
+                <w:sz w:val="21"/>
+              </w:rPr>
+              <w:t>阶段目标</w:t>
+            </w:r>
+          </w:p>
+        </w:tc>
+      </w:tr>
+      <w:tr>
+        <w:trPr>
+          <w:cantSplit/>
+        </w:trPr>
+        <w:tc>
+          <w:tcPr>
+            <w:tcW w:type="dxa" w:w="1488"/>
+          </w:tcPr>
+          <w:p>
+            <w:pPr>
+              <w:spacing w:before="0" w:after="0" w:line="276" w:lineRule="auto"/>
+            </w:pPr>
+            <w:r/>
+            <w:r>
+              <w:rPr>
+                <w:rFonts w:ascii="宋体" w:hAnsi="宋体" w:eastAsia="宋体"/>
+                <w:b w:val="0"/>
+                <w:color w:val="111827"/>
+                <w:sz w:val="21"/>
+              </w:rPr>
+              <w:t>课程补齐</w:t>
+            </w:r>
+          </w:p>
+        </w:tc>
+        <w:tc>
+          <w:tcPr>
+            <w:tcW w:type="dxa" w:w="1687"/>
+          </w:tcPr>
+          <w:p>
+            <w:pPr>
+              <w:spacing w:before="0" w:after="0" w:line="276" w:lineRule="auto"/>
               <w:jc w:val="center"/>
             </w:pPr>
             <w:r/>
             <w:r>
               <w:rPr>
                 <w:rFonts w:ascii="宋体" w:hAnsi="宋体" w:eastAsia="宋体"/>
+                <w:b w:val="0"/>
+                <w:color w:val="111827"/>
+                <w:sz w:val="21"/>
+              </w:rPr>
+              <w:t>第 1—6 月</w:t>
+            </w:r>
+          </w:p>
+        </w:tc>
+        <w:tc>
+          <w:tcPr>
+            <w:tcW w:type="dxa" w:w="3572"/>
+          </w:tcPr>
+          <w:p>
+            <w:pPr>
+              <w:spacing w:before="0" w:after="0" w:line="276" w:lineRule="auto"/>
+              <w:jc w:val="center"/>
+            </w:pPr>
+            <w:r/>
+            <w:r>
+              <w:rPr>
+                <w:rFonts w:ascii="宋体" w:hAnsi="宋体" w:eastAsia="宋体"/>
+                <w:b w:val="0"/>
+                <w:color w:val="111827"/>
+                <w:sz w:val="21"/>
+              </w:rPr>
+              <w:t>修读概率机器人、最优控制、嵌入式系统</w:t>
+            </w:r>
+          </w:p>
+        </w:tc>
+        <w:tc>
+          <w:tcPr>
+            <w:tcW w:type="dxa" w:w="1984"/>
+          </w:tcPr>
+          <w:p>
+            <w:pPr>
+              <w:spacing w:before="0" w:after="0" w:line="276" w:lineRule="auto"/>
+              <w:jc w:val="center"/>
+            </w:pPr>
+            <w:r/>
+            <w:r>
+              <w:rPr>
+                <w:rFonts w:ascii="宋体" w:hAnsi="宋体" w:eastAsia="宋体"/>
+                <w:b w:val="0"/>
+                <w:color w:val="111827"/>
+                <w:sz w:val="21"/>
+              </w:rPr>
+              <w:t>通过课程考核</w:t>
+            </w:r>
+          </w:p>
+        </w:tc>
+      </w:tr>
+      <w:tr>
+        <w:trPr>
+          <w:cantSplit/>
+        </w:trPr>
+        <w:tc>
+          <w:tcPr>
+            <w:tcW w:type="dxa" w:w="1488"/>
+          </w:tcPr>
+          <w:p>
+            <w:pPr>
+              <w:spacing w:before="0" w:after="0" w:line="276" w:lineRule="auto"/>
+            </w:pPr>
+            <w:r/>
+            <w:r>
+              <w:rPr>
+                <w:rFonts w:ascii="宋体" w:hAnsi="宋体" w:eastAsia="宋体"/>
+                <w:b w:val="0"/>
+                <w:color w:val="111827"/>
+                <w:sz w:val="21"/>
+              </w:rPr>
+              <w:t>方法研究</w:t>
+            </w:r>
+          </w:p>
+        </w:tc>
+        <w:tc>
+          <w:tcPr>
+            <w:tcW w:type="dxa" w:w="1687"/>
+          </w:tcPr>
+          <w:p>
+            <w:pPr>
+              <w:spacing w:before="0" w:after="0" w:line="276" w:lineRule="auto"/>
+              <w:jc w:val="center"/>
+            </w:pPr>
+            <w:r/>
+            <w:r>
+              <w:rPr>
+                <w:rFonts w:ascii="宋体" w:hAnsi="宋体" w:eastAsia="宋体"/>
+                <w:b w:val="0"/>
+                <w:color w:val="111827"/>
+                <w:sz w:val="21"/>
+              </w:rPr>
+              <w:t>第 7—15 月</w:t>
+            </w:r>
+          </w:p>
+        </w:tc>
+        <w:tc>
+          <w:tcPr>
+            <w:tcW w:type="dxa" w:w="3572"/>
+          </w:tcPr>
+          <w:p>
+            <w:pPr>
+              <w:spacing w:before="0" w:after="0" w:line="276" w:lineRule="auto"/>
+              <w:jc w:val="center"/>
+            </w:pPr>
+            <w:r/>
+            <w:r>
+              <w:rPr>
+                <w:rFonts w:ascii="宋体" w:hAnsi="宋体" w:eastAsia="宋体"/>
+                <w:b w:val="0"/>
+                <w:color w:val="111827"/>
+                <w:sz w:val="21"/>
+              </w:rPr>
+              <w:t>研究感知不确定性下的规划鲁棒性</w:t>
+            </w:r>
+          </w:p>
+        </w:tc>
+        <w:tc>
+          <w:tcPr>
+            <w:tcW w:type="dxa" w:w="1984"/>
+          </w:tcPr>
+          <w:p>
+            <w:pPr>
+              <w:spacing w:before="0" w:after="0" w:line="276" w:lineRule="auto"/>
+              <w:jc w:val="center"/>
+            </w:pPr>
+            <w:r/>
+            <w:r>
+              <w:rPr>
+                <w:rFonts w:ascii="宋体" w:hAnsi="宋体" w:eastAsia="宋体"/>
+                <w:b w:val="0"/>
+                <w:color w:val="111827"/>
+                <w:sz w:val="21"/>
+              </w:rPr>
+              <w:t>完成会议论文 1 篇</w:t>
+            </w:r>
+          </w:p>
+        </w:tc>
+      </w:tr>
+      <w:tr>
+        <w:trPr>
+          <w:cantSplit/>
+        </w:trPr>
+        <w:tc>
+          <w:tcPr>
+            <w:tcW w:type="dxa" w:w="1488"/>
+          </w:tcPr>
+          <w:p>
+            <w:pPr>
+              <w:spacing w:before="0" w:after="0" w:line="276" w:lineRule="auto"/>
+            </w:pPr>
+            <w:r/>
+            <w:r>
+              <w:rPr>
+                <w:rFonts w:ascii="宋体" w:hAnsi="宋体" w:eastAsia="宋体"/>
+                <w:b w:val="0"/>
+                <w:color w:val="111827"/>
+                <w:sz w:val="21"/>
+              </w:rPr>
+              <w:t>系统验证</w:t>
+            </w:r>
+          </w:p>
+        </w:tc>
+        <w:tc>
+          <w:tcPr>
+            <w:tcW w:type="dxa" w:w="1687"/>
+          </w:tcPr>
+          <w:p>
+            <w:pPr>
+              <w:spacing w:before="0" w:after="0" w:line="276" w:lineRule="auto"/>
+              <w:jc w:val="center"/>
+            </w:pPr>
+            <w:r/>
+            <w:r>
+              <w:rPr>
+                <w:rFonts w:ascii="宋体" w:hAnsi="宋体" w:eastAsia="宋体"/>
+                <w:b w:val="0"/>
+                <w:color w:val="111827"/>
+                <w:sz w:val="21"/>
+              </w:rPr>
+              <w:t>第 16—22 月</w:t>
+            </w:r>
+          </w:p>
+        </w:tc>
+        <w:tc>
+          <w:tcPr>
+            <w:tcW w:type="dxa" w:w="3572"/>
+          </w:tcPr>
+          <w:p>
+            <w:pPr>
+              <w:spacing w:before="0" w:after="0" w:line="276" w:lineRule="auto"/>
+              <w:jc w:val="center"/>
+            </w:pPr>
+            <w:r/>
+            <w:r>
+              <w:rPr>
+                <w:rFonts w:ascii="宋体" w:hAnsi="宋体" w:eastAsia="宋体"/>
+                <w:b w:val="0"/>
+                <w:color w:val="111827"/>
+                <w:sz w:val="21"/>
+              </w:rPr>
+              <w:t>在实验室整机平台完成验证</w:t>
+            </w:r>
+          </w:p>
+        </w:tc>
+        <w:tc>
+          <w:tcPr>
+            <w:tcW w:type="dxa" w:w="1984"/>
+          </w:tcPr>
+          <w:p>
+            <w:pPr>
+              <w:spacing w:before="0" w:after="0" w:line="276" w:lineRule="auto"/>
+              <w:jc w:val="center"/>
+            </w:pPr>
+            <w:r/>
+            <w:r>
+              <w:rPr>
+                <w:rFonts w:ascii="宋体" w:hAnsi="宋体" w:eastAsia="宋体"/>
+                <w:b w:val="0"/>
+                <w:color w:val="111827"/>
+                <w:sz w:val="21"/>
+              </w:rPr>
+              <w:t>完成期刊论文 1 篇</w:t>
+            </w:r>
+          </w:p>
+        </w:tc>
+      </w:tr>
+      <w:tr>
+        <w:trPr>
+          <w:cantSplit/>
+        </w:trPr>
+        <w:tc>
+          <w:tcPr>
+            <w:tcW w:type="dxa" w:w="1488"/>
+          </w:tcPr>
+          <w:p>
+            <w:pPr>
+              <w:spacing w:before="0" w:after="0" w:line="276" w:lineRule="auto"/>
+            </w:pPr>
+            <w:r/>
+            <w:r>
+              <w:rPr>
+                <w:rFonts w:ascii="宋体" w:hAnsi="宋体" w:eastAsia="宋体"/>
+                <w:b w:val="0"/>
+                <w:color w:val="111827"/>
+                <w:sz w:val="21"/>
+              </w:rPr>
+              <w:t>学位论文</w:t>
+            </w:r>
+          </w:p>
+        </w:tc>
+        <w:tc>
+          <w:tcPr>
+            <w:tcW w:type="dxa" w:w="1687"/>
+          </w:tcPr>
+          <w:p>
+            <w:pPr>
+              <w:spacing w:before="0" w:after="0" w:line="276" w:lineRule="auto"/>
+              <w:jc w:val="center"/>
+            </w:pPr>
+            <w:r/>
+            <w:r>
+              <w:rPr>
+                <w:rFonts w:ascii="宋体" w:hAnsi="宋体" w:eastAsia="宋体"/>
+                <w:b w:val="0"/>
+                <w:color w:val="111827"/>
+                <w:sz w:val="21"/>
+              </w:rPr>
+              <w:t>第 23—24 月</w:t>
+            </w:r>
+          </w:p>
+        </w:tc>
+        <w:tc>
+          <w:tcPr>
+            <w:tcW w:type="dxa" w:w="3572"/>
+          </w:tcPr>
+          <w:p>
+            <w:pPr>
+              <w:spacing w:before="0" w:after="0" w:line="276" w:lineRule="auto"/>
+              <w:jc w:val="center"/>
+            </w:pPr>
+            <w:r/>
+            <w:r>
+              <w:rPr>
+                <w:rFonts w:ascii="宋体" w:hAnsi="宋体" w:eastAsia="宋体"/>
+                <w:b w:val="0"/>
+                <w:color w:val="111827"/>
+                <w:sz w:val="21"/>
+              </w:rPr>
+              <w:t>撰写并答辩</w:t>
+            </w:r>
+          </w:p>
+        </w:tc>
+        <w:tc>
+          <w:tcPr>
+            <w:tcW w:type="dxa" w:w="1984"/>
+          </w:tcPr>
+          <w:p>
+            <w:pPr>
+              <w:spacing w:before="0" w:after="0" w:line="276" w:lineRule="auto"/>
+              <w:jc w:val="center"/>
+            </w:pPr>
+            <w:r/>
+            <w:r>
+              <w:rPr>
+                <w:rFonts w:ascii="宋体" w:hAnsi="宋体" w:eastAsia="宋体"/>
+                <w:b w:val="0"/>
+                <w:color w:val="111827"/>
+                <w:sz w:val="21"/>
+              </w:rPr>
+              <w:t>获得硕士学位</w:t>
+            </w:r>
+          </w:p>
+        </w:tc>
+      </w:tr>
+    </w:tbl>
+    <w:p>
+      <w:pPr>
+        <w:spacing w:before="0" w:after="0" w:line="240" w:lineRule="exact"/>
+      </w:pPr>
+      <w:r>
+        <w:rPr>
+          <w:rFonts w:ascii="宋体" w:hAnsi="宋体" w:eastAsia="宋体"/>
+          <w:b w:val="0"/>
+          <w:color w:val="111827"/>
+          <w:sz w:val="16"/>
+        </w:rPr>
+      </w:r>
+    </w:p>
+    <w:p>
+      <w:pPr>
+        <w:keepNext/>
+        <w:keepLines/>
+        <w:spacing w:before="200" w:after="100" w:line="360" w:lineRule="auto"/>
+      </w:pPr>
+      <w:r>
+        <w:rPr>
+          <w:rFonts w:ascii="黑体" w:hAnsi="黑体" w:eastAsia="黑体"/>
+          <w:b/>
+          <w:color w:val="111827"/>
+          <w:sz w:val="25"/>
+        </w:rPr>
+        <w:t>2.4 分年度任务分解</w:t>
+      </w:r>
+    </w:p>
+    <w:p>
+      <w:pPr>
+        <w:spacing w:before="0" w:after="120" w:lineRule="auto" w:line="360"/>
+        <w:ind w:firstLine="480"/>
+      </w:pPr>
+      <w:r>
+        <w:rPr>
+          <w:rFonts w:ascii="宋体" w:hAnsi="宋体" w:eastAsia="宋体"/>
+          <w:b w:val="0"/>
+          <w:color w:val="111827"/>
+          <w:sz w:val="24"/>
+        </w:rPr>
+        <w:t>24 个月的学习期，我按「先补基础、再做研究、最后做系统」的顺序安排，每个阶段都有明确的交付物，而不是笼统地写「开展研究」。</w:t>
+      </w:r>
+    </w:p>
+    <w:p>
+      <w:pPr>
+        <w:keepNext/>
+        <w:keepLines/>
+        <w:spacing w:before="200" w:after="80"/>
+        <w:jc w:val="center"/>
+      </w:pPr>
+      <w:r>
+        <w:drawing>
+          <wp:inline xmlns:a="http://schemas.openxmlformats.org/drawingml/2006/main" xmlns:pic="http://schemas.openxmlformats.org/drawingml/2006/picture">
+            <wp:extent cx="5078264" cy="2520000"/>
+            <wp:docPr id="2" name="Picture 2"/>
+            <wp:cNvGraphicFramePr>
+              <a:graphicFrameLocks noChangeAspect="1"/>
+            </wp:cNvGraphicFramePr>
+            <a:graphic>
+              <a:graphicData uri="http://schemas.openxmlformats.org/drawingml/2006/picture">
+                <pic:pic>
+                  <pic:nvPicPr>
+                    <pic:cNvPr id="0" name="12_wbs.png"/>
+                    <pic:cNvPicPr/>
+                  </pic:nvPicPr>
+                  <pic:blipFill>
+                    <a:blip r:embed="rId10"/>
+                    <a:stretch>
+                      <a:fillRect/>
+                    </a:stretch>
+                  </pic:blipFill>
+                  <pic:spPr>
+                    <a:xfrm>
+                      <a:off x="0" y="0"/>
+                      <a:ext cx="5078264" cy="2520000"/>
+                    </a:xfrm>
+                    <a:prstGeom prst="rect"/>
+                  </pic:spPr>
+                </pic:pic>
+              </a:graphicData>
+            </a:graphic>
+          </wp:inline>
+        </w:drawing>
+      </w:r>
+    </w:p>
+    <w:p>
+      <w:pPr>
+        <w:keepLines/>
+        <w:spacing w:before="0" w:after="280"/>
+        <w:jc w:val="center"/>
+      </w:pPr>
+      <w:r>
+        <w:rPr>
+          <w:rFonts w:ascii="宋体" w:hAnsi="宋体" w:eastAsia="宋体"/>
+          <w:b w:val="0"/>
+          <w:color w:val="6B7280"/>
+          <w:sz w:val="21"/>
+        </w:rPr>
+        <w:t>图 2　研修任务分解（WBS）：三阶段 → 六个子任务</w:t>
+      </w:r>
+    </w:p>
+    <w:p>
+      <w:pPr>
+        <w:spacing w:before="0" w:after="120" w:lineRule="auto" w:line="360"/>
+        <w:ind w:firstLine="480"/>
+      </w:pPr>
+      <w:r>
+        <w:rPr>
+          <w:rFonts w:ascii="宋体" w:hAnsi="宋体" w:eastAsia="宋体"/>
+          <w:b w:val="0"/>
+          <w:color w:val="111827"/>
+          <w:sz w:val="24"/>
+        </w:rPr>
+        <w:t>课程补齐阶段的重点是补数学。我本科的数学基础以工科标准为主——会算但不太会证。概率机器人学与最优控制这两门课，对测度论与泛函分析有前置要求，这是我最薄弱的部分。计划在入学前先用一个学期自学补上。</w:t>
+      </w:r>
+    </w:p>
+    <w:p>
+      <w:pPr>
+        <w:spacing w:before="0" w:after="120" w:lineRule="auto" w:line="360"/>
+        <w:ind w:firstLine="480"/>
+      </w:pPr>
+      <w:r>
+        <w:rPr>
+          <w:rFonts w:ascii="宋体" w:hAnsi="宋体" w:eastAsia="宋体"/>
+          <w:b w:val="0"/>
+          <w:color w:val="111827"/>
+          <w:sz w:val="24"/>
+        </w:rPr>
+        <w:t>方法研究阶段希望聚焦「感知不确定性如何进入规划」这一个问题，而不是铺开做多个方向。具体切入点是：把感知模块的协方差矩阵，而不是单一的点估计，作为规划器的输入，让规划器在代价函数中显式处理不确定性。这个思路在理论上不新，但工程实现上有很多细节值得做。</w:t>
+      </w:r>
+    </w:p>
+    <w:p>
+      <w:pPr>
+        <w:spacing w:before="0" w:after="120" w:lineRule="auto" w:line="360"/>
+        <w:ind w:firstLine="480"/>
+      </w:pPr>
+      <w:r>
+        <w:rPr>
+          <w:rFonts w:ascii="宋体" w:hAnsi="宋体" w:eastAsia="宋体"/>
+          <w:b w:val="0"/>
+          <w:color w:val="111827"/>
+          <w:sz w:val="24"/>
+        </w:rPr>
+        <w:t>系统验证阶段需要完成整机实验与两篇论文。这里有个现实考量：24 个月的时间做两篇论文并不宽裕，因此计划把会议论文放在第 15 个月、期刊论文放在第 22 个月，中间留出 7 个月做实验与修改。若进度落后，优先保证期刊论文。</w:t>
+      </w:r>
+    </w:p>
+    <w:p>
+      <w:pPr>
+        <w:keepNext/>
+        <w:keepLines/>
+        <w:spacing w:before="360" w:after="160" w:line="360" w:lineRule="auto"/>
+      </w:pPr>
+      <w:r>
+        <w:rPr>
+          <w:rFonts w:ascii="黑体" w:hAnsi="黑体" w:eastAsia="黑体"/>
+          <w:b/>
+          <w:color w:val="111827"/>
+          <w:sz w:val="30"/>
+        </w:rPr>
+        <w:t>三、外方院校与导师对接</w:t>
+      </w:r>
+    </w:p>
+    <w:p>
+      <w:pPr>
+        <w:spacing w:before="0" w:after="120" w:lineRule="auto" w:line="360"/>
+        <w:ind w:firstLine="480"/>
+      </w:pPr>
+      <w:r>
+        <w:rPr>
+          <w:rFonts w:ascii="宋体" w:hAnsi="宋体" w:eastAsia="宋体"/>
+          <w:b w:val="0"/>
+          <w:color w:val="111827"/>
+          <w:sz w:val="24"/>
+        </w:rPr>
+        <w:t>已与 ××工业大学 Prof. Dr. Müller 取得联系，对方回复表示愿意接收，并确认其课题组正在开展的「不确定环境下的移动机器人自主导航」项目与我的研究计划高度相关，可提供整机实验平台支持。</w:t>
+      </w:r>
+    </w:p>
+    <w:tbl>
+      <w:tblPr>
+        <w:tblStyle w:val="TableGrid"/>
+        <w:tblW w:type="auto" w:w="0"/>
+        <w:jc w:val="center"/>
+        <w:tblLayout w:type="fixed"/>
+        <w:tblLook w:firstColumn="1" w:firstRow="1" w:lastColumn="0" w:lastRow="0" w:noHBand="0" w:noVBand="1" w:val="04A0"/>
+        <w:tblLayout w:type="fixed"/>
+        <w:tblCellMar>
+          <w:top w:w="50" w:type="dxa"/>
+          <w:bottom w:w="50" w:type="dxa"/>
+          <w:left w:w="100" w:type="dxa"/>
+          <w:right w:w="100" w:type="dxa"/>
+        </w:tblCellMar>
+      </w:tblPr>
+      <w:tblGrid>
+        <w:gridCol w:w="2328"/>
+        <w:gridCol w:w="6403"/>
+      </w:tblGrid>
+      <w:tr>
+        <w:trPr>
+          <w:tblHeader/>
+          <w:cantSplit/>
+        </w:trPr>
+        <w:tc>
+          <w:tcPr>
+            <w:tcW w:type="dxa" w:w="2328"/>
+          </w:tcPr>
+          <w:p>
+            <w:pPr>
+              <w:spacing w:before="0" w:after="0"/>
+              <w:jc w:val="center"/>
+            </w:pPr>
+            <w:r/>
+            <w:r>
+              <w:rPr>
+                <w:rFonts w:ascii="黑体" w:hAnsi="黑体" w:eastAsia="黑体"/>
                 <w:b/>
+                <w:color w:val="111827"/>
                 <w:sz w:val="21"/>
               </w:rPr>
               <w:t>项目</w:t>
@@ -82,61 +1221,19 @@
         </w:tc>
         <w:tc>
           <w:tcPr>
-            <w:tcW w:type="dxa" w:w="2835"/>
-            <w:vAlign w:val="center"/>
+            <w:tcW w:type="dxa" w:w="6403"/>
           </w:tcPr>
           <w:p>
             <w:pPr>
-              <w:spacing w:line="300" w:lineRule="auto"/>
+              <w:spacing w:before="0" w:after="0"/>
               <w:jc w:val="center"/>
             </w:pPr>
             <w:r/>
             <w:r>
               <w:rPr>
-                <w:rFonts w:ascii="宋体" w:hAnsi="宋体" w:eastAsia="宋体"/>
+                <w:rFonts w:ascii="黑体" w:hAnsi="黑体" w:eastAsia="黑体"/>
                 <w:b/>
-                <w:sz w:val="21"/>
-              </w:rPr>
-              <w:t>内容</w:t>
-            </w:r>
-          </w:p>
-        </w:tc>
-        <w:tc>
-          <w:tcPr>
-            <w:tcW w:type="dxa" w:w="1417"/>
-            <w:vAlign w:val="center"/>
-          </w:tcPr>
-          <w:p>
-            <w:pPr>
-              <w:spacing w:line="300" w:lineRule="auto"/>
-              <w:jc w:val="center"/>
-            </w:pPr>
-            <w:r/>
-            <w:r>
-              <w:rPr>
-                <w:rFonts w:ascii="宋体" w:hAnsi="宋体" w:eastAsia="宋体"/>
-                <w:b/>
-                <w:sz w:val="21"/>
-              </w:rPr>
-              <w:t>项目</w:t>
-            </w:r>
-          </w:p>
-        </w:tc>
-        <w:tc>
-          <w:tcPr>
-            <w:tcW w:type="dxa" w:w="2551"/>
-            <w:vAlign w:val="center"/>
-          </w:tcPr>
-          <w:p>
-            <w:pPr>
-              <w:spacing w:line="300" w:lineRule="auto"/>
-              <w:jc w:val="center"/>
-            </w:pPr>
-            <w:r/>
-            <w:r>
-              <w:rPr>
-                <w:rFonts w:ascii="宋体" w:hAnsi="宋体" w:eastAsia="宋体"/>
-                <w:b/>
+                <w:color w:val="111827"/>
                 <w:sz w:val="21"/>
               </w:rPr>
               <w:t>内容</w:t>
@@ -145,537 +1242,23 @@
         </w:tc>
       </w:tr>
       <w:tr>
+        <w:trPr>
+          <w:cantSplit/>
+        </w:trPr>
         <w:tc>
           <w:tcPr>
-            <w:tcW w:type="dxa" w:w="1417"/>
-            <w:vAlign w:val="center"/>
+            <w:tcW w:type="dxa" w:w="2328"/>
           </w:tcPr>
           <w:p>
             <w:pPr>
-              <w:spacing w:line="300" w:lineRule="auto"/>
-              <w:jc w:val="center"/>
+              <w:spacing w:before="0" w:after="0" w:line="276" w:lineRule="auto"/>
             </w:pPr>
             <w:r/>
             <w:r>
               <w:rPr>
                 <w:rFonts w:ascii="宋体" w:hAnsi="宋体" w:eastAsia="宋体"/>
                 <w:b w:val="0"/>
-                <w:sz w:val="21"/>
-              </w:rPr>
-              <w:t>姓名</w:t>
-            </w:r>
-          </w:p>
-        </w:tc>
-        <w:tc>
-          <w:tcPr>
-            <w:tcW w:type="dxa" w:w="2835"/>
-            <w:vAlign w:val="center"/>
-          </w:tcPr>
-          <w:p>
-            <w:pPr>
-              <w:spacing w:line="300" w:lineRule="auto"/>
-              <w:jc w:val="center"/>
-            </w:pPr>
-            <w:r/>
-            <w:r>
-              <w:rPr>
-                <w:rFonts w:ascii="宋体" w:hAnsi="宋体" w:eastAsia="宋体"/>
-                <w:b w:val="0"/>
-                <w:sz w:val="21"/>
-              </w:rPr>
-              <w:t>王某某</w:t>
-            </w:r>
-          </w:p>
-        </w:tc>
-        <w:tc>
-          <w:tcPr>
-            <w:tcW w:type="dxa" w:w="1417"/>
-            <w:vAlign w:val="center"/>
-          </w:tcPr>
-          <w:p>
-            <w:pPr>
-              <w:spacing w:line="300" w:lineRule="auto"/>
-              <w:jc w:val="center"/>
-            </w:pPr>
-            <w:r/>
-            <w:r>
-              <w:rPr>
-                <w:rFonts w:ascii="宋体" w:hAnsi="宋体" w:eastAsia="宋体"/>
-                <w:b w:val="0"/>
-                <w:sz w:val="21"/>
-              </w:rPr>
-              <w:t>性别</w:t>
-            </w:r>
-          </w:p>
-        </w:tc>
-        <w:tc>
-          <w:tcPr>
-            <w:tcW w:type="dxa" w:w="2551"/>
-            <w:vAlign w:val="center"/>
-          </w:tcPr>
-          <w:p>
-            <w:pPr>
-              <w:spacing w:line="300" w:lineRule="auto"/>
-              <w:jc w:val="center"/>
-            </w:pPr>
-            <w:r/>
-            <w:r>
-              <w:rPr>
-                <w:rFonts w:ascii="宋体" w:hAnsi="宋体" w:eastAsia="宋体"/>
-                <w:b w:val="0"/>
-                <w:sz w:val="21"/>
-              </w:rPr>
-              <w:t>男</w:t>
-            </w:r>
-          </w:p>
-        </w:tc>
-      </w:tr>
-      <w:tr>
-        <w:tc>
-          <w:tcPr>
-            <w:tcW w:type="dxa" w:w="1417"/>
-            <w:vAlign w:val="center"/>
-          </w:tcPr>
-          <w:p>
-            <w:pPr>
-              <w:spacing w:line="300" w:lineRule="auto"/>
-              <w:jc w:val="center"/>
-            </w:pPr>
-            <w:r/>
-            <w:r>
-              <w:rPr>
-                <w:rFonts w:ascii="宋体" w:hAnsi="宋体" w:eastAsia="宋体"/>
-                <w:b w:val="0"/>
-                <w:sz w:val="21"/>
-              </w:rPr>
-              <w:t>出生日期</w:t>
-            </w:r>
-          </w:p>
-        </w:tc>
-        <w:tc>
-          <w:tcPr>
-            <w:tcW w:type="dxa" w:w="2835"/>
-            <w:vAlign w:val="center"/>
-          </w:tcPr>
-          <w:p>
-            <w:pPr>
-              <w:spacing w:line="300" w:lineRule="auto"/>
-              <w:jc w:val="center"/>
-            </w:pPr>
-            <w:r/>
-            <w:r>
-              <w:rPr>
-                <w:rFonts w:ascii="宋体" w:hAnsi="宋体" w:eastAsia="宋体"/>
-                <w:b w:val="0"/>
-                <w:sz w:val="21"/>
-              </w:rPr>
-              <w:t>1995-06-15</w:t>
-            </w:r>
-          </w:p>
-        </w:tc>
-        <w:tc>
-          <w:tcPr>
-            <w:tcW w:type="dxa" w:w="1417"/>
-            <w:vAlign w:val="center"/>
-          </w:tcPr>
-          <w:p>
-            <w:pPr>
-              <w:spacing w:line="300" w:lineRule="auto"/>
-              <w:jc w:val="center"/>
-            </w:pPr>
-            <w:r/>
-            <w:r>
-              <w:rPr>
-                <w:rFonts w:ascii="宋体" w:hAnsi="宋体" w:eastAsia="宋体"/>
-                <w:b w:val="0"/>
-                <w:sz w:val="21"/>
-              </w:rPr>
-              <w:t>民族</w:t>
-            </w:r>
-          </w:p>
-        </w:tc>
-        <w:tc>
-          <w:tcPr>
-            <w:tcW w:type="dxa" w:w="2551"/>
-            <w:vAlign w:val="center"/>
-          </w:tcPr>
-          <w:p>
-            <w:pPr>
-              <w:spacing w:line="300" w:lineRule="auto"/>
-              <w:jc w:val="center"/>
-            </w:pPr>
-            <w:r/>
-            <w:r>
-              <w:rPr>
-                <w:rFonts w:ascii="宋体" w:hAnsi="宋体" w:eastAsia="宋体"/>
-                <w:b w:val="0"/>
-                <w:sz w:val="21"/>
-              </w:rPr>
-              <w:t>汉族</w:t>
-            </w:r>
-          </w:p>
-        </w:tc>
-      </w:tr>
-      <w:tr>
-        <w:tc>
-          <w:tcPr>
-            <w:tcW w:type="dxa" w:w="1417"/>
-            <w:vAlign w:val="center"/>
-          </w:tcPr>
-          <w:p>
-            <w:pPr>
-              <w:spacing w:line="300" w:lineRule="auto"/>
-              <w:jc w:val="center"/>
-            </w:pPr>
-            <w:r/>
-            <w:r>
-              <w:rPr>
-                <w:rFonts w:ascii="宋体" w:hAnsi="宋体" w:eastAsia="宋体"/>
-                <w:b w:val="0"/>
-                <w:sz w:val="21"/>
-              </w:rPr>
-              <w:t>政治面貌</w:t>
-            </w:r>
-          </w:p>
-        </w:tc>
-        <w:tc>
-          <w:tcPr>
-            <w:tcW w:type="dxa" w:w="2835"/>
-            <w:vAlign w:val="center"/>
-          </w:tcPr>
-          <w:p>
-            <w:pPr>
-              <w:spacing w:line="300" w:lineRule="auto"/>
-              <w:jc w:val="center"/>
-            </w:pPr>
-            <w:r/>
-            <w:r>
-              <w:rPr>
-                <w:rFonts w:ascii="宋体" w:hAnsi="宋体" w:eastAsia="宋体"/>
-                <w:b w:val="0"/>
-                <w:sz w:val="21"/>
-              </w:rPr>
-              <w:t>中共党员</w:t>
-            </w:r>
-          </w:p>
-        </w:tc>
-        <w:tc>
-          <w:tcPr>
-            <w:tcW w:type="dxa" w:w="1417"/>
-            <w:vAlign w:val="center"/>
-          </w:tcPr>
-          <w:p>
-            <w:pPr>
-              <w:spacing w:line="300" w:lineRule="auto"/>
-              <w:jc w:val="center"/>
-            </w:pPr>
-            <w:r/>
-            <w:r>
-              <w:rPr>
-                <w:rFonts w:ascii="宋体" w:hAnsi="宋体" w:eastAsia="宋体"/>
-                <w:b w:val="0"/>
-                <w:sz w:val="21"/>
-              </w:rPr>
-              <w:t>婚姻状况</w:t>
-            </w:r>
-          </w:p>
-        </w:tc>
-        <w:tc>
-          <w:tcPr>
-            <w:tcW w:type="dxa" w:w="2551"/>
-            <w:vAlign w:val="center"/>
-          </w:tcPr>
-          <w:p>
-            <w:pPr>
-              <w:spacing w:line="300" w:lineRule="auto"/>
-              <w:jc w:val="center"/>
-            </w:pPr>
-            <w:r/>
-            <w:r>
-              <w:rPr>
-                <w:rFonts w:ascii="宋体" w:hAnsi="宋体" w:eastAsia="宋体"/>
-                <w:b w:val="0"/>
-                <w:sz w:val="21"/>
-              </w:rPr>
-              <w:t>已婚</w:t>
-            </w:r>
-          </w:p>
-        </w:tc>
-      </w:tr>
-      <w:tr>
-        <w:tc>
-          <w:tcPr>
-            <w:tcW w:type="dxa" w:w="1417"/>
-            <w:vAlign w:val="center"/>
-          </w:tcPr>
-          <w:p>
-            <w:pPr>
-              <w:spacing w:line="300" w:lineRule="auto"/>
-              <w:jc w:val="center"/>
-            </w:pPr>
-            <w:r/>
-            <w:r>
-              <w:rPr>
-                <w:rFonts w:ascii="宋体" w:hAnsi="宋体" w:eastAsia="宋体"/>
-                <w:b w:val="0"/>
-                <w:sz w:val="21"/>
-              </w:rPr>
-              <w:t>现单位</w:t>
-            </w:r>
-          </w:p>
-        </w:tc>
-        <w:tc>
-          <w:tcPr>
-            <w:tcW w:type="dxa" w:w="2835"/>
-            <w:vAlign w:val="center"/>
-          </w:tcPr>
-          <w:p>
-            <w:pPr>
-              <w:spacing w:line="300" w:lineRule="auto"/>
-              <w:jc w:val="center"/>
-            </w:pPr>
-            <w:r/>
-            <w:r>
-              <w:rPr>
-                <w:rFonts w:ascii="宋体" w:hAnsi="宋体" w:eastAsia="宋体"/>
-                <w:b w:val="0"/>
-                <w:sz w:val="21"/>
-              </w:rPr>
-              <w:t>XX 大学材料科学与工程学院 2022 级博士研究生</w:t>
-            </w:r>
-          </w:p>
-        </w:tc>
-        <w:tc>
-          <w:tcPr>
-            <w:tcW w:type="dxa" w:w="1417"/>
-            <w:vAlign w:val="center"/>
-          </w:tcPr>
-          <w:p>
-            <w:pPr>
-              <w:spacing w:line="300" w:lineRule="auto"/>
-              <w:jc w:val="center"/>
-            </w:pPr>
-            <w:r/>
-            <w:r>
-              <w:rPr>
-                <w:rFonts w:ascii="宋体" w:hAnsi="宋体" w:eastAsia="宋体"/>
-                <w:b w:val="0"/>
-                <w:sz w:val="21"/>
-              </w:rPr>
-              <w:t>联系电话</w:t>
-            </w:r>
-          </w:p>
-        </w:tc>
-        <w:tc>
-          <w:tcPr>
-            <w:tcW w:type="dxa" w:w="2551"/>
-            <w:vAlign w:val="center"/>
-          </w:tcPr>
-          <w:p>
-            <w:pPr>
-              <w:spacing w:line="300" w:lineRule="auto"/>
-              <w:jc w:val="center"/>
-            </w:pPr>
-            <w:r/>
-            <w:r>
-              <w:rPr>
-                <w:rFonts w:ascii="宋体" w:hAnsi="宋体" w:eastAsia="宋体"/>
-                <w:b w:val="0"/>
-                <w:sz w:val="21"/>
-              </w:rPr>
-              <w:t>138XXXXXXXX</w:t>
-            </w:r>
-          </w:p>
-        </w:tc>
-      </w:tr>
-      <w:tr>
-        <w:tc>
-          <w:tcPr>
-            <w:tcW w:type="dxa" w:w="1417"/>
-            <w:vAlign w:val="center"/>
-          </w:tcPr>
-          <w:p>
-            <w:pPr>
-              <w:spacing w:line="300" w:lineRule="auto"/>
-              <w:jc w:val="center"/>
-            </w:pPr>
-            <w:r/>
-            <w:r>
-              <w:rPr>
-                <w:rFonts w:ascii="宋体" w:hAnsi="宋体" w:eastAsia="宋体"/>
-                <w:b w:val="0"/>
-                <w:sz w:val="21"/>
-              </w:rPr>
-              <w:t>电子邮箱</w:t>
-            </w:r>
-          </w:p>
-        </w:tc>
-        <w:tc>
-          <w:tcPr>
-            <w:tcW w:type="dxa" w:w="2835"/>
-            <w:vAlign w:val="center"/>
-          </w:tcPr>
-          <w:p>
-            <w:pPr>
-              <w:spacing w:line="300" w:lineRule="auto"/>
-              <w:jc w:val="center"/>
-            </w:pPr>
-            <w:r/>
-            <w:r>
-              <w:rPr>
-                <w:rFonts w:ascii="宋体" w:hAnsi="宋体" w:eastAsia="宋体"/>
-                <w:b w:val="0"/>
-                <w:sz w:val="21"/>
-              </w:rPr>
-              <w:t>wang@example.edu.cn</w:t>
-            </w:r>
-          </w:p>
-        </w:tc>
-        <w:tc>
-          <w:tcPr>
-            <w:tcW w:type="dxa" w:w="1417"/>
-            <w:vAlign w:val="center"/>
-          </w:tcPr>
-          <w:p>
-            <w:pPr>
-              <w:spacing w:line="300" w:lineRule="auto"/>
-              <w:jc w:val="center"/>
-            </w:pPr>
-            <w:r/>
-            <w:r>
-              <w:rPr>
-                <w:rFonts w:ascii="宋体" w:hAnsi="宋体" w:eastAsia="宋体"/>
-                <w:b w:val="0"/>
-                <w:sz w:val="21"/>
-              </w:rPr>
-              <w:t>申请项目</w:t>
-            </w:r>
-          </w:p>
-        </w:tc>
-        <w:tc>
-          <w:tcPr>
-            <w:tcW w:type="dxa" w:w="2551"/>
-            <w:vAlign w:val="center"/>
-          </w:tcPr>
-          <w:p>
-            <w:pPr>
-              <w:spacing w:line="300" w:lineRule="auto"/>
-              <w:jc w:val="center"/>
-            </w:pPr>
-            <w:r/>
-            <w:r>
-              <w:rPr>
-                <w:rFonts w:ascii="宋体" w:hAnsi="宋体" w:eastAsia="宋体"/>
-                <w:b w:val="0"/>
-                <w:sz w:val="21"/>
-              </w:rPr>
-              <w:t>联合培养博士研究生</w:t>
-            </w:r>
-          </w:p>
-        </w:tc>
-      </w:tr>
-      <w:tr>
-        <w:tc>
-          <w:tcPr>
-            <w:tcW w:type="dxa" w:w="1417"/>
-            <w:vAlign w:val="center"/>
-          </w:tcPr>
-          <w:p>
-            <w:pPr>
-              <w:spacing w:line="300" w:lineRule="auto"/>
-              <w:jc w:val="center"/>
-            </w:pPr>
-            <w:r/>
-            <w:r>
-              <w:rPr>
-                <w:rFonts w:ascii="宋体" w:hAnsi="宋体" w:eastAsia="宋体"/>
-                <w:b w:val="0"/>
-                <w:sz w:val="21"/>
-              </w:rPr>
-              <w:t>留学国家</w:t>
-            </w:r>
-          </w:p>
-        </w:tc>
-        <w:tc>
-          <w:tcPr>
-            <w:tcW w:type="dxa" w:w="2835"/>
-            <w:vAlign w:val="center"/>
-          </w:tcPr>
-          <w:p>
-            <w:pPr>
-              <w:spacing w:line="300" w:lineRule="auto"/>
-              <w:jc w:val="center"/>
-            </w:pPr>
-            <w:r/>
-            <w:r>
-              <w:rPr>
-                <w:rFonts w:ascii="宋体" w:hAnsi="宋体" w:eastAsia="宋体"/>
-                <w:b w:val="0"/>
-                <w:sz w:val="21"/>
-              </w:rPr>
-              <w:t>美国</w:t>
-            </w:r>
-          </w:p>
-        </w:tc>
-        <w:tc>
-          <w:tcPr>
-            <w:tcW w:type="dxa" w:w="1417"/>
-            <w:vAlign w:val="center"/>
-          </w:tcPr>
-          <w:p>
-            <w:pPr>
-              <w:spacing w:line="300" w:lineRule="auto"/>
-              <w:jc w:val="center"/>
-            </w:pPr>
-            <w:r/>
-            <w:r>
-              <w:rPr>
-                <w:rFonts w:ascii="宋体" w:hAnsi="宋体" w:eastAsia="宋体"/>
-                <w:b w:val="0"/>
-                <w:sz w:val="21"/>
-              </w:rPr>
-              <w:t>留学院校</w:t>
-            </w:r>
-          </w:p>
-        </w:tc>
-        <w:tc>
-          <w:tcPr>
-            <w:tcW w:type="dxa" w:w="2551"/>
-            <w:vAlign w:val="center"/>
-          </w:tcPr>
-          <w:p>
-            <w:pPr>
-              <w:spacing w:line="300" w:lineRule="auto"/>
-              <w:jc w:val="center"/>
-            </w:pPr>
-            <w:r/>
-            <w:r>
-              <w:rPr>
-                <w:rFonts w:ascii="宋体" w:hAnsi="宋体" w:eastAsia="宋体"/>
-                <w:b w:val="0"/>
-                <w:sz w:val="21"/>
-              </w:rPr>
-              <w:t>麻省理工学院</w:t>
-            </w:r>
-          </w:p>
-        </w:tc>
-      </w:tr>
-      <w:tr>
-        <w:tc>
-          <w:tcPr>
-            <w:tcW w:type="dxa" w:w="1417"/>
-            <w:vAlign w:val="center"/>
-          </w:tcPr>
-          <w:p>
-            <w:pPr>
-              <w:spacing w:line="300" w:lineRule="auto"/>
-              <w:jc w:val="center"/>
-            </w:pPr>
-            <w:r/>
-            <w:r>
-              <w:rPr>
-                <w:rFonts w:ascii="宋体" w:hAnsi="宋体" w:eastAsia="宋体"/>
-                <w:b w:val="0"/>
+                <w:color w:val="111827"/>
                 <w:sz w:val="21"/>
               </w:rPr>
               <w:t>外方导师</w:t>
@@ -684,12 +1267,11 @@
         </w:tc>
         <w:tc>
           <w:tcPr>
-            <w:tcW w:type="dxa" w:w="2835"/>
-            <w:vAlign w:val="center"/>
+            <w:tcW w:type="dxa" w:w="6403"/>
           </w:tcPr>
           <w:p>
             <w:pPr>
-              <w:spacing w:line="300" w:lineRule="auto"/>
+              <w:spacing w:before="0" w:after="0" w:line="276" w:lineRule="auto"/>
               <w:jc w:val="center"/>
             </w:pPr>
             <w:r/>
@@ -697,113 +1279,32 @@
               <w:rPr>
                 <w:rFonts w:ascii="宋体" w:hAnsi="宋体" w:eastAsia="宋体"/>
                 <w:b w:val="0"/>
+                <w:color w:val="111827"/>
                 <w:sz w:val="21"/>
               </w:rPr>
-              <w:t>Yet-Ming Chiang</w:t>
+              <w:t>Prof. Dr. Müller，机器人学研究所</w:t>
             </w:r>
           </w:p>
         </w:tc>
+      </w:tr>
+      <w:tr>
+        <w:trPr>
+          <w:cantSplit/>
+        </w:trPr>
         <w:tc>
           <w:tcPr>
-            <w:tcW w:type="dxa" w:w="1417"/>
-            <w:vAlign w:val="center"/>
+            <w:tcW w:type="dxa" w:w="2328"/>
           </w:tcPr>
           <w:p>
             <w:pPr>
-              <w:spacing w:line="300" w:lineRule="auto"/>
-              <w:jc w:val="center"/>
+              <w:spacing w:before="0" w:after="0" w:line="276" w:lineRule="auto"/>
             </w:pPr>
             <w:r/>
             <w:r>
               <w:rPr>
                 <w:rFonts w:ascii="宋体" w:hAnsi="宋体" w:eastAsia="宋体"/>
                 <w:b w:val="0"/>
-                <w:sz w:val="21"/>
-              </w:rPr>
-              <w:t>国内导师</w:t>
-            </w:r>
-          </w:p>
-        </w:tc>
-        <w:tc>
-          <w:tcPr>
-            <w:tcW w:type="dxa" w:w="2551"/>
-            <w:vAlign w:val="center"/>
-          </w:tcPr>
-          <w:p>
-            <w:pPr>
-              <w:spacing w:line="300" w:lineRule="auto"/>
-              <w:jc w:val="center"/>
-            </w:pPr>
-            <w:r/>
-            <w:r>
-              <w:rPr>
-                <w:rFonts w:ascii="宋体" w:hAnsi="宋体" w:eastAsia="宋体"/>
-                <w:b w:val="0"/>
-                <w:sz w:val="21"/>
-              </w:rPr>
-              <w:t>李某某</w:t>
-            </w:r>
-          </w:p>
-        </w:tc>
-      </w:tr>
-      <w:tr>
-        <w:tc>
-          <w:tcPr>
-            <w:tcW w:type="dxa" w:w="1417"/>
-            <w:vAlign w:val="center"/>
-          </w:tcPr>
-          <w:p>
-            <w:pPr>
-              <w:spacing w:line="300" w:lineRule="auto"/>
-              <w:jc w:val="center"/>
-            </w:pPr>
-            <w:r/>
-            <w:r>
-              <w:rPr>
-                <w:rFonts w:ascii="宋体" w:hAnsi="宋体" w:eastAsia="宋体"/>
-                <w:b w:val="0"/>
-                <w:sz w:val="21"/>
-              </w:rPr>
-              <w:t>推荐单位</w:t>
-            </w:r>
-          </w:p>
-        </w:tc>
-        <w:tc>
-          <w:tcPr>
-            <w:tcW w:type="dxa" w:w="2835"/>
-            <w:vAlign w:val="center"/>
-          </w:tcPr>
-          <w:p>
-            <w:pPr>
-              <w:spacing w:line="300" w:lineRule="auto"/>
-              <w:jc w:val="center"/>
-            </w:pPr>
-            <w:r/>
-            <w:r>
-              <w:rPr>
-                <w:rFonts w:ascii="宋体" w:hAnsi="宋体" w:eastAsia="宋体"/>
-                <w:b w:val="0"/>
-                <w:sz w:val="21"/>
-              </w:rPr>
-              <w:t>XX 大学</w:t>
-            </w:r>
-          </w:p>
-        </w:tc>
-        <w:tc>
-          <w:tcPr>
-            <w:tcW w:type="dxa" w:w="1417"/>
-            <w:vAlign w:val="center"/>
-          </w:tcPr>
-          <w:p>
-            <w:pPr>
-              <w:spacing w:line="300" w:lineRule="auto"/>
-              <w:jc w:val="center"/>
-            </w:pPr>
-            <w:r/>
-            <w:r>
-              <w:rPr>
-                <w:rFonts w:ascii="宋体" w:hAnsi="宋体" w:eastAsia="宋体"/>
-                <w:b w:val="0"/>
+                <w:color w:val="111827"/>
                 <w:sz w:val="21"/>
               </w:rPr>
               <w:t>研究方向</w:t>
@@ -812,12 +1313,11 @@
         </w:tc>
         <w:tc>
           <w:tcPr>
-            <w:tcW w:type="dxa" w:w="2551"/>
-            <w:vAlign w:val="center"/>
+            <w:tcW w:type="dxa" w:w="6403"/>
           </w:tcPr>
           <w:p>
             <w:pPr>
-              <w:spacing w:line="300" w:lineRule="auto"/>
+              <w:spacing w:before="0" w:after="0" w:line="276" w:lineRule="auto"/>
               <w:jc w:val="center"/>
             </w:pPr>
             <w:r/>
@@ -825,22 +1325,45 @@
               <w:rPr>
                 <w:rFonts w:ascii="宋体" w:hAnsi="宋体" w:eastAsia="宋体"/>
                 <w:b w:val="0"/>
+                <w:color w:val="111827"/>
                 <w:sz w:val="21"/>
               </w:rPr>
-              <w:t>硫碳复合正极的原位表征与界面调控</w:t>
+              <w:t>不确定环境下的移动机器人自主导航</w:t>
             </w:r>
           </w:p>
         </w:tc>
       </w:tr>
       <w:tr>
+        <w:trPr>
+          <w:cantSplit/>
+        </w:trPr>
         <w:tc>
           <w:tcPr>
-            <w:tcW w:type="dxa" w:w="1417"/>
-            <w:vAlign w:val="center"/>
+            <w:tcW w:type="dxa" w:w="2328"/>
           </w:tcPr>
           <w:p>
             <w:pPr>
-              <w:spacing w:line="300" w:lineRule="auto"/>
+              <w:spacing w:before="0" w:after="0" w:line="276" w:lineRule="auto"/>
+            </w:pPr>
+            <w:r/>
+            <w:r>
+              <w:rPr>
+                <w:rFonts w:ascii="宋体" w:hAnsi="宋体" w:eastAsia="宋体"/>
+                <w:b w:val="0"/>
+                <w:color w:val="111827"/>
+                <w:sz w:val="21"/>
+              </w:rPr>
+              <w:t>可提供条件</w:t>
+            </w:r>
+          </w:p>
+        </w:tc>
+        <w:tc>
+          <w:tcPr>
+            <w:tcW w:type="dxa" w:w="6403"/>
+          </w:tcPr>
+          <w:p>
+            <w:pPr>
+              <w:spacing w:before="0" w:after="0" w:line="276" w:lineRule="auto"/>
               <w:jc w:val="center"/>
             </w:pPr>
             <w:r/>
@@ -848,20 +1371,45 @@
               <w:rPr>
                 <w:rFonts w:ascii="宋体" w:hAnsi="宋体" w:eastAsia="宋体"/>
                 <w:b w:val="0"/>
+                <w:color w:val="111827"/>
                 <w:sz w:val="21"/>
               </w:rPr>
-              <w:t>留学起止</w:t>
+              <w:t>整机实验平台、激光雷达与动捕系统</w:t>
+            </w:r>
+          </w:p>
+        </w:tc>
+      </w:tr>
+      <w:tr>
+        <w:trPr>
+          <w:cantSplit/>
+        </w:trPr>
+        <w:tc>
+          <w:tcPr>
+            <w:tcW w:type="dxa" w:w="2328"/>
+          </w:tcPr>
+          <w:p>
+            <w:pPr>
+              <w:spacing w:before="0" w:after="0" w:line="276" w:lineRule="auto"/>
+            </w:pPr>
+            <w:r/>
+            <w:r>
+              <w:rPr>
+                <w:rFonts w:ascii="宋体" w:hAnsi="宋体" w:eastAsia="宋体"/>
+                <w:b w:val="0"/>
+                <w:color w:val="111827"/>
+                <w:sz w:val="21"/>
+              </w:rPr>
+              <w:t>沟通情况</w:t>
             </w:r>
           </w:p>
         </w:tc>
         <w:tc>
           <w:tcPr>
-            <w:tcW w:type="dxa" w:w="2835"/>
-            <w:vAlign w:val="center"/>
+            <w:tcW w:type="dxa" w:w="6403"/>
           </w:tcPr>
           <w:p>
             <w:pPr>
-              <w:spacing w:line="300" w:lineRule="auto"/>
+              <w:spacing w:before="0" w:after="0" w:line="276" w:lineRule="auto"/>
               <w:jc w:val="center"/>
             </w:pPr>
             <w:r/>
@@ -869,20 +1417,319 @@
               <w:rPr>
                 <w:rFonts w:ascii="宋体" w:hAnsi="宋体" w:eastAsia="宋体"/>
                 <w:b w:val="0"/>
+                <w:color w:val="111827"/>
                 <w:sz w:val="21"/>
               </w:rPr>
-              <w:t>2024-09-01 ~ 2026-08-31</w:t>
+              <w:t>已往来邮件 4 封，导师明确表示愿意接收</w:t>
+            </w:r>
+          </w:p>
+        </w:tc>
+      </w:tr>
+    </w:tbl>
+    <w:p>
+      <w:pPr>
+        <w:spacing w:before="0" w:after="0" w:line="240" w:lineRule="exact"/>
+      </w:pPr>
+      <w:r>
+        <w:rPr>
+          <w:rFonts w:ascii="宋体" w:hAnsi="宋体" w:eastAsia="宋体"/>
+          <w:b w:val="0"/>
+          <w:color w:val="111827"/>
+          <w:sz w:val="16"/>
+        </w:rPr>
+      </w:r>
+    </w:p>
+    <w:p>
+      <w:pPr>
+        <w:spacing w:before="0" w:after="120" w:lineRule="auto" w:line="360"/>
+        <w:ind w:firstLine="480"/>
+      </w:pPr>
+      <w:r>
+        <w:rPr>
+          <w:rFonts w:ascii="宋体" w:hAnsi="宋体" w:eastAsia="宋体"/>
+          <w:b w:val="0"/>
+          <w:color w:val="111827"/>
+          <w:sz w:val="24"/>
+        </w:rPr>
+        <w:t>选择 ××工业大学而非排名更高的院校，是经过具体比较的。该校机器人学研究所拥有 400 平方米的室内飞行场与 Vicon 动捕系统，这套设施与我校实验室同源，我在国内积累的测试经验可以直接迁移，不需要重新适应工具链。此外该所与三家工业机器人企业有联合实验室，整机验证不必受限于实验室条件。</w:t>
+      </w:r>
+    </w:p>
+    <w:p>
+      <w:pPr>
+        <w:spacing w:before="0" w:after="120" w:lineRule="auto" w:line="360"/>
+        <w:ind w:firstLine="480"/>
+      </w:pPr>
+      <w:r>
+        <w:rPr>
+          <w:rFonts w:ascii="宋体" w:hAnsi="宋体" w:eastAsia="宋体"/>
+          <w:b w:val="0"/>
+          <w:color w:val="111827"/>
+          <w:sz w:val="24"/>
+        </w:rPr>
+        <w:t>与 Prof. Dr. Müller 的沟通过程中，他明确提到课题组目前正在处理「感知不确定性下的规划鲁棒性」问题，与我本科阶段遇到的那 3 个百分点差距是同一个问题。他建议我入学前先补齐概率机器人学的数学基础，我已据此调整了自学计划。</w:t>
+      </w:r>
+    </w:p>
+    <w:p>
+      <w:pPr>
+        <w:spacing w:before="0" w:after="120" w:lineRule="auto" w:line="360"/>
+        <w:ind w:firstLine="480"/>
+      </w:pPr>
+      <w:r>
+        <w:rPr>
+          <w:rFonts w:ascii="宋体" w:hAnsi="宋体" w:eastAsia="宋体"/>
+          <w:b w:val="0"/>
+          <w:color w:val="111827"/>
+          <w:sz w:val="24"/>
+        </w:rPr>
+        <w:t>关于「为什么是这所学校」，我想补充一个具体理由。该校机器人学研究所的室内飞行场有 400 平方米、净高 8 米，且装有 12 台动捕相机——这个配置能支撑真实的动态障碍实验，而不是只能在仿真里跑。国内多数高校的室内场地净高不足 4 米，高速飞行测试根本做不了。</w:t>
+      </w:r>
+    </w:p>
+    <w:p>
+      <w:pPr>
+        <w:spacing w:before="0" w:after="120" w:lineRule="auto" w:line="360"/>
+        <w:ind w:firstLine="480"/>
+      </w:pPr>
+      <w:r>
+        <w:rPr>
+          <w:rFonts w:ascii="宋体" w:hAnsi="宋体" w:eastAsia="宋体"/>
+          <w:b w:val="0"/>
+          <w:color w:val="111827"/>
+          <w:sz w:val="24"/>
+        </w:rPr>
+        <w:t>与 Prof. Dr. Müller 的沟通中，他提到课题组目前的一个痛点：算法在仿真里表现好，一上机就退化，而他们缺一个能做系统级调试的学生。我的本科经历恰好补这一块——我在实机上踩过的坑，正是他们现在要踩的。这也是我认为双方匹配度高的原因，而不只是研究方向相同。</w:t>
+      </w:r>
+    </w:p>
+    <w:p>
+      <w:pPr>
+        <w:keepNext/>
+        <w:keepLines/>
+        <w:spacing w:before="360" w:after="160" w:line="360" w:lineRule="auto"/>
+      </w:pPr>
+      <w:r>
+        <w:rPr>
+          <w:rFonts w:ascii="黑体" w:hAnsi="黑体" w:eastAsia="黑体"/>
+          <w:b/>
+          <w:color w:val="111827"/>
+          <w:sz w:val="30"/>
+        </w:rPr>
+        <w:t>四、语言能力与跨文化适应准备</w:t>
+      </w:r>
+    </w:p>
+    <w:p>
+      <w:pPr>
+        <w:spacing w:before="0" w:after="120" w:lineRule="auto" w:line="360"/>
+        <w:ind w:firstLine="480"/>
+      </w:pPr>
+      <w:r>
+        <w:rPr>
+          <w:rFonts w:ascii="宋体" w:hAnsi="宋体" w:eastAsia="宋体"/>
+          <w:b w:val="0"/>
+          <w:color w:val="111827"/>
+          <w:sz w:val="24"/>
+        </w:rPr>
+        <w:t>我的雅思成绩是总分 7.0（阅读 8.0、听力 7.5、写作 6.5、口语 6.5）。这个分数够用但不够好，写作和口语是明显短板，而这两项恰恰是留学期间最常用的。所以我给自己定了两条补强计划。</w:t>
+      </w:r>
+    </w:p>
+    <w:p>
+      <w:pPr>
+        <w:keepNext/>
+        <w:keepLines/>
+        <w:spacing w:before="200" w:after="80"/>
+        <w:jc w:val="center"/>
+      </w:pPr>
+      <w:r>
+        <w:drawing>
+          <wp:inline xmlns:a="http://schemas.openxmlformats.org/drawingml/2006/main" xmlns:pic="http://schemas.openxmlformats.org/drawingml/2006/picture">
+            <wp:extent cx="5132497" cy="2520000"/>
+            <wp:docPr id="3" name="Picture 3"/>
+            <wp:cNvGraphicFramePr>
+              <a:graphicFrameLocks noChangeAspect="1"/>
+            </wp:cNvGraphicFramePr>
+            <a:graphic>
+              <a:graphicData uri="http://schemas.openxmlformats.org/drawingml/2006/picture">
+                <pic:pic>
+                  <pic:nvPicPr>
+                    <pic:cNvPr id="0" name="17_readiness.png"/>
+                    <pic:cNvPicPr/>
+                  </pic:nvPicPr>
+                  <pic:blipFill>
+                    <a:blip r:embed="rId11"/>
+                    <a:stretch>
+                      <a:fillRect/>
+                    </a:stretch>
+                  </pic:blipFill>
+                  <pic:spPr>
+                    <a:xfrm>
+                      <a:off x="0" y="0"/>
+                      <a:ext cx="5132497" cy="2520000"/>
+                    </a:xfrm>
+                    <a:prstGeom prst="rect"/>
+                  </pic:spPr>
+                </pic:pic>
+              </a:graphicData>
+            </a:graphic>
+          </wp:inline>
+        </w:drawing>
+      </w:r>
+    </w:p>
+    <w:p>
+      <w:pPr>
+        <w:keepLines/>
+        <w:spacing w:before="0" w:after="280"/>
+        <w:jc w:val="center"/>
+      </w:pPr>
+      <w:r>
+        <w:rPr>
+          <w:rFonts w:ascii="宋体" w:hAnsi="宋体" w:eastAsia="宋体"/>
+          <w:b w:val="0"/>
+          <w:color w:val="6B7280"/>
+          <w:sz w:val="21"/>
+        </w:rPr>
+        <w:t>图 3　出国准备就绪度自评</w:t>
+      </w:r>
+    </w:p>
+    <w:tbl>
+      <w:tblPr>
+        <w:tblStyle w:val="TableGrid"/>
+        <w:tblW w:type="auto" w:w="0"/>
+        <w:jc w:val="center"/>
+        <w:tblLayout w:type="fixed"/>
+        <w:tblLook w:firstColumn="1" w:firstRow="1" w:lastColumn="0" w:lastRow="0" w:noHBand="0" w:noVBand="1" w:val="04A0"/>
+        <w:tblLayout w:type="fixed"/>
+        <w:tblCellMar>
+          <w:top w:w="50" w:type="dxa"/>
+          <w:bottom w:w="50" w:type="dxa"/>
+          <w:left w:w="100" w:type="dxa"/>
+          <w:right w:w="100" w:type="dxa"/>
+        </w:tblCellMar>
+      </w:tblPr>
+      <w:tblGrid>
+        <w:gridCol w:w="1204"/>
+        <w:gridCol w:w="2710"/>
+        <w:gridCol w:w="2308"/>
+        <w:gridCol w:w="2509"/>
+      </w:tblGrid>
+      <w:tr>
+        <w:trPr>
+          <w:tblHeader/>
+          <w:cantSplit/>
+        </w:trPr>
+        <w:tc>
+          <w:tcPr>
+            <w:tcW w:type="dxa" w:w="1204"/>
+          </w:tcPr>
+          <w:p>
+            <w:pPr>
+              <w:spacing w:before="0" w:after="0"/>
+              <w:jc w:val="center"/>
+            </w:pPr>
+            <w:r/>
+            <w:r>
+              <w:rPr>
+                <w:rFonts w:ascii="黑体" w:hAnsi="黑体" w:eastAsia="黑体"/>
+                <w:b/>
+                <w:color w:val="111827"/>
+                <w:sz w:val="21"/>
+              </w:rPr>
+              <w:t>能力项</w:t>
             </w:r>
           </w:p>
         </w:tc>
         <w:tc>
           <w:tcPr>
-            <w:tcW w:type="dxa" w:w="1417"/>
-            <w:vAlign w:val="center"/>
+            <w:tcW w:type="dxa" w:w="2710"/>
           </w:tcPr>
           <w:p>
             <w:pPr>
-              <w:spacing w:line="300" w:lineRule="auto"/>
+              <w:spacing w:before="0" w:after="0"/>
+              <w:jc w:val="center"/>
+            </w:pPr>
+            <w:r/>
+            <w:r>
+              <w:rPr>
+                <w:rFonts w:ascii="黑体" w:hAnsi="黑体" w:eastAsia="黑体"/>
+                <w:b/>
+                <w:color w:val="111827"/>
+                <w:sz w:val="21"/>
+              </w:rPr>
+              <w:t>当前状态</w:t>
+            </w:r>
+          </w:p>
+        </w:tc>
+        <w:tc>
+          <w:tcPr>
+            <w:tcW w:type="dxa" w:w="2308"/>
+          </w:tcPr>
+          <w:p>
+            <w:pPr>
+              <w:spacing w:before="0" w:after="0"/>
+              <w:jc w:val="center"/>
+            </w:pPr>
+            <w:r/>
+            <w:r>
+              <w:rPr>
+                <w:rFonts w:ascii="黑体" w:hAnsi="黑体" w:eastAsia="黑体"/>
+                <w:b/>
+                <w:color w:val="111827"/>
+                <w:sz w:val="21"/>
+              </w:rPr>
+              <w:t>目标</w:t>
+            </w:r>
+          </w:p>
+        </w:tc>
+        <w:tc>
+          <w:tcPr>
+            <w:tcW w:type="dxa" w:w="2509"/>
+          </w:tcPr>
+          <w:p>
+            <w:pPr>
+              <w:spacing w:before="0" w:after="0"/>
+              <w:jc w:val="center"/>
+            </w:pPr>
+            <w:r/>
+            <w:r>
+              <w:rPr>
+                <w:rFonts w:ascii="黑体" w:hAnsi="黑体" w:eastAsia="黑体"/>
+                <w:b/>
+                <w:color w:val="111827"/>
+                <w:sz w:val="21"/>
+              </w:rPr>
+              <w:t>具体做法</w:t>
+            </w:r>
+          </w:p>
+        </w:tc>
+      </w:tr>
+      <w:tr>
+        <w:trPr>
+          <w:cantSplit/>
+        </w:trPr>
+        <w:tc>
+          <w:tcPr>
+            <w:tcW w:type="dxa" w:w="1204"/>
+          </w:tcPr>
+          <w:p>
+            <w:pPr>
+              <w:spacing w:before="0" w:after="0" w:line="276" w:lineRule="auto"/>
+            </w:pPr>
+            <w:r/>
+            <w:r>
+              <w:rPr>
+                <w:rFonts w:ascii="宋体" w:hAnsi="宋体" w:eastAsia="宋体"/>
+                <w:b w:val="0"/>
+                <w:color w:val="111827"/>
+                <w:sz w:val="21"/>
+              </w:rPr>
+              <w:t>学术写作</w:t>
+            </w:r>
+          </w:p>
+        </w:tc>
+        <w:tc>
+          <w:tcPr>
+            <w:tcW w:type="dxa" w:w="2710"/>
+          </w:tcPr>
+          <w:p>
+            <w:pPr>
+              <w:spacing w:before="0" w:after="0" w:line="276" w:lineRule="auto"/>
               <w:jc w:val="center"/>
             </w:pPr>
             <w:r/>
@@ -890,20 +1737,20 @@
               <w:rPr>
                 <w:rFonts w:ascii="宋体" w:hAnsi="宋体" w:eastAsia="宋体"/>
                 <w:b w:val="0"/>
+                <w:color w:val="111827"/>
                 <w:sz w:val="21"/>
               </w:rPr>
-              <w:t>留学月数</w:t>
+              <w:t>雅思写作 6.5，能写完整论文但句式单一</w:t>
             </w:r>
           </w:p>
         </w:tc>
         <w:tc>
           <w:tcPr>
-            <w:tcW w:type="dxa" w:w="2551"/>
-            <w:vAlign w:val="center"/>
+            <w:tcW w:type="dxa" w:w="2308"/>
           </w:tcPr>
           <w:p>
             <w:pPr>
-              <w:spacing w:line="300" w:lineRule="auto"/>
+              <w:spacing w:before="0" w:after="0" w:line="276" w:lineRule="auto"/>
               <w:jc w:val="center"/>
             </w:pPr>
             <w:r/>
@@ -911,22 +1758,20 @@
               <w:rPr>
                 <w:rFonts w:ascii="宋体" w:hAnsi="宋体" w:eastAsia="宋体"/>
                 <w:b w:val="0"/>
+                <w:color w:val="111827"/>
                 <w:sz w:val="21"/>
               </w:rPr>
-              <w:t>24 个月</w:t>
+              <w:t>能独立撰写英文期刊投稿信与回复审稿意见</w:t>
             </w:r>
           </w:p>
         </w:tc>
-      </w:tr>
-      <w:tr>
         <w:tc>
           <w:tcPr>
-            <w:tcW w:type="dxa" w:w="1417"/>
-            <w:vAlign w:val="center"/>
+            <w:tcW w:type="dxa" w:w="2509"/>
           </w:tcPr>
           <w:p>
             <w:pPr>
-              <w:spacing w:line="300" w:lineRule="auto"/>
+              <w:spacing w:before="0" w:after="0" w:line="276" w:lineRule="auto"/>
               <w:jc w:val="center"/>
             </w:pPr>
             <w:r/>
@@ -934,20 +1779,45 @@
               <w:rPr>
                 <w:rFonts w:ascii="宋体" w:hAnsi="宋体" w:eastAsia="宋体"/>
                 <w:b w:val="0"/>
+                <w:color w:val="111827"/>
                 <w:sz w:val="21"/>
               </w:rPr>
-              <w:t>外语考试</w:t>
+              <w:t>每周精读 2 篇同方向论文的 Introduction 并仿写段落；请外方导师修改 2 稿</w:t>
+            </w:r>
+          </w:p>
+        </w:tc>
+      </w:tr>
+      <w:tr>
+        <w:trPr>
+          <w:cantSplit/>
+        </w:trPr>
+        <w:tc>
+          <w:tcPr>
+            <w:tcW w:type="dxa" w:w="1204"/>
+          </w:tcPr>
+          <w:p>
+            <w:pPr>
+              <w:spacing w:before="0" w:after="0" w:line="276" w:lineRule="auto"/>
+            </w:pPr>
+            <w:r/>
+            <w:r>
+              <w:rPr>
+                <w:rFonts w:ascii="宋体" w:hAnsi="宋体" w:eastAsia="宋体"/>
+                <w:b w:val="0"/>
+                <w:color w:val="111827"/>
+                <w:sz w:val="21"/>
+              </w:rPr>
+              <w:t>口语表达</w:t>
             </w:r>
           </w:p>
         </w:tc>
         <w:tc>
           <w:tcPr>
-            <w:tcW w:type="dxa" w:w="2835"/>
-            <w:vAlign w:val="center"/>
+            <w:tcW w:type="dxa" w:w="2710"/>
           </w:tcPr>
           <w:p>
             <w:pPr>
-              <w:spacing w:line="300" w:lineRule="auto"/>
+              <w:spacing w:before="0" w:after="0" w:line="276" w:lineRule="auto"/>
               <w:jc w:val="center"/>
             </w:pPr>
             <w:r/>
@@ -955,20 +1825,20 @@
               <w:rPr>
                 <w:rFonts w:ascii="宋体" w:hAnsi="宋体" w:eastAsia="宋体"/>
                 <w:b w:val="0"/>
+                <w:color w:val="111827"/>
                 <w:sz w:val="21"/>
               </w:rPr>
-              <w:t>IELTS</w:t>
+              <w:t>日常交流尚可，学术讨论易卡顿</w:t>
             </w:r>
           </w:p>
         </w:tc>
         <w:tc>
           <w:tcPr>
-            <w:tcW w:type="dxa" w:w="1417"/>
-            <w:vAlign w:val="center"/>
+            <w:tcW w:type="dxa" w:w="2308"/>
           </w:tcPr>
           <w:p>
             <w:pPr>
-              <w:spacing w:line="300" w:lineRule="auto"/>
+              <w:spacing w:before="0" w:after="0" w:line="276" w:lineRule="auto"/>
               <w:jc w:val="center"/>
             </w:pPr>
             <w:r/>
@@ -976,20 +1846,20 @@
               <w:rPr>
                 <w:rFonts w:ascii="宋体" w:hAnsi="宋体" w:eastAsia="宋体"/>
                 <w:b w:val="0"/>
+                <w:color w:val="111827"/>
                 <w:sz w:val="21"/>
               </w:rPr>
-              <w:t>外语成绩</w:t>
+              <w:t>能在组会上连续讲 20 分钟不掉链子</w:t>
             </w:r>
           </w:p>
         </w:tc>
         <w:tc>
           <w:tcPr>
-            <w:tcW w:type="dxa" w:w="2551"/>
-            <w:vAlign w:val="center"/>
+            <w:tcW w:type="dxa" w:w="2509"/>
           </w:tcPr>
           <w:p>
             <w:pPr>
-              <w:spacing w:line="300" w:lineRule="auto"/>
+              <w:spacing w:before="0" w:after="0" w:line="276" w:lineRule="auto"/>
               <w:jc w:val="center"/>
             </w:pPr>
             <w:r/>
@@ -997,628 +1867,248 @@
               <w:rPr>
                 <w:rFonts w:ascii="宋体" w:hAnsi="宋体" w:eastAsia="宋体"/>
                 <w:b w:val="0"/>
+                <w:color w:val="111827"/>
                 <w:sz w:val="21"/>
               </w:rPr>
-              <w:t>7.0</w:t>
+              <w:t>每周 3 次与语伴线上讨论论文；提前写讲稿并录音自查</w:t>
+            </w:r>
+          </w:p>
+        </w:tc>
+      </w:tr>
+      <w:tr>
+        <w:trPr>
+          <w:cantSplit/>
+        </w:trPr>
+        <w:tc>
+          <w:tcPr>
+            <w:tcW w:type="dxa" w:w="1204"/>
+          </w:tcPr>
+          <w:p>
+            <w:pPr>
+              <w:spacing w:before="0" w:after="0" w:line="276" w:lineRule="auto"/>
+            </w:pPr>
+            <w:r/>
+            <w:r>
+              <w:rPr>
+                <w:rFonts w:ascii="宋体" w:hAnsi="宋体" w:eastAsia="宋体"/>
+                <w:b w:val="0"/>
+                <w:color w:val="111827"/>
+                <w:sz w:val="21"/>
+              </w:rPr>
+              <w:t>德语</w:t>
+            </w:r>
+          </w:p>
+        </w:tc>
+        <w:tc>
+          <w:tcPr>
+            <w:tcW w:type="dxa" w:w="2710"/>
+          </w:tcPr>
+          <w:p>
+            <w:pPr>
+              <w:spacing w:before="0" w:after="0" w:line="276" w:lineRule="auto"/>
+              <w:jc w:val="center"/>
+            </w:pPr>
+            <w:r/>
+            <w:r>
+              <w:rPr>
+                <w:rFonts w:ascii="宋体" w:hAnsi="宋体" w:eastAsia="宋体"/>
+                <w:b w:val="0"/>
+                <w:color w:val="111827"/>
+                <w:sz w:val="21"/>
+              </w:rPr>
+              <w:t>零基础</w:t>
+            </w:r>
+          </w:p>
+        </w:tc>
+        <w:tc>
+          <w:tcPr>
+            <w:tcW w:type="dxa" w:w="2308"/>
+          </w:tcPr>
+          <w:p>
+            <w:pPr>
+              <w:spacing w:before="0" w:after="0" w:line="276" w:lineRule="auto"/>
+              <w:jc w:val="center"/>
+            </w:pPr>
+            <w:r/>
+            <w:r>
+              <w:rPr>
+                <w:rFonts w:ascii="宋体" w:hAnsi="宋体" w:eastAsia="宋体"/>
+                <w:b w:val="0"/>
+                <w:color w:val="111827"/>
+                <w:sz w:val="21"/>
+              </w:rPr>
+              <w:t>达到 A2，能处理租房、就医、办证等日常场景</w:t>
+            </w:r>
+          </w:p>
+        </w:tc>
+        <w:tc>
+          <w:tcPr>
+            <w:tcW w:type="dxa" w:w="2509"/>
+          </w:tcPr>
+          <w:p>
+            <w:pPr>
+              <w:spacing w:before="0" w:after="0" w:line="276" w:lineRule="auto"/>
+              <w:jc w:val="center"/>
+            </w:pPr>
+            <w:r/>
+            <w:r>
+              <w:rPr>
+                <w:rFonts w:ascii="宋体" w:hAnsi="宋体" w:eastAsia="宋体"/>
+                <w:b w:val="0"/>
+                <w:color w:val="111827"/>
+                <w:sz w:val="21"/>
+              </w:rPr>
+              <w:t>国内先修 A1（约 120 学时），赴德后参加校内语言班</w:t>
+            </w:r>
+          </w:p>
+        </w:tc>
+      </w:tr>
+      <w:tr>
+        <w:trPr>
+          <w:cantSplit/>
+        </w:trPr>
+        <w:tc>
+          <w:tcPr>
+            <w:tcW w:type="dxa" w:w="1204"/>
+          </w:tcPr>
+          <w:p>
+            <w:pPr>
+              <w:spacing w:before="0" w:after="0" w:line="276" w:lineRule="auto"/>
+            </w:pPr>
+            <w:r/>
+            <w:r>
+              <w:rPr>
+                <w:rFonts w:ascii="宋体" w:hAnsi="宋体" w:eastAsia="宋体"/>
+                <w:b w:val="0"/>
+                <w:color w:val="111827"/>
+                <w:sz w:val="21"/>
+              </w:rPr>
+              <w:t>学术文化</w:t>
+            </w:r>
+          </w:p>
+        </w:tc>
+        <w:tc>
+          <w:tcPr>
+            <w:tcW w:type="dxa" w:w="2710"/>
+          </w:tcPr>
+          <w:p>
+            <w:pPr>
+              <w:spacing w:before="0" w:after="0" w:line="276" w:lineRule="auto"/>
+              <w:jc w:val="center"/>
+            </w:pPr>
+            <w:r/>
+            <w:r>
+              <w:rPr>
+                <w:rFonts w:ascii="宋体" w:hAnsi="宋体" w:eastAsia="宋体"/>
+                <w:b w:val="0"/>
+                <w:color w:val="111827"/>
+                <w:sz w:val="21"/>
+              </w:rPr>
+              <w:t>了解组会、投稿流程，不熟悉德国博士/硕士培养制度</w:t>
+            </w:r>
+          </w:p>
+        </w:tc>
+        <w:tc>
+          <w:tcPr>
+            <w:tcW w:type="dxa" w:w="2308"/>
+          </w:tcPr>
+          <w:p>
+            <w:pPr>
+              <w:spacing w:before="0" w:after="0" w:line="276" w:lineRule="auto"/>
+              <w:jc w:val="center"/>
+            </w:pPr>
+            <w:r/>
+            <w:r>
+              <w:rPr>
+                <w:rFonts w:ascii="宋体" w:hAnsi="宋体" w:eastAsia="宋体"/>
+                <w:b w:val="0"/>
+                <w:color w:val="111827"/>
+                <w:sz w:val="21"/>
+              </w:rPr>
+              <w:t>入学前弄清课程、学分、答辩与实习要求</w:t>
+            </w:r>
+          </w:p>
+        </w:tc>
+        <w:tc>
+          <w:tcPr>
+            <w:tcW w:type="dxa" w:w="2509"/>
+          </w:tcPr>
+          <w:p>
+            <w:pPr>
+              <w:spacing w:before="0" w:after="0" w:line="276" w:lineRule="auto"/>
+              <w:jc w:val="center"/>
+            </w:pPr>
+            <w:r/>
+            <w:r>
+              <w:rPr>
+                <w:rFonts w:ascii="宋体" w:hAnsi="宋体" w:eastAsia="宋体"/>
+                <w:b w:val="0"/>
+                <w:color w:val="111827"/>
+                <w:sz w:val="21"/>
+              </w:rPr>
+              <w:t>已向在读学长咨询 3 次，整理成 8 页说明文档</w:t>
             </w:r>
           </w:p>
         </w:tc>
       </w:tr>
     </w:tbl>
-    <w:p/>
     <w:p>
       <w:pPr>
-        <w:spacing w:line="360" w:lineRule="auto" w:before="120" w:after="60"/>
+        <w:spacing w:before="0" w:after="0" w:line="240" w:lineRule="exact"/>
+      </w:pPr>
+      <w:r>
+        <w:rPr>
+          <w:rFonts w:ascii="宋体" w:hAnsi="宋体" w:eastAsia="宋体"/>
+          <w:b w:val="0"/>
+          <w:color w:val="111827"/>
+          <w:sz w:val="16"/>
+        </w:rPr>
+      </w:r>
+    </w:p>
+    <w:p>
+      <w:pPr>
+        <w:spacing w:before="0" w:after="120" w:lineRule="auto" w:line="360"/>
         <w:ind w:firstLine="480"/>
-        <w:jc w:val="left"/>
+      </w:pPr>
+      <w:r>
+        <w:rPr>
+          <w:rFonts w:ascii="宋体" w:hAnsi="宋体" w:eastAsia="宋体"/>
+          <w:b w:val="0"/>
+          <w:color w:val="111827"/>
+          <w:sz w:val="24"/>
+        </w:rPr>
+        <w:t>跨文化适应上我的判断比较务实：真正难的不会是课堂，而是日常。租房合同、保险、银行开户、预约医生，这些事在语言不熟时最容易出问题。我已经把常见的表格与流程整理成一份清单，并联系到两位在该校就读的中国学长，明确了到达后第一周要办的顺序。</w:t>
+      </w:r>
+    </w:p>
+    <w:p>
+      <w:pPr>
+        <w:keepNext/>
+        <w:keepLines/>
+        <w:spacing w:before="360" w:after="160" w:line="360" w:lineRule="auto"/>
       </w:pPr>
       <w:r>
         <w:rPr>
           <w:rFonts w:ascii="黑体" w:hAnsi="黑体" w:eastAsia="黑体"/>
           <w:b/>
-          <w:sz w:val="24"/>
+          <w:color w:val="111827"/>
+          <w:sz w:val="30"/>
         </w:rPr>
-        <w:t>一、个人基本情况</w:t>
+        <w:t>五、经费预算与使用计划</w:t>
       </w:r>
     </w:p>
     <w:p>
       <w:pPr>
-        <w:spacing w:line="360" w:lineRule="auto" w:before="0" w:after="0"/>
+        <w:spacing w:before="0" w:after="120" w:lineRule="auto" w:line="360"/>
         <w:ind w:firstLine="480"/>
-        <w:jc w:val="left"/>
       </w:pPr>
       <w:r>
         <w:rPr>
           <w:rFonts w:ascii="宋体" w:hAnsi="宋体" w:eastAsia="宋体"/>
           <w:b w:val="0"/>
+          <w:color w:val="111827"/>
           <w:sz w:val="24"/>
         </w:rPr>
-        <w:t>本人王某某，男，1995-06-15 出生，汉族，中共党员，已婚。现为XX 大学材料科学与工程学院 2022 级博士研究生。研究方向为硫碳复合正极的原位表征与界面调控。本科毕业于XX 大学，硕士毕业于XX 大学，现为XX 大学博士研究生。博士在读期间以第一作者发表 SCI 论文 3 篇。外语水平：IELTS 7.0。现申请国家公派留学'联合培养博士研究生'项目，赴美国麻省理工学院，联合培养/留学 24 个月。现将本人情况汇报如下：</w:t>
-      </w:r>
-    </w:p>
-    <w:p>
-      <w:pPr>
-        <w:spacing w:line="360" w:lineRule="auto" w:before="120" w:after="60"/>
-        <w:ind w:firstLine="480"/>
-        <w:jc w:val="left"/>
-      </w:pPr>
-      <w:r>
-        <w:rPr>
-          <w:rFonts w:ascii="黑体" w:hAnsi="黑体" w:eastAsia="黑体"/>
-          <w:b/>
-          <w:sz w:val="24"/>
-        </w:rPr>
-        <w:t>二、留学动机</w:t>
-      </w:r>
-    </w:p>
-    <w:p>
-      <w:pPr>
-        <w:spacing w:line="360" w:lineRule="auto" w:before="60" w:after="60"/>
-        <w:ind w:firstLine="480"/>
-        <w:jc w:val="left"/>
-      </w:pPr>
-      <w:r>
-        <w:rPr>
-          <w:rFonts w:ascii="宋体" w:hAnsi="宋体" w:eastAsia="宋体"/>
-          <w:b/>
-          <w:sz w:val="24"/>
-        </w:rPr>
-        <w:t>（一）学术追求</w:t>
-      </w:r>
-    </w:p>
-    <w:p>
-      <w:pPr>
-        <w:spacing w:line="360" w:lineRule="auto" w:before="0" w:after="0"/>
-        <w:ind w:firstLine="480"/>
-        <w:jc w:val="left"/>
-      </w:pPr>
-      <w:r>
-        <w:rPr>
-          <w:rFonts w:ascii="宋体" w:hAnsi="宋体" w:eastAsia="宋体"/>
-          <w:b w:val="0"/>
-          <w:sz w:val="24"/>
-        </w:rPr>
-        <w:t>在学术追求层面，本人在国内已系统开展锂硫电池正极材料研究，博士在读期间以第一作者发表 SCI 一区论文 3 篇（影响因子累计 87.6），但仍面临硫正极容量衰减机理不清晰等技术瓶颈。MIT Chiang 课题组在锂硫电池原位表征技术上处于国际领先地位，2020~2024 年发表 Nature 主刊论文 2 篇、Joule 论文 4 篇，其首创的原位 X 射线衍射技术可对硫正极充放电过程进行原子尺度观测。本人拟在 Chiang 课题组学习该原位表征技术，预期将其应用至本人博士课题，提升对硫正极衰减机理的认识深度。</w:t>
-      </w:r>
-    </w:p>
-    <w:p>
-      <w:pPr>
-        <w:spacing w:line="360" w:lineRule="auto" w:before="60" w:after="60"/>
-        <w:ind w:firstLine="480"/>
-        <w:jc w:val="left"/>
-      </w:pPr>
-      <w:r>
-        <w:rPr>
-          <w:rFonts w:ascii="宋体" w:hAnsi="宋体" w:eastAsia="宋体"/>
-          <w:b/>
-          <w:sz w:val="24"/>
-        </w:rPr>
-        <w:t>（二）国家战略</w:t>
-      </w:r>
-    </w:p>
-    <w:p>
-      <w:pPr>
-        <w:spacing w:line="360" w:lineRule="auto" w:before="0" w:after="0"/>
-        <w:ind w:firstLine="480"/>
-        <w:jc w:val="left"/>
-      </w:pPr>
-      <w:r>
-        <w:rPr>
-          <w:rFonts w:ascii="宋体" w:hAnsi="宋体" w:eastAsia="宋体"/>
-          <w:b w:val="0"/>
-          <w:sz w:val="24"/>
-        </w:rPr>
-        <w:t>在国家战略层面，本人研究方向与《“十四五”新型储能发展实施方案》（发改能源〔2022〕209 号）“突破高比能锂硫电池关键技术”的部署高度契合。国家发改委、能源局明确将锂硫电池列为“十四五”重点攻关方向，2023 年相关财政支持达 12 亿元。然而我国锂硫电池产业化与国际先进水平仍有差距：美国 MIT/OXIS、韩国三星 SDI 已实现 500 Wh/kg 中试，我国最高水平仅为 450 Wh/kg。本人学成回国后将联合宁德时代等国内龙头企业推动 500 Wh/kg 锂硫电池中试。</w:t>
-      </w:r>
-    </w:p>
-    <w:p>
-      <w:pPr>
-        <w:spacing w:line="360" w:lineRule="auto" w:before="60" w:after="60"/>
-        <w:ind w:firstLine="480"/>
-        <w:jc w:val="left"/>
-      </w:pPr>
-      <w:r>
-        <w:rPr>
-          <w:rFonts w:ascii="宋体" w:hAnsi="宋体" w:eastAsia="宋体"/>
-          <w:b/>
-          <w:sz w:val="24"/>
-        </w:rPr>
-        <w:t>（三）学科差距</w:t>
-      </w:r>
-    </w:p>
-    <w:p>
-      <w:pPr>
-        <w:spacing w:line="360" w:lineRule="auto" w:before="0" w:after="0"/>
-        <w:ind w:firstLine="480"/>
-        <w:jc w:val="left"/>
-      </w:pPr>
-      <w:r>
-        <w:rPr>
-          <w:rFonts w:ascii="宋体" w:hAnsi="宋体" w:eastAsia="宋体"/>
-          <w:b w:val="0"/>
-          <w:sz w:val="24"/>
-        </w:rPr>
-        <w:t>在学科差距层面，本人研究方向“硫碳复合正极”的国内外差距体现在三方面。设备方面：国内仅有 3 套同步辐射原位 XRD 装置，MIT 课题组自有 2 套并享有美国布鲁克海文国家实验室 NSLS-II 同步辐射光源优先使用权。方法方面：国内硫正极表征仍以离线 SEM/TEM 为主，MIT 课题组已建立原位同步辐射 + 原位电化学质谱联合表征平台。产出方面：2020~2024 年锂硫电池领域 Nature/Science 主刊论文 14 篇中，美国 8 篇、韩国 3 篇、德国 2 篇、中国 1 篇，差距显著。本人拟通过联合培养引入原位表征方法，缩小国内外方法差距。</w:t>
-      </w:r>
-    </w:p>
-    <w:p>
-      <w:pPr>
-        <w:spacing w:line="360" w:lineRule="auto" w:before="60" w:after="60"/>
-        <w:ind w:firstLine="480"/>
-        <w:jc w:val="left"/>
-      </w:pPr>
-      <w:r>
-        <w:rPr>
-          <w:rFonts w:ascii="宋体" w:hAnsi="宋体" w:eastAsia="宋体"/>
-          <w:b/>
-          <w:sz w:val="24"/>
-        </w:rPr>
-        <w:t>（四）个人发展</w:t>
-      </w:r>
-    </w:p>
-    <w:p>
-      <w:pPr>
-        <w:spacing w:line="360" w:lineRule="auto" w:before="0" w:after="0"/>
-        <w:ind w:firstLine="480"/>
-        <w:jc w:val="left"/>
-      </w:pPr>
-      <w:r>
-        <w:rPr>
-          <w:rFonts w:ascii="宋体" w:hAnsi="宋体" w:eastAsia="宋体"/>
-          <w:b w:val="0"/>
-          <w:sz w:val="24"/>
-        </w:rPr>
-        <w:t>在个人发展层面，本人在国内博士第 3 年已完成硫碳复合正极基础研究，正处于由基础研究向中试放大的关键转折期，此时赴 MIT 联合培养 24 个月恰逢其时。本人归国后拟任 XX 大学材料学院副教授，组建“先进电池材料”课题组，留学期间建立的国际合作网络（MIT Chiang 课题组、布鲁克海文国家实验室）将成为课题组国际合作基础。本人承诺留学期间每年回国 1 次向国内导师汇报并参加国内学术会议，保持与国内研究团队衔接，确保归国后研究工作顺利推进。</w:t>
-      </w:r>
-    </w:p>
-    <w:p>
-      <w:pPr>
-        <w:spacing w:line="360" w:lineRule="auto" w:before="120" w:after="60"/>
-        <w:ind w:firstLine="480"/>
-        <w:jc w:val="left"/>
-      </w:pPr>
-      <w:r>
-        <w:rPr>
-          <w:rFonts w:ascii="黑体" w:hAnsi="黑体" w:eastAsia="黑体"/>
-          <w:b/>
-          <w:sz w:val="24"/>
-        </w:rPr>
-        <w:t>三、留学单位选择</w:t>
-      </w:r>
-    </w:p>
-    <w:p>
-      <w:pPr>
-        <w:spacing w:line="360" w:lineRule="auto" w:before="0" w:after="0"/>
-        <w:ind w:firstLine="480"/>
-        <w:jc w:val="left"/>
-      </w:pPr>
-      <w:r>
-        <w:rPr>
-          <w:rFonts w:ascii="宋体" w:hAnsi="宋体" w:eastAsia="宋体"/>
-          <w:b w:val="0"/>
-          <w:sz w:val="24"/>
-        </w:rPr>
-        <w:t>本人拟赴美国麻省理工学院联合培养/留学（英文：Massachusetts Institute of Technology），QS 世界大学排名第 1 位，目标院系为材料科学与工程系（Department of Materials Science and Engineering）。</w:t>
-      </w:r>
-    </w:p>
-    <w:p>
-      <w:pPr>
-        <w:spacing w:line="360" w:lineRule="auto" w:before="0" w:after="0"/>
-        <w:ind w:firstLine="480"/>
-        <w:jc w:val="left"/>
-      </w:pPr>
-      <w:r>
-        <w:rPr>
-          <w:rFonts w:ascii="宋体" w:hAnsi="宋体" w:eastAsia="宋体"/>
-          <w:b w:val="0"/>
-          <w:sz w:val="24"/>
-        </w:rPr>
-        <w:t>外方导师为Yet-Ming Chiang（Kyocera 讲席教授，美国国家工程院院士）</w:t>
-      </w:r>
-    </w:p>
-    <w:p>
-      <w:pPr>
-        <w:spacing w:line="360" w:lineRule="auto" w:before="0" w:after="0"/>
-        <w:ind w:firstLine="480"/>
-        <w:jc w:val="left"/>
-      </w:pPr>
-      <w:r>
-        <w:rPr>
-          <w:rFonts w:ascii="宋体" w:hAnsi="宋体" w:eastAsia="宋体"/>
-          <w:b w:val="0"/>
-          <w:sz w:val="24"/>
-        </w:rPr>
-        <w:t>研究方向为电化学储能与材料科学。</w:t>
-      </w:r>
-    </w:p>
-    <w:p>
-      <w:pPr>
-        <w:spacing w:line="360" w:lineRule="auto" w:before="0" w:after="0"/>
-        <w:ind w:firstLine="480"/>
-        <w:jc w:val="left"/>
-      </w:pPr>
-      <w:r>
-        <w:rPr>
-          <w:rFonts w:ascii="宋体" w:hAnsi="宋体" w:eastAsia="宋体"/>
-          <w:b w:val="0"/>
-          <w:sz w:val="24"/>
-        </w:rPr>
-        <w:t>H 指数 95。</w:t>
-      </w:r>
-    </w:p>
-    <w:p>
-      <w:pPr>
-        <w:spacing w:line="360" w:lineRule="auto" w:before="0" w:after="0"/>
-        <w:ind w:firstLine="480"/>
-        <w:jc w:val="left"/>
-      </w:pPr>
-      <w:r>
-        <w:rPr>
-          <w:rFonts w:ascii="宋体" w:hAnsi="宋体" w:eastAsia="宋体"/>
-          <w:b w:val="0"/>
-          <w:sz w:val="24"/>
-        </w:rPr>
-        <w:t>邮箱：chiang@mit.edu。</w:t>
-      </w:r>
-    </w:p>
-    <w:p>
-      <w:pPr>
-        <w:spacing w:line="360" w:lineRule="auto" w:before="0" w:after="0"/>
-        <w:ind w:firstLine="480"/>
-        <w:jc w:val="left"/>
-      </w:pPr>
-      <w:r>
-        <w:rPr>
-          <w:rFonts w:ascii="宋体" w:hAnsi="宋体" w:eastAsia="宋体"/>
-          <w:b w:val="0"/>
-          <w:sz w:val="24"/>
-        </w:rPr>
-        <w:t>选择理由：Yet-Ming Chiang 教授研究方向与本人博士课题'硫碳复合正极的原位表征与界面调控'高度匹配，其课题组近 3 年发表论文 28 篇，其中相当部分与本人课题直接相关。</w:t>
-      </w:r>
-    </w:p>
-    <w:p>
-      <w:pPr>
-        <w:spacing w:line="360" w:lineRule="auto" w:before="0" w:after="0"/>
-        <w:ind w:firstLine="480"/>
-        <w:jc w:val="left"/>
-      </w:pPr>
-      <w:r>
-        <w:rPr>
-          <w:rFonts w:ascii="宋体" w:hAnsi="宋体" w:eastAsia="宋体"/>
-          <w:b w:val="0"/>
-          <w:sz w:val="24"/>
-        </w:rPr>
-        <w:t>本人国内导师李某某教授与外方导师Yet-Ming Chiang教授已有合作基础共同发表论文 1 篇，互访 3 次，邮件往来 200 封。</w:t>
-      </w:r>
-    </w:p>
-    <w:p>
-      <w:pPr>
-        <w:spacing w:line="360" w:lineRule="auto" w:before="120" w:after="60"/>
-        <w:ind w:firstLine="480"/>
-        <w:jc w:val="left"/>
-      </w:pPr>
-      <w:r>
-        <w:rPr>
-          <w:rFonts w:ascii="黑体" w:hAnsi="黑体" w:eastAsia="黑体"/>
-          <w:b/>
-          <w:sz w:val="24"/>
-        </w:rPr>
-        <w:t>四、学习计划</w:t>
-      </w:r>
-    </w:p>
-    <w:p>
-      <w:pPr>
-        <w:spacing w:line="360" w:lineRule="auto" w:before="60" w:after="60"/>
-        <w:ind w:firstLine="480"/>
-        <w:jc w:val="left"/>
-      </w:pPr>
-      <w:r>
-        <w:rPr>
-          <w:rFonts w:ascii="宋体" w:hAnsi="宋体" w:eastAsia="宋体"/>
-          <w:b/>
-          <w:sz w:val="24"/>
-        </w:rPr>
-        <w:t>（一）研究方向</w:t>
-      </w:r>
-    </w:p>
-    <w:p>
-      <w:pPr>
-        <w:spacing w:line="360" w:lineRule="auto" w:before="0" w:after="0"/>
-        <w:ind w:firstLine="480"/>
-        <w:jc w:val="left"/>
-      </w:pPr>
-      <w:r>
-        <w:rPr>
-          <w:rFonts w:ascii="宋体" w:hAnsi="宋体" w:eastAsia="宋体"/>
-          <w:b w:val="0"/>
-          <w:sz w:val="24"/>
-        </w:rPr>
-        <w:t>本人留学期间研究方向为'硫碳复合正极的原位表征与界面调控'。</w:t>
-      </w:r>
-    </w:p>
-    <w:p>
-      <w:pPr>
-        <w:spacing w:line="360" w:lineRule="auto" w:before="0" w:after="0"/>
-        <w:ind w:firstLine="480"/>
-        <w:jc w:val="left"/>
-      </w:pPr>
-      <w:r>
-        <w:rPr>
-          <w:rFonts w:ascii="宋体" w:hAnsi="宋体" w:eastAsia="宋体"/>
-          <w:b w:val="0"/>
-          <w:sz w:val="24"/>
-        </w:rPr>
-        <w:t>研究背景与意义：该研究是本人国内博士课题“硫碳复合正极制备与电化学性能”的延续与深化，与外方 Chiang 课题组“锂硫电池机理研究”方向一致。</w:t>
-      </w:r>
-    </w:p>
-    <w:p>
-      <w:pPr>
-        <w:spacing w:line="360" w:lineRule="auto" w:before="0" w:after="0"/>
-        <w:ind w:firstLine="480"/>
-        <w:jc w:val="left"/>
-      </w:pPr>
-      <w:r>
-        <w:rPr>
-          <w:rFonts w:ascii="宋体" w:hAnsi="宋体" w:eastAsia="宋体"/>
-          <w:b w:val="0"/>
-          <w:sz w:val="24"/>
-        </w:rPr>
-        <w:t>研究目标：（1）建立硫碳复合正极充放电过程原位同步辐射表征方法；（2）揭示硫还原中间产物多硫化锂的迁移机理；（3）明确碳基底孔结构与多硫化锂吸附/转化的构效关系；（4）指导设计 500 Wh/kg 锂硫电池原型器件。</w:t>
-      </w:r>
-    </w:p>
-    <w:p>
-      <w:pPr>
-        <w:spacing w:line="360" w:lineRule="auto" w:before="0" w:after="0"/>
-        <w:ind w:firstLine="480"/>
-        <w:jc w:val="left"/>
-      </w:pPr>
-      <w:r>
-        <w:rPr>
-          <w:rFonts w:ascii="宋体" w:hAnsi="宋体" w:eastAsia="宋体"/>
-          <w:b w:val="0"/>
-          <w:sz w:val="24"/>
-        </w:rPr>
-        <w:t>研究内容：（1）硫碳复合正极原位 XRD 表征；（2）多硫化锂迁移的原位 XANES 追踪；（3）碳基底孔结构调控与电化学性能关联；（4）原型器件组装与测试。</w:t>
-      </w:r>
-    </w:p>
-    <w:p>
-      <w:pPr>
-        <w:spacing w:line="360" w:lineRule="auto" w:before="0" w:after="0"/>
-        <w:ind w:firstLine="480"/>
-        <w:jc w:val="left"/>
-      </w:pPr>
-      <w:r>
-        <w:rPr>
-          <w:rFonts w:ascii="宋体" w:hAnsi="宋体" w:eastAsia="宋体"/>
-          <w:b w:val="0"/>
-          <w:sz w:val="24"/>
-        </w:rPr>
-        <w:t>研究方法：以原位同步辐射实验为主，辅以 DFT 计算。</w:t>
-      </w:r>
-    </w:p>
-    <w:p>
-      <w:pPr>
-        <w:spacing w:line="360" w:lineRule="auto" w:before="60" w:after="60"/>
-        <w:ind w:firstLine="480"/>
-        <w:jc w:val="left"/>
-      </w:pPr>
-      <w:r>
-        <w:rPr>
-          <w:rFonts w:ascii="宋体" w:hAnsi="宋体" w:eastAsia="宋体"/>
-          <w:b/>
-          <w:sz w:val="24"/>
-        </w:rPr>
-        <w:t>（二）课程选修</w:t>
-      </w:r>
-    </w:p>
-    <w:p>
-      <w:pPr>
-        <w:spacing w:line="360" w:lineRule="auto" w:before="0" w:after="0"/>
-        <w:ind w:firstLine="480"/>
-        <w:jc w:val="left"/>
-      </w:pPr>
-      <w:r>
-        <w:rPr>
-          <w:rFonts w:ascii="宋体" w:hAnsi="宋体" w:eastAsia="宋体"/>
-          <w:b w:val="0"/>
-          <w:sz w:val="24"/>
-        </w:rPr>
-        <w:t>本人拟选修以下课程：3.091 《Introduction to Solid State Chemistry》（5.0 学分），基础巩固材料化学基础；3.43 《Electrochemical Energy Storage》（4.5 学分），与本人研究方向直接相关；3.320 《Battery Materials and Devices》（3.0 学分），前沿课程；3.21 《Kinetics of Materials》（3.0 学分），理论方法补充。</w:t>
-      </w:r>
-    </w:p>
-    <w:p>
-      <w:pPr>
-        <w:spacing w:line="360" w:lineRule="auto" w:before="0" w:after="0"/>
-        <w:ind w:firstLine="480"/>
-        <w:jc w:val="left"/>
-      </w:pPr>
-      <w:r>
-        <w:rPr>
-          <w:rFonts w:ascii="宋体" w:hAnsi="宋体" w:eastAsia="宋体"/>
-          <w:b w:val="0"/>
-          <w:sz w:val="24"/>
-        </w:rPr>
-        <w:t>上述课程均以旁听形式参加，剩余时间用于科研工作。</w:t>
-      </w:r>
-    </w:p>
-    <w:p>
-      <w:pPr>
-        <w:spacing w:line="360" w:lineRule="auto" w:before="60" w:after="60"/>
-        <w:ind w:firstLine="480"/>
-        <w:jc w:val="left"/>
-      </w:pPr>
-      <w:r>
-        <w:rPr>
-          <w:rFonts w:ascii="宋体" w:hAnsi="宋体" w:eastAsia="宋体"/>
-          <w:b/>
-          <w:sz w:val="24"/>
-        </w:rPr>
-        <w:t>（三）导师对接</w:t>
-      </w:r>
-    </w:p>
-    <w:p>
-      <w:pPr>
-        <w:spacing w:line="360" w:lineRule="auto" w:before="0" w:after="0"/>
-        <w:ind w:firstLine="480"/>
-        <w:jc w:val="left"/>
-      </w:pPr>
-      <w:r>
-        <w:rPr>
-          <w:rFonts w:ascii="宋体" w:hAnsi="宋体" w:eastAsia="宋体"/>
-          <w:b w:val="0"/>
-          <w:sz w:val="24"/>
-        </w:rPr>
-        <w:t>外方导师为 MIT 材料系 Yet-Ming Chiang 教授（Kyocera 讲席教授，美国国家工程院院士），研究方向为电化学储能与材料科学，H 指数 95，2020~2024 年发表论文 28 篇，其中 Nature/Science 主刊 4 篇，获美国能源部 ARPA-E 项目资助 1200 万美元。Chiang 教授研究方向与本人博士课题高度匹配，其课题组硫正极研究是国际风向标。Chiang 教授与本人国内导师李某某教授已有 6 年合作基础，共同发表 Nature Communications 论文 1 篇（2022），互访 3 次，邮件往来 200+ 封（部分见附件 7）。本人拟每周参加Chiang 课题组组会 1 次，每两周与 Chiang 教授一对一讨论 1 次。</w:t>
-      </w:r>
-    </w:p>
-    <w:p>
-      <w:pPr>
-        <w:spacing w:line="360" w:lineRule="auto" w:before="60" w:after="60"/>
-        <w:ind w:firstLine="480"/>
-        <w:jc w:val="left"/>
-      </w:pPr>
-      <w:r>
-        <w:rPr>
-          <w:rFonts w:ascii="宋体" w:hAnsi="宋体" w:eastAsia="宋体"/>
-          <w:b/>
-          <w:sz w:val="24"/>
-        </w:rPr>
-        <w:t>（四）合作研究</w:t>
-      </w:r>
-    </w:p>
-    <w:p>
-      <w:pPr>
-        <w:spacing w:line="360" w:lineRule="auto" w:before="0" w:after="0"/>
-        <w:ind w:firstLine="480"/>
-        <w:jc w:val="left"/>
-      </w:pPr>
-      <w:r>
-        <w:rPr>
-          <w:rFonts w:ascii="宋体" w:hAnsi="宋体" w:eastAsia="宋体"/>
-          <w:b w:val="0"/>
-          <w:sz w:val="24"/>
-        </w:rPr>
-        <w:t>本人负责：硫碳复合正极样品制备、原位 XRD 实验设计、数据分析与机理建模。</w:t>
-      </w:r>
-    </w:p>
-    <w:p>
-      <w:pPr>
-        <w:spacing w:line="360" w:lineRule="auto" w:before="0" w:after="0"/>
-        <w:ind w:firstLine="480"/>
-        <w:jc w:val="left"/>
-      </w:pPr>
-      <w:r>
-        <w:rPr>
-          <w:rFonts w:ascii="宋体" w:hAnsi="宋体" w:eastAsia="宋体"/>
-          <w:b w:val="0"/>
-          <w:sz w:val="24"/>
-        </w:rPr>
-        <w:t>外方导师课题组负责：同步辐射光源申请与机时安排、原位电化学池设计、DFT 计算支持。</w:t>
-      </w:r>
-    </w:p>
-    <w:p>
-      <w:pPr>
-        <w:spacing w:line="360" w:lineRule="auto" w:before="0" w:after="0"/>
-        <w:ind w:firstLine="480"/>
-        <w:jc w:val="left"/>
-      </w:pPr>
-      <w:r>
-        <w:rPr>
-          <w:rFonts w:ascii="宋体" w:hAnsi="宋体" w:eastAsia="宋体"/>
-          <w:b w:val="0"/>
-          <w:sz w:val="24"/>
-        </w:rPr>
-        <w:t>合作研究的可持续性：留学结束后本课题将继续以“中-美合作”形式延续，国内导师李某某教授与 Chiang 教授已签订 5 年合作框架协议（见附件 9）</w:t>
-      </w:r>
-    </w:p>
-    <w:p>
-      <w:pPr>
-        <w:spacing w:line="360" w:lineRule="auto" w:before="60" w:after="60"/>
-        <w:ind w:firstLine="480"/>
-        <w:jc w:val="left"/>
-      </w:pPr>
-      <w:r>
-        <w:rPr>
-          <w:rFonts w:ascii="宋体" w:hAnsi="宋体" w:eastAsia="宋体"/>
-          <w:b/>
-          <w:sz w:val="24"/>
-        </w:rPr>
-        <w:t>（五）预期成果</w:t>
-      </w:r>
-    </w:p>
-    <w:p>
-      <w:pPr>
-        <w:spacing w:line="360" w:lineRule="auto" w:before="0" w:after="0"/>
-        <w:ind w:firstLine="480"/>
-        <w:jc w:val="left"/>
-      </w:pPr>
-      <w:r>
-        <w:rPr>
-          <w:rFonts w:ascii="宋体" w:hAnsi="宋体" w:eastAsia="宋体"/>
-          <w:b w:val="0"/>
-          <w:sz w:val="24"/>
-        </w:rPr>
-        <w:t>学术成果：以第一作者发表 SCI 论文 2 篇，目标期刊为 Advanced Energy Materials (IF 24.4)、Joule (IF 41.2)、ACS Energy Letters (IF 22.0)。</w:t>
-      </w:r>
-    </w:p>
-    <w:p>
-      <w:pPr>
-        <w:spacing w:line="360" w:lineRule="auto" w:before="0" w:after="0"/>
-        <w:ind w:firstLine="480"/>
-        <w:jc w:val="left"/>
-      </w:pPr>
-      <w:r>
-        <w:rPr>
-          <w:rFonts w:ascii="宋体" w:hAnsi="宋体" w:eastAsia="宋体"/>
-          <w:b w:val="0"/>
-          <w:sz w:val="24"/>
-        </w:rPr>
-        <w:t>专利成果：国际 PCT 专利 1 项、国内发明专利 2 项。</w:t>
-      </w:r>
-    </w:p>
-    <w:p>
-      <w:pPr>
-        <w:spacing w:line="360" w:lineRule="auto" w:before="0" w:after="0"/>
-        <w:ind w:firstLine="480"/>
-        <w:jc w:val="left"/>
-      </w:pPr>
-      <w:r>
-        <w:rPr>
-          <w:rFonts w:ascii="宋体" w:hAnsi="宋体" w:eastAsia="宋体"/>
-          <w:b w:val="0"/>
-          <w:sz w:val="24"/>
-        </w:rPr>
-        <w:t>国际会议：参加国际会议 2 次（其中口头报告 1 次）。</w:t>
-      </w:r>
-    </w:p>
-    <w:p>
-      <w:pPr>
-        <w:spacing w:line="360" w:lineRule="auto" w:before="0" w:after="0"/>
-        <w:ind w:firstLine="480"/>
-        <w:jc w:val="left"/>
-      </w:pPr>
-      <w:r>
-        <w:rPr>
-          <w:rFonts w:ascii="宋体" w:hAnsi="宋体" w:eastAsia="宋体"/>
-          <w:b w:val="0"/>
-          <w:sz w:val="24"/>
-        </w:rPr>
-        <w:t>技术报告：向 CSC 提交季度进展报告与年度总结报告，向国内导师提交月度报告。</w:t>
-      </w:r>
-    </w:p>
-    <w:p>
-      <w:pPr>
-        <w:spacing w:line="360" w:lineRule="auto" w:before="60" w:after="60"/>
-        <w:ind w:firstLine="480"/>
-        <w:jc w:val="left"/>
-      </w:pPr>
-      <w:r>
-        <w:rPr>
-          <w:rFonts w:ascii="宋体" w:hAnsi="宋体" w:eastAsia="宋体"/>
-          <w:b w:val="0"/>
-          <w:sz w:val="24"/>
-        </w:rPr>
-        <w:t>学习计划时间表：</w:t>
+        <w:t>国家公派资助解决了最大的顾虑——不必为了生活费去接与课题无关的兼职。我的经费使用打算如下，尽量把每一笔说清楚。</w:t>
       </w:r>
     </w:p>
     <w:tbl>
@@ -1626,65 +2116,121 @@
         <w:tblStyle w:val="TableGrid"/>
         <w:tblW w:type="auto" w:w="0"/>
         <w:jc w:val="center"/>
+        <w:tblLayout w:type="fixed"/>
         <w:tblLook w:firstColumn="1" w:firstRow="1" w:lastColumn="0" w:lastRow="0" w:noHBand="0" w:noVBand="1" w:val="04A0"/>
+        <w:tblLayout w:type="fixed"/>
+        <w:tblCellMar>
+          <w:top w:w="50" w:type="dxa"/>
+          <w:bottom w:w="50" w:type="dxa"/>
+          <w:left w:w="100" w:type="dxa"/>
+          <w:right w:w="100" w:type="dxa"/>
+        </w:tblCellMar>
       </w:tblPr>
       <w:tblGrid>
-        <w:gridCol w:w="4536"/>
-        <w:gridCol w:w="4536"/>
+        <w:gridCol w:w="1746"/>
+        <w:gridCol w:w="5238"/>
+        <w:gridCol w:w="1746"/>
       </w:tblGrid>
       <w:tr>
+        <w:trPr>
+          <w:tblHeader/>
+          <w:cantSplit/>
+        </w:trPr>
         <w:tc>
           <w:tcPr>
-            <w:tcW w:type="dxa" w:w="2835"/>
-            <w:vAlign w:val="center"/>
+            <w:tcW w:type="dxa" w:w="1746"/>
           </w:tcPr>
           <w:p>
             <w:pPr>
-              <w:spacing w:line="300" w:lineRule="auto"/>
+              <w:spacing w:before="0" w:after="0"/>
               <w:jc w:val="center"/>
             </w:pPr>
             <w:r/>
             <w:r>
               <w:rPr>
-                <w:rFonts w:ascii="宋体" w:hAnsi="宋体" w:eastAsia="宋体"/>
+                <w:rFonts w:ascii="黑体" w:hAnsi="黑体" w:eastAsia="黑体"/>
                 <w:b/>
+                <w:color w:val="111827"/>
                 <w:sz w:val="21"/>
               </w:rPr>
-              <w:t>时间段</w:t>
+              <w:t>支出项</w:t>
             </w:r>
           </w:p>
         </w:tc>
         <w:tc>
           <w:tcPr>
-            <w:tcW w:type="dxa" w:w="5386"/>
-            <w:vAlign w:val="center"/>
+            <w:tcW w:type="dxa" w:w="5238"/>
           </w:tcPr>
           <w:p>
             <w:pPr>
-              <w:spacing w:line="300" w:lineRule="auto"/>
+              <w:spacing w:before="0" w:after="0"/>
               <w:jc w:val="center"/>
             </w:pPr>
             <w:r/>
             <w:r>
               <w:rPr>
-                <w:rFonts w:ascii="宋体" w:hAnsi="宋体" w:eastAsia="宋体"/>
+                <w:rFonts w:ascii="黑体" w:hAnsi="黑体" w:eastAsia="黑体"/>
                 <w:b/>
+                <w:color w:val="111827"/>
                 <w:sz w:val="21"/>
               </w:rPr>
-              <w:t>任务安排</w:t>
+              <w:t>用途说明</w:t>
+            </w:r>
+          </w:p>
+        </w:tc>
+        <w:tc>
+          <w:tcPr>
+            <w:tcW w:type="dxa" w:w="1746"/>
+          </w:tcPr>
+          <w:p>
+            <w:pPr>
+              <w:spacing w:before="0" w:after="0"/>
+              <w:jc w:val="center"/>
+            </w:pPr>
+            <w:r/>
+            <w:r>
+              <w:rPr>
+                <w:rFonts w:ascii="黑体" w:hAnsi="黑体" w:eastAsia="黑体"/>
+                <w:b/>
+                <w:color w:val="111827"/>
+                <w:sz w:val="21"/>
+              </w:rPr>
+              <w:t>大致占比</w:t>
             </w:r>
           </w:p>
         </w:tc>
       </w:tr>
       <w:tr>
+        <w:trPr>
+          <w:cantSplit/>
+        </w:trPr>
         <w:tc>
           <w:tcPr>
-            <w:tcW w:type="dxa" w:w="2835"/>
-            <w:vAlign w:val="center"/>
+            <w:tcW w:type="dxa" w:w="1746"/>
           </w:tcPr>
           <w:p>
             <w:pPr>
-              <w:spacing w:line="300" w:lineRule="auto"/>
+              <w:spacing w:before="0" w:after="0" w:line="276" w:lineRule="auto"/>
+            </w:pPr>
+            <w:r/>
+            <w:r>
+              <w:rPr>
+                <w:rFonts w:ascii="宋体" w:hAnsi="宋体" w:eastAsia="宋体"/>
+                <w:b w:val="0"/>
+                <w:color w:val="111827"/>
+                <w:sz w:val="21"/>
+              </w:rPr>
+              <w:t>生活费</w:t>
+            </w:r>
+          </w:p>
+        </w:tc>
+        <w:tc>
+          <w:tcPr>
+            <w:tcW w:type="dxa" w:w="5238"/>
+          </w:tcPr>
+          <w:p>
+            <w:pPr>
+              <w:spacing w:before="0" w:after="0" w:line="276" w:lineRule="auto"/>
               <w:jc w:val="center"/>
             </w:pPr>
             <w:r/>
@@ -1692,20 +2238,20 @@
               <w:rPr>
                 <w:rFonts w:ascii="宋体" w:hAnsi="宋体" w:eastAsia="宋体"/>
                 <w:b w:val="0"/>
+                <w:color w:val="111827"/>
                 <w:sz w:val="21"/>
               </w:rPr>
-              <w:t>2024.09~2024.12</w:t>
+              <w:t>住宿、饮食、交通、通讯，按当地学生平均水平控制</w:t>
             </w:r>
           </w:p>
         </w:tc>
         <w:tc>
           <w:tcPr>
-            <w:tcW w:type="dxa" w:w="5386"/>
-            <w:vAlign w:val="center"/>
+            <w:tcW w:type="dxa" w:w="1746"/>
           </w:tcPr>
           <w:p>
             <w:pPr>
-              <w:spacing w:line="300" w:lineRule="auto"/>
+              <w:spacing w:before="0" w:after="0" w:line="276" w:lineRule="auto"/>
               <w:jc w:val="center"/>
             </w:pPr>
             <w:r/>
@@ -1713,22 +2259,45 @@
               <w:rPr>
                 <w:rFonts w:ascii="宋体" w:hAnsi="宋体" w:eastAsia="宋体"/>
                 <w:b w:val="0"/>
+                <w:color w:val="111827"/>
                 <w:sz w:val="21"/>
               </w:rPr>
-              <w:t>硫碳复合正极制备工艺优化</w:t>
+              <w:t>约 70%</w:t>
             </w:r>
           </w:p>
         </w:tc>
       </w:tr>
       <w:tr>
+        <w:trPr>
+          <w:cantSplit/>
+        </w:trPr>
         <w:tc>
           <w:tcPr>
-            <w:tcW w:type="dxa" w:w="2835"/>
-            <w:vAlign w:val="center"/>
+            <w:tcW w:type="dxa" w:w="1746"/>
           </w:tcPr>
           <w:p>
             <w:pPr>
-              <w:spacing w:line="300" w:lineRule="auto"/>
+              <w:spacing w:before="0" w:after="0" w:line="276" w:lineRule="auto"/>
+            </w:pPr>
+            <w:r/>
+            <w:r>
+              <w:rPr>
+                <w:rFonts w:ascii="宋体" w:hAnsi="宋体" w:eastAsia="宋体"/>
+                <w:b w:val="0"/>
+                <w:color w:val="111827"/>
+                <w:sz w:val="21"/>
+              </w:rPr>
+              <w:t>注册与杂费</w:t>
+            </w:r>
+          </w:p>
+        </w:tc>
+        <w:tc>
+          <w:tcPr>
+            <w:tcW w:type="dxa" w:w="5238"/>
+          </w:tcPr>
+          <w:p>
+            <w:pPr>
+              <w:spacing w:before="0" w:after="0" w:line="276" w:lineRule="auto"/>
               <w:jc w:val="center"/>
             </w:pPr>
             <w:r/>
@@ -1736,20 +2305,20 @@
               <w:rPr>
                 <w:rFonts w:ascii="宋体" w:hAnsi="宋体" w:eastAsia="宋体"/>
                 <w:b w:val="0"/>
+                <w:color w:val="111827"/>
                 <w:sz w:val="21"/>
               </w:rPr>
-              <w:t>2025.01~2025.06</w:t>
+              <w:t>学期注册费、学生服务中心费用（含公共交通月票）</w:t>
             </w:r>
           </w:p>
         </w:tc>
         <w:tc>
           <w:tcPr>
-            <w:tcW w:type="dxa" w:w="5386"/>
-            <w:vAlign w:val="center"/>
+            <w:tcW w:type="dxa" w:w="1746"/>
           </w:tcPr>
           <w:p>
             <w:pPr>
-              <w:spacing w:line="300" w:lineRule="auto"/>
+              <w:spacing w:before="0" w:after="0" w:line="276" w:lineRule="auto"/>
               <w:jc w:val="center"/>
             </w:pPr>
             <w:r/>
@@ -1757,22 +2326,45 @@
               <w:rPr>
                 <w:rFonts w:ascii="宋体" w:hAnsi="宋体" w:eastAsia="宋体"/>
                 <w:b w:val="0"/>
+                <w:color w:val="111827"/>
                 <w:sz w:val="21"/>
               </w:rPr>
-              <w:t>原位 XRD 表征与数据分析</w:t>
+              <w:t>约 12%</w:t>
             </w:r>
           </w:p>
         </w:tc>
       </w:tr>
       <w:tr>
+        <w:trPr>
+          <w:cantSplit/>
+        </w:trPr>
         <w:tc>
           <w:tcPr>
-            <w:tcW w:type="dxa" w:w="2835"/>
-            <w:vAlign w:val="center"/>
+            <w:tcW w:type="dxa" w:w="1746"/>
           </w:tcPr>
           <w:p>
             <w:pPr>
-              <w:spacing w:line="300" w:lineRule="auto"/>
+              <w:spacing w:before="0" w:after="0" w:line="276" w:lineRule="auto"/>
+            </w:pPr>
+            <w:r/>
+            <w:r>
+              <w:rPr>
+                <w:rFonts w:ascii="宋体" w:hAnsi="宋体" w:eastAsia="宋体"/>
+                <w:b w:val="0"/>
+                <w:color w:val="111827"/>
+                <w:sz w:val="21"/>
+              </w:rPr>
+              <w:t>医疗保险</w:t>
+            </w:r>
+          </w:p>
+        </w:tc>
+        <w:tc>
+          <w:tcPr>
+            <w:tcW w:type="dxa" w:w="5238"/>
+          </w:tcPr>
+          <w:p>
+            <w:pPr>
+              <w:spacing w:before="0" w:after="0" w:line="276" w:lineRule="auto"/>
               <w:jc w:val="center"/>
             </w:pPr>
             <w:r/>
@@ -1780,20 +2372,20 @@
               <w:rPr>
                 <w:rFonts w:ascii="宋体" w:hAnsi="宋体" w:eastAsia="宋体"/>
                 <w:b w:val="0"/>
+                <w:color w:val="111827"/>
                 <w:sz w:val="21"/>
               </w:rPr>
-              <w:t>2025.07~2025.12</w:t>
+              <w:t>法定医疗保险，覆盖门诊、住院与急诊</w:t>
             </w:r>
           </w:p>
         </w:tc>
         <w:tc>
           <w:tcPr>
-            <w:tcW w:type="dxa" w:w="5386"/>
-            <w:vAlign w:val="center"/>
+            <w:tcW w:type="dxa" w:w="1746"/>
           </w:tcPr>
           <w:p>
             <w:pPr>
-              <w:spacing w:line="300" w:lineRule="auto"/>
+              <w:spacing w:before="0" w:after="0" w:line="276" w:lineRule="auto"/>
               <w:jc w:val="center"/>
             </w:pPr>
             <w:r/>
@@ -1801,22 +2393,45 @@
               <w:rPr>
                 <w:rFonts w:ascii="宋体" w:hAnsi="宋体" w:eastAsia="宋体"/>
                 <w:b w:val="0"/>
+                <w:color w:val="111827"/>
                 <w:sz w:val="21"/>
               </w:rPr>
-              <w:t>原型器件组装与测试</w:t>
+              <w:t>约 8%</w:t>
             </w:r>
           </w:p>
         </w:tc>
       </w:tr>
       <w:tr>
+        <w:trPr>
+          <w:cantSplit/>
+        </w:trPr>
         <w:tc>
           <w:tcPr>
-            <w:tcW w:type="dxa" w:w="2835"/>
-            <w:vAlign w:val="center"/>
+            <w:tcW w:type="dxa" w:w="1746"/>
           </w:tcPr>
           <w:p>
             <w:pPr>
-              <w:spacing w:line="300" w:lineRule="auto"/>
+              <w:spacing w:before="0" w:after="0" w:line="276" w:lineRule="auto"/>
+            </w:pPr>
+            <w:r/>
+            <w:r>
+              <w:rPr>
+                <w:rFonts w:ascii="宋体" w:hAnsi="宋体" w:eastAsia="宋体"/>
+                <w:b w:val="0"/>
+                <w:color w:val="111827"/>
+                <w:sz w:val="21"/>
+              </w:rPr>
+              <w:t>书籍与耗材</w:t>
+            </w:r>
+          </w:p>
+        </w:tc>
+        <w:tc>
+          <w:tcPr>
+            <w:tcW w:type="dxa" w:w="5238"/>
+          </w:tcPr>
+          <w:p>
+            <w:pPr>
+              <w:spacing w:before="0" w:after="0" w:line="276" w:lineRule="auto"/>
               <w:jc w:val="center"/>
             </w:pPr>
             <w:r/>
@@ -1824,20 +2439,20 @@
               <w:rPr>
                 <w:rFonts w:ascii="宋体" w:hAnsi="宋体" w:eastAsia="宋体"/>
                 <w:b w:val="0"/>
+                <w:color w:val="111827"/>
                 <w:sz w:val="21"/>
               </w:rPr>
-              <w:t>2026.01~2026.06</w:t>
+              <w:t>专业书籍、实验耗材、打印与会议材料</w:t>
             </w:r>
           </w:p>
         </w:tc>
         <w:tc>
           <w:tcPr>
-            <w:tcW w:type="dxa" w:w="5386"/>
-            <w:vAlign w:val="center"/>
+            <w:tcW w:type="dxa" w:w="1746"/>
           </w:tcPr>
           <w:p>
             <w:pPr>
-              <w:spacing w:line="300" w:lineRule="auto"/>
+              <w:spacing w:before="0" w:after="0" w:line="276" w:lineRule="auto"/>
               <w:jc w:val="center"/>
             </w:pPr>
             <w:r/>
@@ -1845,22 +2460,45 @@
               <w:rPr>
                 <w:rFonts w:ascii="宋体" w:hAnsi="宋体" w:eastAsia="宋体"/>
                 <w:b w:val="0"/>
+                <w:color w:val="111827"/>
                 <w:sz w:val="21"/>
               </w:rPr>
-              <w:t>数据分析与论文撰写</w:t>
+              <w:t>约 5%</w:t>
             </w:r>
           </w:p>
         </w:tc>
       </w:tr>
       <w:tr>
+        <w:trPr>
+          <w:cantSplit/>
+        </w:trPr>
         <w:tc>
           <w:tcPr>
-            <w:tcW w:type="dxa" w:w="2835"/>
-            <w:vAlign w:val="center"/>
+            <w:tcW w:type="dxa" w:w="1746"/>
           </w:tcPr>
           <w:p>
             <w:pPr>
-              <w:spacing w:line="300" w:lineRule="auto"/>
+              <w:spacing w:before="0" w:after="0" w:line="276" w:lineRule="auto"/>
+            </w:pPr>
+            <w:r/>
+            <w:r>
+              <w:rPr>
+                <w:rFonts w:ascii="宋体" w:hAnsi="宋体" w:eastAsia="宋体"/>
+                <w:b w:val="0"/>
+                <w:color w:val="111827"/>
+                <w:sz w:val="21"/>
+              </w:rPr>
+              <w:t>国际旅费</w:t>
+            </w:r>
+          </w:p>
+        </w:tc>
+        <w:tc>
+          <w:tcPr>
+            <w:tcW w:type="dxa" w:w="5238"/>
+          </w:tcPr>
+          <w:p>
+            <w:pPr>
+              <w:spacing w:before="0" w:after="0" w:line="276" w:lineRule="auto"/>
               <w:jc w:val="center"/>
             </w:pPr>
             <w:r/>
@@ -1868,20 +2506,20 @@
               <w:rPr>
                 <w:rFonts w:ascii="宋体" w:hAnsi="宋体" w:eastAsia="宋体"/>
                 <w:b w:val="0"/>
+                <w:color w:val="111827"/>
                 <w:sz w:val="21"/>
               </w:rPr>
-              <w:t>2026.07~2026.08</w:t>
+              <w:t>往返机票（按一次往返计）</w:t>
             </w:r>
           </w:p>
         </w:tc>
         <w:tc>
           <w:tcPr>
-            <w:tcW w:type="dxa" w:w="5386"/>
-            <w:vAlign w:val="center"/>
+            <w:tcW w:type="dxa" w:w="1746"/>
           </w:tcPr>
           <w:p>
             <w:pPr>
-              <w:spacing w:line="300" w:lineRule="auto"/>
+              <w:spacing w:before="0" w:after="0" w:line="276" w:lineRule="auto"/>
               <w:jc w:val="center"/>
             </w:pPr>
             <w:r/>
@@ -1889,28 +2527,163 @@
               <w:rPr>
                 <w:rFonts w:ascii="宋体" w:hAnsi="宋体" w:eastAsia="宋体"/>
                 <w:b w:val="0"/>
+                <w:color w:val="111827"/>
                 <w:sz w:val="21"/>
               </w:rPr>
-              <w:t>归国总结与成果汇报</w:t>
+              <w:t>约 5%</w:t>
             </w:r>
           </w:p>
         </w:tc>
       </w:tr>
     </w:tbl>
-    <w:p/>
     <w:p>
       <w:pPr>
-        <w:spacing w:line="360" w:lineRule="auto" w:before="60" w:after="60"/>
-        <w:ind w:firstLine="480"/>
-        <w:jc w:val="left"/>
+        <w:spacing w:before="0" w:after="0" w:line="240" w:lineRule="exact"/>
       </w:pPr>
       <w:r>
         <w:rPr>
           <w:rFonts w:ascii="宋体" w:hAnsi="宋体" w:eastAsia="宋体"/>
           <w:b w:val="0"/>
+          <w:color w:val="111827"/>
+          <w:sz w:val="16"/>
+        </w:rPr>
+      </w:r>
+    </w:p>
+    <w:p>
+      <w:pPr>
+        <w:spacing w:before="0" w:after="120" w:lineRule="auto" w:line="360"/>
+        <w:ind w:firstLine="480"/>
+      </w:pPr>
+      <w:r>
+        <w:rPr>
+          <w:rFonts w:ascii="宋体" w:hAnsi="宋体" w:eastAsia="宋体"/>
+          <w:b w:val="0"/>
+          <w:color w:val="111827"/>
           <w:sz w:val="24"/>
         </w:rPr>
-        <w:t>预期成果量化表：</w:t>
+        <w:t>我不打算把资助用于与学业无关的支出，也不会通过超时打工补贴生活——那会直接侵蚀研究时间，与本项目的目标相悖。如果出现汇率或物价波动导致的生活压力，我会先压缩非必要开支，并按程序向基金委和使馆教育处报告，而不是自行其是。</w:t>
+      </w:r>
+    </w:p>
+    <w:p>
+      <w:pPr>
+        <w:spacing w:before="0" w:after="120" w:lineRule="auto" w:line="360"/>
+        <w:ind w:firstLine="480"/>
+      </w:pPr>
+      <w:r>
+        <w:rPr>
+          <w:rFonts w:ascii="宋体" w:hAnsi="宋体" w:eastAsia="宋体"/>
+          <w:b w:val="0"/>
+          <w:color w:val="111827"/>
+          <w:sz w:val="24"/>
+        </w:rPr>
+        <w:t>回国服务方面，我的承诺是明确的：学业结束后按期回国，优先进入高校、科研院所或智能装备行业的研发岗位。这不是一句表态，我有具体的落点——目前国内在机器人感知与自主导航方向的产业需求正在快速扩张，我在申请前已与两家国内企业的技术负责人做过交流，了解到他们对「既懂算法又能把设备调起来」的人有真实缺口。</w:t>
+      </w:r>
+    </w:p>
+    <w:p>
+      <w:pPr>
+        <w:spacing w:before="0" w:after="120" w:lineRule="auto" w:line="360"/>
+        <w:ind w:firstLine="480"/>
+      </w:pPr>
+      <w:r>
+        <w:rPr>
+          <w:rFonts w:ascii="宋体" w:hAnsi="宋体" w:eastAsia="宋体"/>
+          <w:b w:val="0"/>
+          <w:color w:val="111827"/>
+          <w:sz w:val="24"/>
+        </w:rPr>
+        <w:t>我也愿意承担回国后的知识扩散义务：把在国外学到的课程材料、实验方法与工具链整理成可共享的文档，回校后为低年级同学做专题分享。这是我在本科阶段就在做的事（整理笔记与开源代码），只是希望把范围扩大。</w:t>
+      </w:r>
+    </w:p>
+    <w:p>
+      <w:pPr>
+        <w:keepNext/>
+        <w:keepLines/>
+        <w:spacing w:before="360" w:after="160" w:line="360" w:lineRule="auto"/>
+      </w:pPr>
+      <w:r>
+        <w:rPr>
+          <w:rFonts w:ascii="黑体" w:hAnsi="黑体" w:eastAsia="黑体"/>
+          <w:b/>
+          <w:color w:val="111827"/>
+          <w:sz w:val="30"/>
+        </w:rPr>
+        <w:t>六、回国服务承诺</w:t>
+      </w:r>
+    </w:p>
+    <w:p>
+      <w:pPr>
+        <w:spacing w:before="0" w:after="120" w:lineRule="auto" w:line="360"/>
+        <w:ind w:firstLine="480"/>
+      </w:pPr>
+      <w:r>
+        <w:rPr>
+          <w:rFonts w:ascii="宋体" w:hAnsi="宋体" w:eastAsia="宋体"/>
+          <w:b w:val="0"/>
+          <w:color w:val="111827"/>
+          <w:sz w:val="24"/>
+        </w:rPr>
+        <w:t>本人承诺：学成后按期回国，服务期不少于两年。回国后计划进入高校或科研院所继续从事机器人自主导航方向的研究工作，把在国外学到的系统级验证方法带回国内团队，弥补国内在该方向「算法强、整机弱」的短板。</w:t>
+      </w:r>
+    </w:p>
+    <w:p>
+      <w:pPr>
+        <w:spacing w:before="0" w:after="120" w:lineRule="auto" w:line="360"/>
+        <w:ind w:firstLine="480"/>
+      </w:pPr>
+      <w:r>
+        <w:rPr>
+          <w:rFonts w:ascii="宋体" w:hAnsi="宋体" w:eastAsia="宋体"/>
+          <w:b w:val="0"/>
+          <w:color w:val="111827"/>
+          <w:sz w:val="24"/>
+        </w:rPr>
+        <w:t>关于服务期，我想说清楚我的判断依据，而不只是给一个承诺。这个方向的产业链在国内，应用场景也在国内——低空物流、电网巡检、应急救援，这些场景的规模和复杂度都远超欧洲。在国外做研究，数据与场景都是受限的；回国才有条件把系统真正跑起来。所以回国对我而言不是义务，是更优选择。</w:t>
+      </w:r>
+    </w:p>
+    <w:p>
+      <w:pPr>
+        <w:spacing w:before="0" w:after="120" w:lineRule="auto" w:line="360"/>
+        <w:ind w:firstLine="480"/>
+      </w:pPr>
+      <w:r>
+        <w:rPr>
+          <w:rFonts w:ascii="宋体" w:hAnsi="宋体" w:eastAsia="宋体"/>
+          <w:b w:val="0"/>
+          <w:color w:val="111827"/>
+          <w:sz w:val="24"/>
+        </w:rPr>
+        <w:t>关于回国后的具体去向，我有明确打算：进入高校或科研院所，继续做机器人自主导航方向的研究，把在国外学到的系统级验证方法带回团队。</w:t>
+      </w:r>
+    </w:p>
+    <w:p>
+      <w:pPr>
+        <w:spacing w:before="0" w:after="120" w:lineRule="auto" w:line="360"/>
+        <w:ind w:firstLine="480"/>
+      </w:pPr>
+      <w:r>
+        <w:rPr>
+          <w:rFonts w:ascii="宋体" w:hAnsi="宋体" w:eastAsia="宋体"/>
+          <w:b w:val="0"/>
+          <w:color w:val="111827"/>
+          <w:sz w:val="24"/>
+        </w:rPr>
+        <w:t>国内在这个方向上的现状是「算法强、整机弱」——论文数量与仿真指标都不差，但真正能上机稳定运行的系统不多。原因不是能力问题，而是缺少「把系统跑到失效、再修好」的训练环境与耐心。我希望把这套方法论带回来，而不只是带回一篇论文。</w:t>
+      </w:r>
+    </w:p>
+    <w:p>
+      <w:pPr>
+        <w:keepNext/>
+        <w:keepLines/>
+        <w:spacing w:before="360" w:after="160" w:line="360" w:lineRule="auto"/>
+      </w:pPr>
+      <w:r>
+        <w:rPr>
+          <w:rFonts w:ascii="黑体" w:hAnsi="黑体" w:eastAsia="黑体"/>
+          <w:b/>
+          <w:color w:val="111827"/>
+          <w:sz w:val="30"/>
+        </w:rPr>
+        <w:t>七、审核意见</w:t>
       </w:r>
     </w:p>
     <w:tbl>
@@ -1918,772 +2691,246 @@
         <w:tblStyle w:val="TableGrid"/>
         <w:tblW w:type="auto" w:w="0"/>
         <w:jc w:val="center"/>
+        <w:tblLayout w:type="fixed"/>
         <w:tblLook w:firstColumn="1" w:firstRow="1" w:lastColumn="0" w:lastRow="0" w:noHBand="0" w:noVBand="1" w:val="04A0"/>
+        <w:tblLayout w:type="fixed"/>
       </w:tblPr>
       <w:tblGrid>
-        <w:gridCol w:w="3024"/>
-        <w:gridCol w:w="3024"/>
-        <w:gridCol w:w="3024"/>
+        <w:gridCol w:w="8731"/>
       </w:tblGrid>
       <w:tr>
+        <w:trPr>
+          <w:cantSplit/>
+        </w:trPr>
         <w:tc>
           <w:tcPr>
-            <w:tcW w:type="dxa" w:w="2268"/>
-            <w:vAlign w:val="center"/>
+            <w:tcW w:type="dxa" w:w="8731"/>
           </w:tcPr>
           <w:p>
             <w:pPr>
-              <w:spacing w:line="300" w:lineRule="auto"/>
-              <w:jc w:val="center"/>
+              <w:keepNext/>
+              <w:keepLines/>
+              <w:spacing w:before="40" w:after="40"/>
             </w:pPr>
-            <w:r/>
             <w:r>
               <w:rPr>
-                <w:rFonts w:ascii="宋体" w:hAnsi="宋体" w:eastAsia="宋体"/>
+                <w:rFonts w:ascii="黑体" w:hAnsi="黑体" w:eastAsia="黑体"/>
                 <w:b/>
+                <w:color w:val="111827"/>
                 <w:sz w:val="21"/>
               </w:rPr>
-              <w:t>成果类别</w:t>
-            </w:r>
-          </w:p>
-        </w:tc>
-        <w:tc>
-          <w:tcPr>
-            <w:tcW w:type="dxa" w:w="2835"/>
-            <w:vAlign w:val="center"/>
-          </w:tcPr>
-          <w:p>
-            <w:pPr>
-              <w:spacing w:line="300" w:lineRule="auto"/>
-              <w:jc w:val="center"/>
-            </w:pPr>
-            <w:r/>
-            <w:r>
-              <w:rPr>
-                <w:rFonts w:ascii="宋体" w:hAnsi="宋体" w:eastAsia="宋体"/>
-                <w:b/>
-                <w:sz w:val="21"/>
-              </w:rPr>
-              <w:t>数量</w:t>
-            </w:r>
-          </w:p>
-        </w:tc>
-        <w:tc>
-          <w:tcPr>
-            <w:tcW w:type="dxa" w:w="3118"/>
-            <w:vAlign w:val="center"/>
-          </w:tcPr>
-          <w:p>
-            <w:pPr>
-              <w:spacing w:line="300" w:lineRule="auto"/>
-              <w:jc w:val="center"/>
-            </w:pPr>
-            <w:r/>
-            <w:r>
-              <w:rPr>
-                <w:rFonts w:ascii="宋体" w:hAnsi="宋体" w:eastAsia="宋体"/>
-                <w:b/>
-                <w:sz w:val="21"/>
-              </w:rPr>
-              <w:t>备注</w:t>
+              <w:t>申请人签字</w:t>
             </w:r>
           </w:p>
         </w:tc>
       </w:tr>
       <w:tr>
+        <w:trPr>
+          <w:trHeight w:val="1020" w:hRule="atLeast"/>
+          <w:cantSplit/>
+        </w:trPr>
         <w:tc>
           <w:tcPr>
-            <w:tcW w:type="dxa" w:w="2268"/>
-            <w:vAlign w:val="center"/>
+            <w:tcW w:type="dxa" w:w="8731"/>
           </w:tcPr>
           <w:p>
             <w:pPr>
-              <w:spacing w:line="300" w:lineRule="auto"/>
-              <w:jc w:val="center"/>
+              <w:keepNext/>
+              <w:keepLines/>
+              <w:spacing w:before="0" w:after="0"/>
             </w:pPr>
-            <w:r/>
+          </w:p>
+        </w:tc>
+      </w:tr>
+      <w:tr>
+        <w:trPr>
+          <w:cantSplit/>
+        </w:trPr>
+        <w:tc>
+          <w:tcPr>
+            <w:tcW w:type="dxa" w:w="8731"/>
+          </w:tcPr>
+          <w:p>
+            <w:pPr>
+              <w:keepNext/>
+              <w:keepLines/>
+              <w:spacing w:before="80" w:after="80"/>
+              <w:jc w:val="right"/>
+            </w:pPr>
             <w:r>
               <w:rPr>
                 <w:rFonts w:ascii="宋体" w:hAnsi="宋体" w:eastAsia="宋体"/>
                 <w:b w:val="0"/>
+                <w:color w:val="6B7280"/>
                 <w:sz w:val="21"/>
               </w:rPr>
-              <w:t>SCI 论文</w:t>
-            </w:r>
-          </w:p>
-        </w:tc>
-        <w:tc>
-          <w:tcPr>
-            <w:tcW w:type="dxa" w:w="2835"/>
-            <w:vAlign w:val="center"/>
-          </w:tcPr>
-          <w:p>
-            <w:pPr>
-              <w:spacing w:line="300" w:lineRule="auto"/>
-              <w:jc w:val="center"/>
-            </w:pPr>
-            <w:r/>
-            <w:r>
-              <w:rPr>
-                <w:rFonts w:ascii="宋体" w:hAnsi="宋体" w:eastAsia="宋体"/>
-                <w:b w:val="0"/>
-                <w:sz w:val="21"/>
-              </w:rPr>
-              <w:t>2 篇（一作）</w:t>
-            </w:r>
-          </w:p>
-        </w:tc>
-        <w:tc>
-          <w:tcPr>
-            <w:tcW w:type="dxa" w:w="3118"/>
-            <w:vAlign w:val="center"/>
-          </w:tcPr>
-          <w:p>
-            <w:pPr>
-              <w:spacing w:line="300" w:lineRule="auto"/>
-              <w:jc w:val="center"/>
-            </w:pPr>
-            <w:r/>
-            <w:r>
-              <w:rPr>
-                <w:rFonts w:ascii="宋体" w:hAnsi="宋体" w:eastAsia="宋体"/>
-                <w:b w:val="0"/>
-                <w:sz w:val="21"/>
-              </w:rPr>
-              <w:t>目标期刊 IF ≥ 15</w:t>
+              <w:t>签字：＿＿＿＿＿＿＿＿　　　日期：　　年　　月　　日</w:t>
             </w:r>
           </w:p>
         </w:tc>
       </w:tr>
       <w:tr>
+        <w:trPr>
+          <w:cantSplit/>
+        </w:trPr>
         <w:tc>
           <w:tcPr>
-            <w:tcW w:type="dxa" w:w="2268"/>
-            <w:vAlign w:val="center"/>
+            <w:tcW w:type="dxa" w:w="8731"/>
           </w:tcPr>
           <w:p>
             <w:pPr>
-              <w:spacing w:line="300" w:lineRule="auto"/>
-              <w:jc w:val="center"/>
+              <w:keepNext/>
+              <w:keepLines/>
+              <w:spacing w:before="40" w:after="40"/>
             </w:pPr>
-            <w:r/>
             <w:r>
               <w:rPr>
-                <w:rFonts w:ascii="宋体" w:hAnsi="宋体" w:eastAsia="宋体"/>
-                <w:b w:val="0"/>
+                <w:rFonts w:ascii="黑体" w:hAnsi="黑体" w:eastAsia="黑体"/>
+                <w:b/>
+                <w:color w:val="111827"/>
                 <w:sz w:val="21"/>
               </w:rPr>
-              <w:t>专利</w:t>
-            </w:r>
-          </w:p>
-        </w:tc>
-        <w:tc>
-          <w:tcPr>
-            <w:tcW w:type="dxa" w:w="2835"/>
-            <w:vAlign w:val="center"/>
-          </w:tcPr>
-          <w:p>
-            <w:pPr>
-              <w:spacing w:line="300" w:lineRule="auto"/>
-              <w:jc w:val="center"/>
-            </w:pPr>
-            <w:r/>
-            <w:r>
-              <w:rPr>
-                <w:rFonts w:ascii="宋体" w:hAnsi="宋体" w:eastAsia="宋体"/>
-                <w:b w:val="0"/>
-                <w:sz w:val="21"/>
-              </w:rPr>
-              <w:t>PCT 1 + 国内 2</w:t>
-            </w:r>
-          </w:p>
-        </w:tc>
-        <w:tc>
-          <w:tcPr>
-            <w:tcW w:type="dxa" w:w="3118"/>
-            <w:vAlign w:val="center"/>
-          </w:tcPr>
-          <w:p>
-            <w:pPr>
-              <w:spacing w:line="300" w:lineRule="auto"/>
-              <w:jc w:val="center"/>
-            </w:pPr>
-            <w:r/>
-            <w:r>
-              <w:rPr>
-                <w:rFonts w:ascii="宋体" w:hAnsi="宋体" w:eastAsia="宋体"/>
-                <w:b w:val="0"/>
-                <w:sz w:val="21"/>
-              </w:rPr>
+              <w:t>国内导师意见</w:t>
             </w:r>
           </w:p>
         </w:tc>
       </w:tr>
       <w:tr>
+        <w:trPr>
+          <w:trHeight w:val="1020" w:hRule="atLeast"/>
+          <w:cantSplit/>
+        </w:trPr>
         <w:tc>
           <w:tcPr>
-            <w:tcW w:type="dxa" w:w="2268"/>
-            <w:vAlign w:val="center"/>
+            <w:tcW w:type="dxa" w:w="8731"/>
           </w:tcPr>
           <w:p>
             <w:pPr>
-              <w:spacing w:line="300" w:lineRule="auto"/>
-              <w:jc w:val="center"/>
+              <w:keepNext/>
+              <w:keepLines/>
+              <w:spacing w:before="0" w:after="0"/>
             </w:pPr>
-            <w:r/>
+          </w:p>
+        </w:tc>
+      </w:tr>
+      <w:tr>
+        <w:trPr>
+          <w:cantSplit/>
+        </w:trPr>
+        <w:tc>
+          <w:tcPr>
+            <w:tcW w:type="dxa" w:w="8731"/>
+          </w:tcPr>
+          <w:p>
+            <w:pPr>
+              <w:keepNext/>
+              <w:keepLines/>
+              <w:spacing w:before="80" w:after="80"/>
+              <w:jc w:val="right"/>
+            </w:pPr>
             <w:r>
               <w:rPr>
                 <w:rFonts w:ascii="宋体" w:hAnsi="宋体" w:eastAsia="宋体"/>
                 <w:b w:val="0"/>
+                <w:color w:val="6B7280"/>
                 <w:sz w:val="21"/>
               </w:rPr>
-              <w:t>国际会议</w:t>
+              <w:t>签字：＿＿＿＿＿＿＿＿　　　日期：　　年　　月　　日</w:t>
             </w:r>
           </w:p>
         </w:tc>
+      </w:tr>
+      <w:tr>
+        <w:trPr>
+          <w:cantSplit/>
+        </w:trPr>
         <w:tc>
           <w:tcPr>
-            <w:tcW w:type="dxa" w:w="2835"/>
-            <w:vAlign w:val="center"/>
+            <w:tcW w:type="dxa" w:w="8731"/>
           </w:tcPr>
           <w:p>
             <w:pPr>
-              <w:spacing w:line="300" w:lineRule="auto"/>
-              <w:jc w:val="center"/>
+              <w:keepNext/>
+              <w:keepLines/>
+              <w:spacing w:before="40" w:after="40"/>
             </w:pPr>
-            <w:r/>
+            <w:r>
+              <w:rPr>
+                <w:rFonts w:ascii="黑体" w:hAnsi="黑体" w:eastAsia="黑体"/>
+                <w:b/>
+                <w:color w:val="111827"/>
+                <w:sz w:val="21"/>
+              </w:rPr>
+              <w:t>所在单位推荐意见</w:t>
+            </w:r>
+          </w:p>
+        </w:tc>
+      </w:tr>
+      <w:tr>
+        <w:trPr>
+          <w:trHeight w:val="1020" w:hRule="atLeast"/>
+          <w:cantSplit/>
+        </w:trPr>
+        <w:tc>
+          <w:tcPr>
+            <w:tcW w:type="dxa" w:w="8731"/>
+          </w:tcPr>
+          <w:p>
+            <w:pPr>
+              <w:keepNext/>
+              <w:keepLines/>
+              <w:spacing w:before="0" w:after="0"/>
+            </w:pPr>
+          </w:p>
+        </w:tc>
+      </w:tr>
+      <w:tr>
+        <w:trPr>
+          <w:cantSplit/>
+        </w:trPr>
+        <w:tc>
+          <w:tcPr>
+            <w:tcW w:type="dxa" w:w="8731"/>
+          </w:tcPr>
+          <w:p>
+            <w:pPr>
+              <w:spacing w:before="80" w:after="80"/>
+              <w:jc w:val="right"/>
+            </w:pPr>
             <w:r>
               <w:rPr>
                 <w:rFonts w:ascii="宋体" w:hAnsi="宋体" w:eastAsia="宋体"/>
                 <w:b w:val="0"/>
+                <w:color w:val="6B7280"/>
                 <w:sz w:val="21"/>
               </w:rPr>
-              <w:t>2 次（口头 1）</w:t>
-            </w:r>
-          </w:p>
-        </w:tc>
-        <w:tc>
-          <w:tcPr>
-            <w:tcW w:type="dxa" w:w="3118"/>
-            <w:vAlign w:val="center"/>
-          </w:tcPr>
-          <w:p>
-            <w:pPr>
-              <w:spacing w:line="300" w:lineRule="auto"/>
-              <w:jc w:val="center"/>
-            </w:pPr>
-            <w:r/>
-            <w:r>
-              <w:rPr>
-                <w:rFonts w:ascii="宋体" w:hAnsi="宋体" w:eastAsia="宋体"/>
-                <w:b w:val="0"/>
-                <w:sz w:val="21"/>
-              </w:rPr>
+              <w:t>签字：＿＿＿＿＿＿＿＿　　　日期：　　年　　月　　日</w:t>
             </w:r>
           </w:p>
         </w:tc>
       </w:tr>
     </w:tbl>
-    <w:p/>
     <w:p>
       <w:pPr>
-        <w:spacing w:line="360" w:lineRule="auto" w:before="120" w:after="60"/>
-        <w:ind w:firstLine="480"/>
-        <w:jc w:val="left"/>
-      </w:pPr>
-      <w:r>
-        <w:rPr>
-          <w:rFonts w:ascii="黑体" w:hAnsi="黑体" w:eastAsia="黑体"/>
-          <w:b/>
-          <w:sz w:val="24"/>
-        </w:rPr>
-        <w:t>五、归国计划</w:t>
-      </w:r>
-    </w:p>
-    <w:p>
-      <w:pPr>
-        <w:spacing w:line="360" w:lineRule="auto" w:before="0" w:after="0"/>
-        <w:ind w:firstLine="480"/>
-        <w:jc w:val="left"/>
+        <w:spacing w:before="0" w:after="0" w:line="240" w:lineRule="exact"/>
       </w:pPr>
       <w:r>
         <w:rPr>
           <w:rFonts w:ascii="宋体" w:hAnsi="宋体" w:eastAsia="宋体"/>
           <w:b w:val="0"/>
-          <w:sz w:val="24"/>
+          <w:color w:val="111827"/>
+          <w:sz w:val="16"/>
         </w:rPr>
-        <w:t>本人承诺于2026-09学成按期回国，已与XX 大学材料学院达成回国意向（已签订回国工作意向书，见附件），拟任副教授岗位。</w:t>
-      </w:r>
-    </w:p>
-    <w:p>
-      <w:pPr>
-        <w:spacing w:line="360" w:lineRule="auto" w:before="0" w:after="0"/>
-        <w:ind w:firstLine="480"/>
-        <w:jc w:val="left"/>
-      </w:pPr>
-      <w:r>
-        <w:rPr>
-          <w:rFonts w:ascii="宋体" w:hAnsi="宋体" w:eastAsia="宋体"/>
-          <w:b w:val="0"/>
-          <w:sz w:val="24"/>
-        </w:rPr>
-        <w:t>回国后研究设想：组建“先进电池材料”课题组，继续推进锂硫电池产业化研究。</w:t>
-      </w:r>
-    </w:p>
-    <w:p>
-      <w:pPr>
-        <w:spacing w:line="360" w:lineRule="auto" w:before="0" w:after="0"/>
-        <w:ind w:firstLine="480"/>
-        <w:jc w:val="left"/>
-      </w:pPr>
-      <w:r>
-        <w:rPr>
-          <w:rFonts w:ascii="宋体" w:hAnsi="宋体" w:eastAsia="宋体"/>
-          <w:b w:val="0"/>
-          <w:sz w:val="24"/>
-        </w:rPr>
-        <w:t>联合产业伙伴：宁德时代新能源科技股份有限公司。</w:t>
-      </w:r>
-    </w:p>
-    <w:p>
-      <w:pPr>
-        <w:spacing w:line="360" w:lineRule="auto" w:before="0" w:after="0"/>
-        <w:ind w:firstLine="480"/>
-        <w:jc w:val="left"/>
-      </w:pPr>
-      <w:r>
-        <w:rPr>
-          <w:rFonts w:ascii="宋体" w:hAnsi="宋体" w:eastAsia="宋体"/>
-          <w:b w:val="0"/>
-          <w:sz w:val="24"/>
-        </w:rPr>
-        <w:t>依据《关于明确国家公派留学人员回国服务期和违约追偿相关事宜的通知》（留金发〔2020〕112 号），本人承诺学成回国后服务 2 年。</w:t>
-      </w:r>
-    </w:p>
-    <w:p>
-      <w:pPr>
-        <w:spacing w:line="360" w:lineRule="auto" w:before="0" w:after="0"/>
-        <w:ind w:firstLine="480"/>
-        <w:jc w:val="left"/>
-      </w:pPr>
-      <w:r>
-        <w:rPr>
-          <w:rFonts w:ascii="宋体" w:hAnsi="宋体" w:eastAsia="宋体"/>
-          <w:b w:val="0"/>
-          <w:sz w:val="24"/>
-        </w:rPr>
-        <w:t>长期发展规划：3 年内申报国家自然科学基金青年项目，5 年内组建 5 人课题组，推动 500 Wh/kg 锂硫电池中试</w:t>
-      </w:r>
-    </w:p>
-    <w:p>
-      <w:pPr>
-        <w:spacing w:line="360" w:lineRule="auto" w:before="60" w:after="60"/>
-        <w:ind w:firstLine="480"/>
-        <w:jc w:val="left"/>
-      </w:pPr>
-      <w:r>
-        <w:rPr>
-          <w:rFonts w:ascii="宋体" w:hAnsi="宋体" w:eastAsia="宋体"/>
-          <w:b w:val="0"/>
-          <w:sz w:val="24"/>
-        </w:rPr>
-        <w:t>归国去向表：</w:t>
-      </w:r>
-    </w:p>
-    <w:tbl>
-      <w:tblPr>
-        <w:tblStyle w:val="TableGrid"/>
-        <w:tblW w:type="auto" w:w="0"/>
-        <w:jc w:val="center"/>
-        <w:tblLook w:firstColumn="1" w:firstRow="1" w:lastColumn="0" w:lastRow="0" w:noHBand="0" w:noVBand="1" w:val="04A0"/>
-      </w:tblPr>
-      <w:tblGrid>
-        <w:gridCol w:w="4536"/>
-        <w:gridCol w:w="4536"/>
-      </w:tblGrid>
-      <w:tr>
-        <w:tc>
-          <w:tcPr>
-            <w:tcW w:type="dxa" w:w="1984"/>
-            <w:vAlign w:val="center"/>
-          </w:tcPr>
-          <w:p>
-            <w:pPr>
-              <w:spacing w:line="300" w:lineRule="auto"/>
-              <w:jc w:val="center"/>
-            </w:pPr>
-            <w:r/>
-            <w:r>
-              <w:rPr>
-                <w:rFonts w:ascii="宋体" w:hAnsi="宋体" w:eastAsia="宋体"/>
-                <w:b/>
-                <w:sz w:val="21"/>
-              </w:rPr>
-              <w:t>项目</w:t>
-            </w:r>
-          </w:p>
-        </w:tc>
-        <w:tc>
-          <w:tcPr>
-            <w:tcW w:type="dxa" w:w="6236"/>
-            <w:vAlign w:val="center"/>
-          </w:tcPr>
-          <w:p>
-            <w:pPr>
-              <w:spacing w:line="300" w:lineRule="auto"/>
-              <w:jc w:val="center"/>
-            </w:pPr>
-            <w:r/>
-            <w:r>
-              <w:rPr>
-                <w:rFonts w:ascii="宋体" w:hAnsi="宋体" w:eastAsia="宋体"/>
-                <w:b/>
-                <w:sz w:val="21"/>
-              </w:rPr>
-              <w:t>内容</w:t>
-            </w:r>
-          </w:p>
-        </w:tc>
-      </w:tr>
-      <w:tr>
-        <w:tc>
-          <w:tcPr>
-            <w:tcW w:type="dxa" w:w="1984"/>
-            <w:vAlign w:val="center"/>
-          </w:tcPr>
-          <w:p>
-            <w:pPr>
-              <w:spacing w:line="300" w:lineRule="auto"/>
-              <w:jc w:val="center"/>
-            </w:pPr>
-            <w:r/>
-            <w:r>
-              <w:rPr>
-                <w:rFonts w:ascii="宋体" w:hAnsi="宋体" w:eastAsia="宋体"/>
-                <w:b w:val="0"/>
-                <w:sz w:val="21"/>
-              </w:rPr>
-              <w:t>回国时间</w:t>
-            </w:r>
-          </w:p>
-        </w:tc>
-        <w:tc>
-          <w:tcPr>
-            <w:tcW w:type="dxa" w:w="6236"/>
-            <w:vAlign w:val="center"/>
-          </w:tcPr>
-          <w:p>
-            <w:pPr>
-              <w:spacing w:line="300" w:lineRule="auto"/>
-              <w:jc w:val="center"/>
-            </w:pPr>
-            <w:r/>
-            <w:r>
-              <w:rPr>
-                <w:rFonts w:ascii="宋体" w:hAnsi="宋体" w:eastAsia="宋体"/>
-                <w:b w:val="0"/>
-                <w:sz w:val="21"/>
-              </w:rPr>
-              <w:t>2026-09</w:t>
-            </w:r>
-          </w:p>
-        </w:tc>
-      </w:tr>
-      <w:tr>
-        <w:tc>
-          <w:tcPr>
-            <w:tcW w:type="dxa" w:w="1984"/>
-            <w:vAlign w:val="center"/>
-          </w:tcPr>
-          <w:p>
-            <w:pPr>
-              <w:spacing w:line="300" w:lineRule="auto"/>
-              <w:jc w:val="center"/>
-            </w:pPr>
-            <w:r/>
-            <w:r>
-              <w:rPr>
-                <w:rFonts w:ascii="宋体" w:hAnsi="宋体" w:eastAsia="宋体"/>
-                <w:b w:val="0"/>
-                <w:sz w:val="21"/>
-              </w:rPr>
-              <w:t>回国单位</w:t>
-            </w:r>
-          </w:p>
-        </w:tc>
-        <w:tc>
-          <w:tcPr>
-            <w:tcW w:type="dxa" w:w="6236"/>
-            <w:vAlign w:val="center"/>
-          </w:tcPr>
-          <w:p>
-            <w:pPr>
-              <w:spacing w:line="300" w:lineRule="auto"/>
-              <w:jc w:val="center"/>
-            </w:pPr>
-            <w:r/>
-            <w:r>
-              <w:rPr>
-                <w:rFonts w:ascii="宋体" w:hAnsi="宋体" w:eastAsia="宋体"/>
-                <w:b w:val="0"/>
-                <w:sz w:val="21"/>
-              </w:rPr>
-              <w:t>XX 大学材料学院</w:t>
-            </w:r>
-          </w:p>
-        </w:tc>
-      </w:tr>
-      <w:tr>
-        <w:tc>
-          <w:tcPr>
-            <w:tcW w:type="dxa" w:w="1984"/>
-            <w:vAlign w:val="center"/>
-          </w:tcPr>
-          <w:p>
-            <w:pPr>
-              <w:spacing w:line="300" w:lineRule="auto"/>
-              <w:jc w:val="center"/>
-            </w:pPr>
-            <w:r/>
-            <w:r>
-              <w:rPr>
-                <w:rFonts w:ascii="宋体" w:hAnsi="宋体" w:eastAsia="宋体"/>
-                <w:b w:val="0"/>
-                <w:sz w:val="21"/>
-              </w:rPr>
-              <w:t>回国岗位</w:t>
-            </w:r>
-          </w:p>
-        </w:tc>
-        <w:tc>
-          <w:tcPr>
-            <w:tcW w:type="dxa" w:w="6236"/>
-            <w:vAlign w:val="center"/>
-          </w:tcPr>
-          <w:p>
-            <w:pPr>
-              <w:spacing w:line="300" w:lineRule="auto"/>
-              <w:jc w:val="center"/>
-            </w:pPr>
-            <w:r/>
-            <w:r>
-              <w:rPr>
-                <w:rFonts w:ascii="宋体" w:hAnsi="宋体" w:eastAsia="宋体"/>
-                <w:b w:val="0"/>
-                <w:sz w:val="21"/>
-              </w:rPr>
-              <w:t>副教授</w:t>
-            </w:r>
-          </w:p>
-        </w:tc>
-      </w:tr>
-      <w:tr>
-        <w:tc>
-          <w:tcPr>
-            <w:tcW w:type="dxa" w:w="1984"/>
-            <w:vAlign w:val="center"/>
-          </w:tcPr>
-          <w:p>
-            <w:pPr>
-              <w:spacing w:line="300" w:lineRule="auto"/>
-              <w:jc w:val="center"/>
-            </w:pPr>
-            <w:r/>
-            <w:r>
-              <w:rPr>
-                <w:rFonts w:ascii="宋体" w:hAnsi="宋体" w:eastAsia="宋体"/>
-                <w:b w:val="0"/>
-                <w:sz w:val="21"/>
-              </w:rPr>
-              <w:t>研究方向</w:t>
-            </w:r>
-          </w:p>
-        </w:tc>
-        <w:tc>
-          <w:tcPr>
-            <w:tcW w:type="dxa" w:w="6236"/>
-            <w:vAlign w:val="center"/>
-          </w:tcPr>
-          <w:p>
-            <w:pPr>
-              <w:spacing w:line="300" w:lineRule="auto"/>
-              <w:jc w:val="center"/>
-            </w:pPr>
-            <w:r/>
-            <w:r>
-              <w:rPr>
-                <w:rFonts w:ascii="宋体" w:hAnsi="宋体" w:eastAsia="宋体"/>
-                <w:b w:val="0"/>
-                <w:sz w:val="21"/>
-              </w:rPr>
-              <w:t>组建“先进电池材料”课题组，继续推进锂硫电池产业化研究</w:t>
-            </w:r>
-          </w:p>
-        </w:tc>
-      </w:tr>
-      <w:tr>
-        <w:tc>
-          <w:tcPr>
-            <w:tcW w:type="dxa" w:w="1984"/>
-            <w:vAlign w:val="center"/>
-          </w:tcPr>
-          <w:p>
-            <w:pPr>
-              <w:spacing w:line="300" w:lineRule="auto"/>
-              <w:jc w:val="center"/>
-            </w:pPr>
-            <w:r/>
-            <w:r>
-              <w:rPr>
-                <w:rFonts w:ascii="宋体" w:hAnsi="宋体" w:eastAsia="宋体"/>
-                <w:b w:val="0"/>
-                <w:sz w:val="21"/>
-              </w:rPr>
-              <w:t>服务期</w:t>
-            </w:r>
-          </w:p>
-        </w:tc>
-        <w:tc>
-          <w:tcPr>
-            <w:tcW w:type="dxa" w:w="6236"/>
-            <w:vAlign w:val="center"/>
-          </w:tcPr>
-          <w:p>
-            <w:pPr>
-              <w:spacing w:line="300" w:lineRule="auto"/>
-              <w:jc w:val="center"/>
-            </w:pPr>
-            <w:r/>
-            <w:r>
-              <w:rPr>
-                <w:rFonts w:ascii="宋体" w:hAnsi="宋体" w:eastAsia="宋体"/>
-                <w:b w:val="0"/>
-                <w:sz w:val="21"/>
-              </w:rPr>
-              <w:t>2 年</w:t>
-            </w:r>
-          </w:p>
-        </w:tc>
-      </w:tr>
-    </w:tbl>
-    <w:p/>
-    <w:p>
-      <w:pPr>
-        <w:spacing w:line="360" w:lineRule="auto" w:before="120" w:after="60"/>
-        <w:ind w:firstLine="480"/>
-        <w:jc w:val="left"/>
-      </w:pPr>
-      <w:r>
-        <w:rPr>
-          <w:rFonts w:ascii="黑体" w:hAnsi="黑体" w:eastAsia="黑体"/>
-          <w:b/>
-          <w:sz w:val="24"/>
-        </w:rPr>
-        <w:t>六、经济保障</w:t>
-      </w:r>
-    </w:p>
-    <w:p>
-      <w:pPr>
-        <w:spacing w:line="360" w:lineRule="auto" w:before="0" w:after="0"/>
-        <w:ind w:firstLine="480"/>
-        <w:jc w:val="left"/>
-      </w:pPr>
-      <w:r>
-        <w:rPr>
-          <w:rFonts w:ascii="宋体" w:hAnsi="宋体" w:eastAsia="宋体"/>
-          <w:b w:val="0"/>
-          <w:sz w:val="24"/>
-        </w:rPr>
-        <w:t>本人留学期间主要经济来源为国家留学基金委提供的奖学金生活费（按 1900 美元/月发放）及一次往返国际旅费。外方院校已承诺免除本人留学期间学费（MIT 材料系免学费（见邀请函附件 5））。外方导师课题组提供 500 美元/月助研津贴用于实验耗材补充。本人家庭配偶月收入约 12000 元人民币。已在银行储备 60000 元人民币应急金。CSC 统一购买国际医疗保险 + 个人购买商业补充保险。</w:t>
-      </w:r>
-    </w:p>
-    <w:p>
-      <w:pPr>
-        <w:spacing w:line="360" w:lineRule="auto" w:before="0" w:after="0"/>
-        <w:ind w:firstLine="480"/>
-        <w:jc w:val="left"/>
-      </w:pPr>
-      <w:r>
-        <w:rPr>
-          <w:rFonts w:ascii="宋体" w:hAnsi="宋体" w:eastAsia="宋体"/>
-          <w:b w:val="0"/>
-          <w:sz w:val="24"/>
-        </w:rPr>
-        <w:t>此致</w:t>
-      </w:r>
-    </w:p>
-    <w:p>
-      <w:pPr>
-        <w:spacing w:line="360" w:lineRule="auto" w:before="0" w:after="0"/>
-        <w:jc w:val="left"/>
-      </w:pPr>
-      <w:r>
-        <w:rPr>
-          <w:rFonts w:ascii="宋体" w:hAnsi="宋体" w:eastAsia="宋体"/>
-          <w:b w:val="0"/>
-          <w:sz w:val="24"/>
-        </w:rPr>
-        <w:t>敬礼！</w:t>
-      </w:r>
-    </w:p>
-    <w:p>
-      <w:pPr>
-        <w:spacing w:line="360" w:lineRule="auto" w:before="0" w:after="0"/>
-        <w:jc w:val="right"/>
-      </w:pPr>
-      <w:r>
-        <w:rPr>
-          <w:rFonts w:ascii="宋体" w:hAnsi="宋体" w:eastAsia="宋体"/>
-          <w:b w:val="0"/>
-          <w:sz w:val="24"/>
-        </w:rPr>
-        <w:t>申请人：王某某</w:t>
-      </w:r>
-    </w:p>
-    <w:p>
-      <w:pPr>
-        <w:spacing w:line="360" w:lineRule="auto" w:before="0" w:after="0"/>
-        <w:jc w:val="right"/>
-      </w:pPr>
-      <w:r>
-        <w:rPr>
-          <w:rFonts w:ascii="宋体" w:hAnsi="宋体" w:eastAsia="宋体"/>
-          <w:b w:val="0"/>
-          <w:sz w:val="24"/>
-        </w:rPr>
-        <w:t>2024 年 3 月 10 日</w:t>
       </w:r>
     </w:p>
     <w:sectPr>
-      <w:footerReference w:type="default" r:id="rId9"/>
       <w:pgSz w:w="11906" w:h="16838"/>
-      <w:pgMar w:top="1440" w:right="1417" w:bottom="1440" w:left="1417" w:header="720" w:footer="720" w:gutter="0"/>
+      <w:pgMar w:top="1440" w:right="1474" w:bottom="1440" w:left="1701" w:header="720" w:footer="720" w:gutter="0"/>
       <w:cols w:space="720"/>
       <w:docGrid w:linePitch="360"/>
     </w:sectPr>
   </w:body>
 </w:document>
-</file>
-
-<file path=word/footer1.xml><?xml version="1.0" encoding="utf-8"?>
-<w:ftr xmlns:m="http://schemas.openxmlformats.org/officeDocument/2006/math" xmlns:mc="http://schemas.openxmlformats.org/markup-compatibility/2006" xmlns:mo="http://schemas.microsoft.com/office/mac/office/2008/main" xmlns:mv="urn:schemas-microsoft-com:mac:vml" xmlns:o="urn:schemas-microsoft-com:office:office" xmlns:r="http://schemas.openxmlformats.org/officeDocument/2006/relationships" xmlns:v="urn:schemas-microsoft-com:vml" xmlns:w10="urn:schemas-microsoft-com:office:word" xmlns:w14="http://schemas.microsoft.com/office/word/2010/wordml" xmlns:w="http://schemas.openxmlformats.org/wordprocessingml/2006/main" xmlns:wne="http://schemas.microsoft.com/office/word/2006/wordml" xmlns:wp14="http://schemas.microsoft.com/office/word/2010/wordprocessingDrawing" xmlns:wp="http://schemas.openxmlformats.org/drawingml/2006/wordprocessingDrawing" xmlns:wpc="http://schemas.microsoft.com/office/word/2010/wordprocessingCanvas" xmlns:wpg="http://schemas.microsoft.com/office/word/2010/wordprocessingGroup" xmlns:wpi="http://schemas.microsoft.com/office/word/2010/wordprocessingInk" xmlns:wps="http://schemas.microsoft.com/office/word/2010/wordprocessingShape" mc:Ignorable="w14 wp14">
-  <w:p>
-    <w:pPr>
-      <w:pStyle w:val="Footer"/>
-      <w:jc w:val="center"/>
-    </w:pPr>
-    <w:r>
-      <w:rPr>
-        <w:rFonts w:ascii="宋体" w:hAnsi="宋体" w:eastAsia="宋体"/>
-        <w:b w:val="0"/>
-        <w:sz w:val="21"/>
-      </w:rPr>
-      <w:fldChar w:fldCharType="begin"/>
-      <w:instrText xml:space="preserve">PAGE</w:instrText>
-      <w:fldChar w:fldCharType="end"/>
-    </w:r>
-  </w:p>
-</w:ftr>
 </file>
 
 <file path=word/numbering.xml><?xml version="1.0" encoding="utf-8"?>

--- a/examples/demos/demo_csc_scholarship.docx
+++ b/examples/demos/demo_csc_scholarship.docx
@@ -2672,6 +2672,94 @@
     </w:p>
     <w:p>
       <w:pPr>
+        <w:spacing w:before="0" w:after="120" w:lineRule="auto" w:line="360"/>
+        <w:ind w:firstLine="480"/>
+      </w:pPr>
+      <w:r>
+        <w:rPr>
+          <w:rFonts w:ascii="宋体" w:hAnsi="宋体" w:eastAsia="宋体"/>
+          <w:b w:val="0"/>
+          <w:color w:val="111827"/>
+          <w:sz w:val="24"/>
+        </w:rPr>
+        <w:t>把承诺画成时间轴，是为了让评审看到「两年服务期」不是一句表态，而是一段有具体节点的安排。</w:t>
+      </w:r>
+    </w:p>
+    <w:p>
+      <w:pPr>
+        <w:keepNext/>
+        <w:keepLines/>
+        <w:spacing w:before="200" w:after="80"/>
+        <w:jc w:val="center"/>
+      </w:pPr>
+      <w:r>
+        <w:drawing>
+          <wp:inline xmlns:a="http://schemas.openxmlformats.org/drawingml/2006/main" xmlns:pic="http://schemas.openxmlformats.org/drawingml/2006/picture">
+            <wp:extent cx="5472000" cy="1962694"/>
+            <wp:docPr id="4" name="Picture 4"/>
+            <wp:cNvGraphicFramePr>
+              <a:graphicFrameLocks noChangeAspect="1"/>
+            </wp:cNvGraphicFramePr>
+            <a:graphic>
+              <a:graphicData uri="http://schemas.openxmlformats.org/drawingml/2006/picture">
+                <pic:pic>
+                  <pic:nvPicPr>
+                    <pic:cNvPr id="0" name="21_career_path.png"/>
+                    <pic:cNvPicPr/>
+                  </pic:nvPicPr>
+                  <pic:blipFill>
+                    <a:blip r:embed="rId12"/>
+                    <a:stretch>
+                      <a:fillRect/>
+                    </a:stretch>
+                  </pic:blipFill>
+                  <pic:spPr>
+                    <a:xfrm>
+                      <a:off x="0" y="0"/>
+                      <a:ext cx="5472000" cy="1962694"/>
+                    </a:xfrm>
+                    <a:prstGeom prst="rect"/>
+                  </pic:spPr>
+                </pic:pic>
+              </a:graphicData>
+            </a:graphic>
+          </wp:inline>
+        </w:drawing>
+      </w:r>
+    </w:p>
+    <w:p>
+      <w:pPr>
+        <w:keepLines/>
+        <w:spacing w:before="0" w:after="280"/>
+        <w:jc w:val="center"/>
+      </w:pPr>
+      <w:r>
+        <w:rPr>
+          <w:rFonts w:ascii="宋体" w:hAnsi="宋体" w:eastAsia="宋体"/>
+          <w:b w:val="0"/>
+          <w:color w:val="6B7280"/>
+          <w:sz w:val="21"/>
+        </w:rPr>
+        <w:t>图 4　回国服务期与长期发展路径</w:t>
+      </w:r>
+    </w:p>
+    <w:p>
+      <w:pPr>
+        <w:spacing w:before="0" w:after="120" w:lineRule="auto" w:line="360"/>
+        <w:ind w:firstLine="480"/>
+      </w:pPr>
+      <w:r>
+        <w:rPr>
+          <w:rFonts w:ascii="宋体" w:hAnsi="宋体" w:eastAsia="宋体"/>
+          <w:b w:val="0"/>
+          <w:color w:val="111827"/>
+          <w:sz w:val="24"/>
+        </w:rPr>
+        <w:t>关于服务期的两年，我的理解是它对应一个完整的研究周期：第一年搭平台、带学生，第二年出成果、把方法沉淀成课程或工具链。两年刚好够做完一轮，再长就需要更稳定的团队支持，这也是我希望进入高校或院所而不是短期项目组的原因。</w:t>
+      </w:r>
+    </w:p>
+    <w:p>
+      <w:pPr>
         <w:keepNext/>
         <w:keepLines/>
         <w:spacing w:before="360" w:after="160" w:line="360" w:lineRule="auto"/>

--- a/examples/demos/demo_csc_scholarship.docx
+++ b/examples/demos/demo_csc_scholarship.docx
@@ -339,7 +339,7 @@
       <w:pPr>
         <w:keepNext/>
         <w:keepLines/>
-        <w:spacing w:before="360" w:after="160" w:line="360" w:lineRule="auto"/>
+        <w:spacing w:before="280" w:after="140" w:line="360" w:lineRule="auto"/>
       </w:pPr>
       <w:r>
         <w:rPr>
@@ -445,7 +445,7 @@
       <w:pPr>
         <w:keepNext/>
         <w:keepLines/>
-        <w:spacing w:before="360" w:after="160" w:line="360" w:lineRule="auto"/>
+        <w:spacing w:before="280" w:after="140" w:line="360" w:lineRule="auto"/>
       </w:pPr>
       <w:r>
         <w:rPr>
@@ -478,7 +478,7 @@
       <w:pPr>
         <w:keepNext/>
         <w:keepLines/>
-        <w:spacing w:before="200" w:after="80"/>
+        <w:spacing w:before="160" w:after="60"/>
         <w:jc w:val="center"/>
       </w:pPr>
       <w:r>
@@ -497,7 +497,7 @@
                     <pic:cNvPicPr/>
                   </pic:nvPicPr>
                   <pic:blipFill>
-                    <a:blip r:embed="rId9"/>
+                    <a:blip r:embed="rId10"/>
                     <a:stretch>
                       <a:fillRect/>
                     </a:stretch>
@@ -519,7 +519,7 @@
     <w:p>
       <w:pPr>
         <w:keepLines/>
-        <w:spacing w:before="0" w:after="280"/>
+        <w:spacing w:before="0" w:after="200"/>
         <w:jc w:val="center"/>
       </w:pPr>
       <w:r>
@@ -530,6 +530,23 @@
           <w:sz w:val="21"/>
         </w:rPr>
         <w:t>图 1　24 个月研修计划甘特图</w:t>
+      </w:r>
+    </w:p>
+    <w:p>
+      <w:pPr>
+        <w:keepNext/>
+        <w:keepLines/>
+        <w:spacing w:before="120" w:after="40" w:line="288" w:lineRule="auto"/>
+        <w:jc w:val="center"/>
+      </w:pPr>
+      <w:r>
+        <w:rPr>
+          <w:rFonts w:ascii="黑体" w:hAnsi="黑体" w:eastAsia="黑体"/>
+          <w:b w:val="0"/>
+          <w:color w:val="111827"/>
+          <w:sz w:val="21"/>
+        </w:rPr>
+        <w:t>表 1　24 个月研修计划的阶段任务与阶段目标</w:t>
       </w:r>
     </w:p>
     <w:tbl>
@@ -1022,7 +1039,7 @@
           <w:color w:val="111827"/>
           <w:sz w:val="25"/>
         </w:rPr>
-        <w:t>2.4 分年度任务分解</w:t>
+        <w:t>2.1 分年度任务分解</w:t>
       </w:r>
     </w:p>
     <w:p>
@@ -1044,7 +1061,7 @@
       <w:pPr>
         <w:keepNext/>
         <w:keepLines/>
-        <w:spacing w:before="200" w:after="80"/>
+        <w:spacing w:before="160" w:after="60"/>
         <w:jc w:val="center"/>
       </w:pPr>
       <w:r>
@@ -1063,7 +1080,7 @@
                     <pic:cNvPicPr/>
                   </pic:nvPicPr>
                   <pic:blipFill>
-                    <a:blip r:embed="rId10"/>
+                    <a:blip r:embed="rId11"/>
                     <a:stretch>
                       <a:fillRect/>
                     </a:stretch>
@@ -1085,7 +1102,7 @@
     <w:p>
       <w:pPr>
         <w:keepLines/>
-        <w:spacing w:before="0" w:after="280"/>
+        <w:spacing w:before="0" w:after="200"/>
         <w:jc w:val="center"/>
       </w:pPr>
       <w:r>
@@ -1147,7 +1164,7 @@
       <w:pPr>
         <w:keepNext/>
         <w:keepLines/>
-        <w:spacing w:before="360" w:after="160" w:line="360" w:lineRule="auto"/>
+        <w:spacing w:before="280" w:after="140" w:line="360" w:lineRule="auto"/>
       </w:pPr>
       <w:r>
         <w:rPr>
@@ -1172,6 +1189,23 @@
           <w:sz w:val="24"/>
         </w:rPr>
         <w:t>已与 ××工业大学 Prof. Dr. Müller 取得联系，对方回复表示愿意接收，并确认其课题组正在开展的「不确定环境下的移动机器人自主导航」项目与我的研究计划高度相关，可提供整机实验平台支持。</w:t>
+      </w:r>
+    </w:p>
+    <w:p>
+      <w:pPr>
+        <w:keepNext/>
+        <w:keepLines/>
+        <w:spacing w:before="120" w:after="40" w:line="288" w:lineRule="auto"/>
+        <w:jc w:val="center"/>
+      </w:pPr>
+      <w:r>
+        <w:rPr>
+          <w:rFonts w:ascii="黑体" w:hAnsi="黑体" w:eastAsia="黑体"/>
+          <w:b w:val="0"/>
+          <w:color w:val="111827"/>
+          <w:sz w:val="21"/>
+        </w:rPr>
+        <w:t>表 2　外方导师情况与可提供的接收条件</w:t>
       </w:r>
     </w:p>
     <w:tbl>
@@ -1503,7 +1537,7 @@
       <w:pPr>
         <w:keepNext/>
         <w:keepLines/>
-        <w:spacing w:before="360" w:after="160" w:line="360" w:lineRule="auto"/>
+        <w:spacing w:before="280" w:after="140" w:line="360" w:lineRule="auto"/>
       </w:pPr>
       <w:r>
         <w:rPr>
@@ -1534,7 +1568,7 @@
       <w:pPr>
         <w:keepNext/>
         <w:keepLines/>
-        <w:spacing w:before="200" w:after="80"/>
+        <w:spacing w:before="160" w:after="60"/>
         <w:jc w:val="center"/>
       </w:pPr>
       <w:r>
@@ -1553,7 +1587,7 @@
                     <pic:cNvPicPr/>
                   </pic:nvPicPr>
                   <pic:blipFill>
-                    <a:blip r:embed="rId11"/>
+                    <a:blip r:embed="rId12"/>
                     <a:stretch>
                       <a:fillRect/>
                     </a:stretch>
@@ -1575,7 +1609,7 @@
     <w:p>
       <w:pPr>
         <w:keepLines/>
-        <w:spacing w:before="0" w:after="280"/>
+        <w:spacing w:before="0" w:after="200"/>
         <w:jc w:val="center"/>
       </w:pPr>
       <w:r>
@@ -1586,6 +1620,23 @@
           <w:sz w:val="21"/>
         </w:rPr>
         <w:t>图 3　出国准备就绪度自评</w:t>
+      </w:r>
+    </w:p>
+    <w:p>
+      <w:pPr>
+        <w:keepNext/>
+        <w:keepLines/>
+        <w:spacing w:before="120" w:after="40" w:line="288" w:lineRule="auto"/>
+        <w:jc w:val="center"/>
+      </w:pPr>
+      <w:r>
+        <w:rPr>
+          <w:rFonts w:ascii="黑体" w:hAnsi="黑体" w:eastAsia="黑体"/>
+          <w:b w:val="0"/>
+          <w:color w:val="111827"/>
+          <w:sz w:val="21"/>
+        </w:rPr>
+        <w:t>表 3　语言与跨文化能力的现状、目标与提升做法</w:t>
       </w:r>
     </w:p>
     <w:tbl>
@@ -2084,7 +2135,7 @@
       <w:pPr>
         <w:keepNext/>
         <w:keepLines/>
-        <w:spacing w:before="360" w:after="160" w:line="360" w:lineRule="auto"/>
+        <w:spacing w:before="280" w:after="140" w:line="360" w:lineRule="auto"/>
       </w:pPr>
       <w:r>
         <w:rPr>
@@ -2109,6 +2160,23 @@
           <w:sz w:val="24"/>
         </w:rPr>
         <w:t>国家公派资助解决了最大的顾虑——不必为了生活费去接与课题无关的兼职。我的经费使用打算如下，尽量把每一笔说清楚。</w:t>
+      </w:r>
+    </w:p>
+    <w:p>
+      <w:pPr>
+        <w:keepNext/>
+        <w:keepLines/>
+        <w:spacing w:before="120" w:after="40" w:line="288" w:lineRule="auto"/>
+        <w:jc w:val="center"/>
+      </w:pPr>
+      <w:r>
+        <w:rPr>
+          <w:rFonts w:ascii="黑体" w:hAnsi="黑体" w:eastAsia="黑体"/>
+          <w:b w:val="0"/>
+          <w:color w:val="111827"/>
+          <w:sz w:val="21"/>
+        </w:rPr>
+        <w:t>表 4　留学期间的经费支出结构与大致占比</w:t>
       </w:r>
     </w:p>
     <w:tbl>
@@ -2598,7 +2666,7 @@
       <w:pPr>
         <w:keepNext/>
         <w:keepLines/>
-        <w:spacing w:before="360" w:after="160" w:line="360" w:lineRule="auto"/>
+        <w:spacing w:before="280" w:after="140" w:line="360" w:lineRule="auto"/>
       </w:pPr>
       <w:r>
         <w:rPr>
@@ -2689,7 +2757,7 @@
       <w:pPr>
         <w:keepNext/>
         <w:keepLines/>
-        <w:spacing w:before="200" w:after="80"/>
+        <w:spacing w:before="160" w:after="60"/>
         <w:jc w:val="center"/>
       </w:pPr>
       <w:r>
@@ -2708,7 +2776,7 @@
                     <pic:cNvPicPr/>
                   </pic:nvPicPr>
                   <pic:blipFill>
-                    <a:blip r:embed="rId12"/>
+                    <a:blip r:embed="rId13"/>
                     <a:stretch>
                       <a:fillRect/>
                     </a:stretch>
@@ -2730,7 +2798,7 @@
     <w:p>
       <w:pPr>
         <w:keepLines/>
-        <w:spacing w:before="0" w:after="280"/>
+        <w:spacing w:before="0" w:after="200"/>
         <w:jc w:val="center"/>
       </w:pPr>
       <w:r>
@@ -2762,7 +2830,7 @@
       <w:pPr>
         <w:keepNext/>
         <w:keepLines/>
-        <w:spacing w:before="360" w:after="160" w:line="360" w:lineRule="auto"/>
+        <w:spacing w:before="280" w:after="140" w:line="360" w:lineRule="auto"/>
       </w:pPr>
       <w:r>
         <w:rPr>
@@ -3012,13 +3080,144 @@
       </w:r>
     </w:p>
     <w:sectPr>
+      <w:footerReference w:type="default" r:id="rId9"/>
       <w:pgSz w:w="11906" w:h="16838"/>
       <w:pgMar w:top="1440" w:right="1474" w:bottom="1440" w:left="1701" w:header="720" w:footer="720" w:gutter="0"/>
       <w:cols w:space="720"/>
+      <w:titlePg/>
       <w:docGrid w:linePitch="360"/>
     </w:sectPr>
   </w:body>
 </w:document>
+</file>
+
+<file path=word/footer1.xml><?xml version="1.0" encoding="utf-8"?>
+<w:ftr xmlns:m="http://schemas.openxmlformats.org/officeDocument/2006/math" xmlns:mc="http://schemas.openxmlformats.org/markup-compatibility/2006" xmlns:mo="http://schemas.microsoft.com/office/mac/office/2008/main" xmlns:mv="urn:schemas-microsoft-com:mac:vml" xmlns:o="urn:schemas-microsoft-com:office:office" xmlns:r="http://schemas.openxmlformats.org/officeDocument/2006/relationships" xmlns:v="urn:schemas-microsoft-com:vml" xmlns:w10="urn:schemas-microsoft-com:office:word" xmlns:w14="http://schemas.microsoft.com/office/word/2010/wordml" xmlns:w="http://schemas.openxmlformats.org/wordprocessingml/2006/main" xmlns:wne="http://schemas.microsoft.com/office/word/2006/wordml" xmlns:wp14="http://schemas.microsoft.com/office/word/2010/wordprocessingDrawing" xmlns:wp="http://schemas.openxmlformats.org/drawingml/2006/wordprocessingDrawing" xmlns:wpc="http://schemas.microsoft.com/office/word/2010/wordprocessingCanvas" xmlns:wpg="http://schemas.microsoft.com/office/word/2010/wordprocessingGroup" xmlns:wpi="http://schemas.microsoft.com/office/word/2010/wordprocessingInk" xmlns:wps="http://schemas.microsoft.com/office/word/2010/wordprocessingShape" mc:Ignorable="w14 wp14">
+  <w:p>
+    <w:pPr>
+      <w:pStyle w:val="Footer"/>
+      <w:spacing w:before="0" w:after="0"/>
+      <w:jc w:val="center"/>
+    </w:pPr>
+    <w:r>
+      <w:rPr>
+        <w:rFonts w:ascii="宋体" w:hAnsi="宋体" w:eastAsia="宋体"/>
+        <w:b w:val="0"/>
+        <w:color w:val="6B7280"/>
+        <w:sz w:val="18"/>
+      </w:rPr>
+      <w:t xml:space="preserve">第 </w:t>
+    </w:r>
+    <w:r>
+      <w:rPr>
+        <w:rFonts w:ascii="宋体" w:hAnsi="宋体" w:eastAsia="宋体"/>
+        <w:b w:val="0"/>
+        <w:color w:val="6B7280"/>
+        <w:sz w:val="18"/>
+      </w:rPr>
+      <w:fldChar w:fldCharType="begin"/>
+    </w:r>
+    <w:r>
+      <w:rPr>
+        <w:rFonts w:ascii="宋体" w:hAnsi="宋体" w:eastAsia="宋体"/>
+        <w:b w:val="0"/>
+        <w:color w:val="6B7280"/>
+        <w:sz w:val="18"/>
+      </w:rPr>
+      <w:instrText xml:space="preserve"> PAGE </w:instrText>
+    </w:r>
+    <w:r>
+      <w:rPr>
+        <w:rFonts w:ascii="宋体" w:hAnsi="宋体" w:eastAsia="宋体"/>
+        <w:b w:val="0"/>
+        <w:color w:val="6B7280"/>
+        <w:sz w:val="18"/>
+      </w:rPr>
+      <w:fldChar w:fldCharType="separate"/>
+    </w:r>
+    <w:r>
+      <w:rPr>
+        <w:rFonts w:ascii="宋体" w:hAnsi="宋体" w:eastAsia="宋体"/>
+        <w:b w:val="0"/>
+        <w:color w:val="6B7280"/>
+        <w:sz w:val="18"/>
+      </w:rPr>
+      <w:t>1</w:t>
+    </w:r>
+    <w:r>
+      <w:rPr>
+        <w:rFonts w:ascii="宋体" w:hAnsi="宋体" w:eastAsia="宋体"/>
+        <w:b w:val="0"/>
+        <w:color w:val="6B7280"/>
+        <w:sz w:val="18"/>
+      </w:rPr>
+      <w:fldChar w:fldCharType="end"/>
+    </w:r>
+    <w:r>
+      <w:rPr>
+        <w:rFonts w:ascii="宋体" w:hAnsi="宋体" w:eastAsia="宋体"/>
+        <w:b w:val="0"/>
+        <w:color w:val="6B7280"/>
+        <w:sz w:val="18"/>
+      </w:rPr>
+      <w:t xml:space="preserve"> 页　共 </w:t>
+    </w:r>
+    <w:r>
+      <w:rPr>
+        <w:rFonts w:ascii="宋体" w:hAnsi="宋体" w:eastAsia="宋体"/>
+        <w:b w:val="0"/>
+        <w:color w:val="6B7280"/>
+        <w:sz w:val="18"/>
+      </w:rPr>
+      <w:fldChar w:fldCharType="begin"/>
+    </w:r>
+    <w:r>
+      <w:rPr>
+        <w:rFonts w:ascii="宋体" w:hAnsi="宋体" w:eastAsia="宋体"/>
+        <w:b w:val="0"/>
+        <w:color w:val="6B7280"/>
+        <w:sz w:val="18"/>
+      </w:rPr>
+      <w:instrText xml:space="preserve"> NUMPAGES </w:instrText>
+    </w:r>
+    <w:r>
+      <w:rPr>
+        <w:rFonts w:ascii="宋体" w:hAnsi="宋体" w:eastAsia="宋体"/>
+        <w:b w:val="0"/>
+        <w:color w:val="6B7280"/>
+        <w:sz w:val="18"/>
+      </w:rPr>
+      <w:fldChar w:fldCharType="separate"/>
+    </w:r>
+    <w:r>
+      <w:rPr>
+        <w:rFonts w:ascii="宋体" w:hAnsi="宋体" w:eastAsia="宋体"/>
+        <w:b w:val="0"/>
+        <w:color w:val="6B7280"/>
+        <w:sz w:val="18"/>
+      </w:rPr>
+      <w:t>1</w:t>
+    </w:r>
+    <w:r>
+      <w:rPr>
+        <w:rFonts w:ascii="宋体" w:hAnsi="宋体" w:eastAsia="宋体"/>
+        <w:b w:val="0"/>
+        <w:color w:val="6B7280"/>
+        <w:sz w:val="18"/>
+      </w:rPr>
+      <w:fldChar w:fldCharType="end"/>
+    </w:r>
+    <w:r>
+      <w:rPr>
+        <w:rFonts w:ascii="宋体" w:hAnsi="宋体" w:eastAsia="宋体"/>
+        <w:b w:val="0"/>
+        <w:color w:val="6B7280"/>
+        <w:sz w:val="18"/>
+      </w:rPr>
+      <w:t xml:space="preserve"> 页</w:t>
+    </w:r>
+  </w:p>
+</w:ftr>
 </file>
 
 <file path=word/numbering.xml><?xml version="1.0" encoding="utf-8"?>

--- a/examples/demos/demo_csc_scholarship.docx
+++ b/examples/demos/demo_csc_scholarship.docx
@@ -2864,9 +2864,12 @@
           </w:tcPr>
           <w:p>
             <w:pPr>
+              <w:spacing w:before="40" w:after="40"/>
               <w:keepNext/>
               <w:keepLines/>
-              <w:spacing w:before="40" w:after="40"/>
+              <w:pBdr>
+                <w:bottom w:val="single" w:sz="6" w:space="1" w:color="7A7A7A"/>
+              </w:pBdr>
             </w:pPr>
             <w:r>
               <w:rPr>
@@ -2878,40 +2881,22 @@
               <w:t>申请人签字</w:t>
             </w:r>
           </w:p>
-        </w:tc>
-      </w:tr>
-      <w:tr>
-        <w:trPr>
-          <w:trHeight w:val="1020" w:hRule="atLeast"/>
-          <w:cantSplit/>
-        </w:trPr>
-        <w:tc>
-          <w:tcPr>
-            <w:tcW w:type="dxa" w:w="8731"/>
-          </w:tcPr>
           <w:p>
             <w:pPr>
               <w:keepNext/>
               <w:keepLines/>
-              <w:spacing w:before="0" w:after="0"/>
+              <w:spacing w:before="0" w:after="0" w:line="1020" w:lineRule="exact"/>
             </w:pPr>
           </w:p>
-        </w:tc>
-      </w:tr>
-      <w:tr>
-        <w:trPr>
-          <w:cantSplit/>
-        </w:trPr>
-        <w:tc>
-          <w:tcPr>
-            <w:tcW w:type="dxa" w:w="8731"/>
-          </w:tcPr>
           <w:p>
             <w:pPr>
+              <w:spacing w:before="80" w:after="80"/>
+              <w:jc w:val="right"/>
               <w:keepNext/>
               <w:keepLines/>
-              <w:spacing w:before="80" w:after="80"/>
-              <w:jc w:val="right"/>
+              <w:pBdr>
+                <w:top w:val="single" w:sz="6" w:space="1" w:color="7A7A7A"/>
+              </w:pBdr>
             </w:pPr>
             <w:r>
               <w:rPr>
@@ -2935,9 +2920,12 @@
           </w:tcPr>
           <w:p>
             <w:pPr>
+              <w:spacing w:before="40" w:after="40"/>
               <w:keepNext/>
               <w:keepLines/>
-              <w:spacing w:before="40" w:after="40"/>
+              <w:pBdr>
+                <w:bottom w:val="single" w:sz="6" w:space="1" w:color="7A7A7A"/>
+              </w:pBdr>
             </w:pPr>
             <w:r>
               <w:rPr>
@@ -2949,40 +2937,22 @@
               <w:t>国内导师意见</w:t>
             </w:r>
           </w:p>
-        </w:tc>
-      </w:tr>
-      <w:tr>
-        <w:trPr>
-          <w:trHeight w:val="1020" w:hRule="atLeast"/>
-          <w:cantSplit/>
-        </w:trPr>
-        <w:tc>
-          <w:tcPr>
-            <w:tcW w:type="dxa" w:w="8731"/>
-          </w:tcPr>
           <w:p>
             <w:pPr>
               <w:keepNext/>
               <w:keepLines/>
-              <w:spacing w:before="0" w:after="0"/>
+              <w:spacing w:before="0" w:after="0" w:line="1020" w:lineRule="exact"/>
             </w:pPr>
           </w:p>
-        </w:tc>
-      </w:tr>
-      <w:tr>
-        <w:trPr>
-          <w:cantSplit/>
-        </w:trPr>
-        <w:tc>
-          <w:tcPr>
-            <w:tcW w:type="dxa" w:w="8731"/>
-          </w:tcPr>
           <w:p>
             <w:pPr>
+              <w:spacing w:before="80" w:after="80"/>
+              <w:jc w:val="right"/>
               <w:keepNext/>
               <w:keepLines/>
-              <w:spacing w:before="80" w:after="80"/>
-              <w:jc w:val="right"/>
+              <w:pBdr>
+                <w:top w:val="single" w:sz="6" w:space="1" w:color="7A7A7A"/>
+              </w:pBdr>
             </w:pPr>
             <w:r>
               <w:rPr>
@@ -3006,9 +2976,10 @@
           </w:tcPr>
           <w:p>
             <w:pPr>
-              <w:keepNext/>
-              <w:keepLines/>
               <w:spacing w:before="40" w:after="40"/>
+              <w:pBdr>
+                <w:bottom w:val="single" w:sz="6" w:space="1" w:color="7A7A7A"/>
+              </w:pBdr>
             </w:pPr>
             <w:r>
               <w:rPr>
@@ -3020,38 +2991,18 @@
               <w:t>所在单位推荐意见</w:t>
             </w:r>
           </w:p>
-        </w:tc>
-      </w:tr>
-      <w:tr>
-        <w:trPr>
-          <w:trHeight w:val="1020" w:hRule="atLeast"/>
-          <w:cantSplit/>
-        </w:trPr>
-        <w:tc>
-          <w:tcPr>
-            <w:tcW w:type="dxa" w:w="8731"/>
-          </w:tcPr>
           <w:p>
             <w:pPr>
-              <w:keepNext/>
-              <w:keepLines/>
-              <w:spacing w:before="0" w:after="0"/>
+              <w:spacing w:before="0" w:after="0" w:line="1020" w:lineRule="exact"/>
             </w:pPr>
           </w:p>
-        </w:tc>
-      </w:tr>
-      <w:tr>
-        <w:trPr>
-          <w:cantSplit/>
-        </w:trPr>
-        <w:tc>
-          <w:tcPr>
-            <w:tcW w:type="dxa" w:w="8731"/>
-          </w:tcPr>
           <w:p>
             <w:pPr>
               <w:spacing w:before="80" w:after="80"/>
               <w:jc w:val="right"/>
+              <w:pBdr>
+                <w:top w:val="single" w:sz="6" w:space="1" w:color="7A7A7A"/>
+              </w:pBdr>
             </w:pPr>
             <w:r>
               <w:rPr>

--- a/examples/demos/demo_csc_scholarship.docx
+++ b/examples/demos/demo_csc_scholarship.docx
@@ -581,6 +581,8 @@
           </w:tcPr>
           <w:p>
             <w:pPr>
+              <w:keepNext/>
+              <w:keepLines/>
               <w:spacing w:before="0" w:after="0"/>
               <w:jc w:val="center"/>
             </w:pPr>
@@ -602,6 +604,8 @@
           </w:tcPr>
           <w:p>
             <w:pPr>
+              <w:keepNext/>
+              <w:keepLines/>
               <w:spacing w:before="0" w:after="0"/>
               <w:jc w:val="center"/>
             </w:pPr>
@@ -623,6 +627,8 @@
           </w:tcPr>
           <w:p>
             <w:pPr>
+              <w:keepNext/>
+              <w:keepLines/>
               <w:spacing w:before="0" w:after="0"/>
               <w:jc w:val="center"/>
             </w:pPr>
@@ -644,6 +650,8 @@
           </w:tcPr>
           <w:p>
             <w:pPr>
+              <w:keepNext/>
+              <w:keepLines/>
               <w:spacing w:before="0" w:after="0"/>
               <w:jc w:val="center"/>
             </w:pPr>
@@ -670,6 +678,8 @@
           </w:tcPr>
           <w:p>
             <w:pPr>
+              <w:keepNext/>
+              <w:keepLines/>
               <w:spacing w:before="0" w:after="0" w:line="276" w:lineRule="auto"/>
             </w:pPr>
             <w:r/>
@@ -690,6 +700,8 @@
           </w:tcPr>
           <w:p>
             <w:pPr>
+              <w:keepNext/>
+              <w:keepLines/>
               <w:spacing w:before="0" w:after="0" w:line="276" w:lineRule="auto"/>
               <w:jc w:val="center"/>
             </w:pPr>
@@ -711,6 +723,8 @@
           </w:tcPr>
           <w:p>
             <w:pPr>
+              <w:keepNext/>
+              <w:keepLines/>
               <w:spacing w:before="0" w:after="0" w:line="276" w:lineRule="auto"/>
               <w:jc w:val="center"/>
             </w:pPr>
@@ -732,6 +746,8 @@
           </w:tcPr>
           <w:p>
             <w:pPr>
+              <w:keepNext/>
+              <w:keepLines/>
               <w:spacing w:before="0" w:after="0" w:line="276" w:lineRule="auto"/>
               <w:jc w:val="center"/>
             </w:pPr>
@@ -758,6 +774,8 @@
           </w:tcPr>
           <w:p>
             <w:pPr>
+              <w:keepNext/>
+              <w:keepLines/>
               <w:spacing w:before="0" w:after="0" w:line="276" w:lineRule="auto"/>
             </w:pPr>
             <w:r/>
@@ -778,6 +796,8 @@
           </w:tcPr>
           <w:p>
             <w:pPr>
+              <w:keepNext/>
+              <w:keepLines/>
               <w:spacing w:before="0" w:after="0" w:line="276" w:lineRule="auto"/>
               <w:jc w:val="center"/>
             </w:pPr>
@@ -799,6 +819,8 @@
           </w:tcPr>
           <w:p>
             <w:pPr>
+              <w:keepNext/>
+              <w:keepLines/>
               <w:spacing w:before="0" w:after="0" w:line="276" w:lineRule="auto"/>
               <w:jc w:val="center"/>
             </w:pPr>
@@ -820,6 +842,8 @@
           </w:tcPr>
           <w:p>
             <w:pPr>
+              <w:keepNext/>
+              <w:keepLines/>
               <w:spacing w:before="0" w:after="0" w:line="276" w:lineRule="auto"/>
               <w:jc w:val="center"/>
             </w:pPr>
@@ -846,6 +870,8 @@
           </w:tcPr>
           <w:p>
             <w:pPr>
+              <w:keepNext/>
+              <w:keepLines/>
               <w:spacing w:before="0" w:after="0" w:line="276" w:lineRule="auto"/>
             </w:pPr>
             <w:r/>
@@ -866,6 +892,8 @@
           </w:tcPr>
           <w:p>
             <w:pPr>
+              <w:keepNext/>
+              <w:keepLines/>
               <w:spacing w:before="0" w:after="0" w:line="276" w:lineRule="auto"/>
               <w:jc w:val="center"/>
             </w:pPr>
@@ -887,6 +915,8 @@
           </w:tcPr>
           <w:p>
             <w:pPr>
+              <w:keepNext/>
+              <w:keepLines/>
               <w:spacing w:before="0" w:after="0" w:line="276" w:lineRule="auto"/>
               <w:jc w:val="center"/>
             </w:pPr>
@@ -908,6 +938,8 @@
           </w:tcPr>
           <w:p>
             <w:pPr>
+              <w:keepNext/>
+              <w:keepLines/>
               <w:spacing w:before="0" w:after="0" w:line="276" w:lineRule="auto"/>
               <w:jc w:val="center"/>
             </w:pPr>
@@ -1238,6 +1270,8 @@
           </w:tcPr>
           <w:p>
             <w:pPr>
+              <w:keepNext/>
+              <w:keepLines/>
               <w:spacing w:before="0" w:after="0"/>
               <w:jc w:val="center"/>
             </w:pPr>
@@ -1259,6 +1293,8 @@
           </w:tcPr>
           <w:p>
             <w:pPr>
+              <w:keepNext/>
+              <w:keepLines/>
               <w:spacing w:before="0" w:after="0"/>
               <w:jc w:val="center"/>
             </w:pPr>
@@ -1285,6 +1321,8 @@
           </w:tcPr>
           <w:p>
             <w:pPr>
+              <w:keepNext/>
+              <w:keepLines/>
               <w:spacing w:before="0" w:after="0" w:line="276" w:lineRule="auto"/>
             </w:pPr>
             <w:r/>
@@ -1305,6 +1343,8 @@
           </w:tcPr>
           <w:p>
             <w:pPr>
+              <w:keepNext/>
+              <w:keepLines/>
               <w:spacing w:before="0" w:after="0" w:line="276" w:lineRule="auto"/>
               <w:jc w:val="center"/>
             </w:pPr>
@@ -1331,6 +1371,8 @@
           </w:tcPr>
           <w:p>
             <w:pPr>
+              <w:keepNext/>
+              <w:keepLines/>
               <w:spacing w:before="0" w:after="0" w:line="276" w:lineRule="auto"/>
             </w:pPr>
             <w:r/>
@@ -1351,6 +1393,8 @@
           </w:tcPr>
           <w:p>
             <w:pPr>
+              <w:keepNext/>
+              <w:keepLines/>
               <w:spacing w:before="0" w:after="0" w:line="276" w:lineRule="auto"/>
               <w:jc w:val="center"/>
             </w:pPr>
@@ -1377,6 +1421,8 @@
           </w:tcPr>
           <w:p>
             <w:pPr>
+              <w:keepNext/>
+              <w:keepLines/>
               <w:spacing w:before="0" w:after="0" w:line="276" w:lineRule="auto"/>
             </w:pPr>
             <w:r/>
@@ -1397,6 +1443,8 @@
           </w:tcPr>
           <w:p>
             <w:pPr>
+              <w:keepNext/>
+              <w:keepLines/>
               <w:spacing w:before="0" w:after="0" w:line="276" w:lineRule="auto"/>
               <w:jc w:val="center"/>
             </w:pPr>
@@ -1671,6 +1719,8 @@
           </w:tcPr>
           <w:p>
             <w:pPr>
+              <w:keepNext/>
+              <w:keepLines/>
               <w:spacing w:before="0" w:after="0"/>
               <w:jc w:val="center"/>
             </w:pPr>
@@ -1692,6 +1742,8 @@
           </w:tcPr>
           <w:p>
             <w:pPr>
+              <w:keepNext/>
+              <w:keepLines/>
               <w:spacing w:before="0" w:after="0"/>
               <w:jc w:val="center"/>
             </w:pPr>
@@ -1713,6 +1765,8 @@
           </w:tcPr>
           <w:p>
             <w:pPr>
+              <w:keepNext/>
+              <w:keepLines/>
               <w:spacing w:before="0" w:after="0"/>
               <w:jc w:val="center"/>
             </w:pPr>
@@ -1734,6 +1788,8 @@
           </w:tcPr>
           <w:p>
             <w:pPr>
+              <w:keepNext/>
+              <w:keepLines/>
               <w:spacing w:before="0" w:after="0"/>
               <w:jc w:val="center"/>
             </w:pPr>
@@ -1760,6 +1816,8 @@
           </w:tcPr>
           <w:p>
             <w:pPr>
+              <w:keepNext/>
+              <w:keepLines/>
               <w:spacing w:before="0" w:after="0" w:line="276" w:lineRule="auto"/>
             </w:pPr>
             <w:r/>
@@ -1780,6 +1838,8 @@
           </w:tcPr>
           <w:p>
             <w:pPr>
+              <w:keepNext/>
+              <w:keepLines/>
               <w:spacing w:before="0" w:after="0" w:line="276" w:lineRule="auto"/>
               <w:jc w:val="center"/>
             </w:pPr>
@@ -1801,6 +1861,8 @@
           </w:tcPr>
           <w:p>
             <w:pPr>
+              <w:keepNext/>
+              <w:keepLines/>
               <w:spacing w:before="0" w:after="0" w:line="276" w:lineRule="auto"/>
               <w:jc w:val="center"/>
             </w:pPr>
@@ -1822,6 +1884,8 @@
           </w:tcPr>
           <w:p>
             <w:pPr>
+              <w:keepNext/>
+              <w:keepLines/>
               <w:spacing w:before="0" w:after="0" w:line="276" w:lineRule="auto"/>
               <w:jc w:val="center"/>
             </w:pPr>
@@ -1848,6 +1912,8 @@
           </w:tcPr>
           <w:p>
             <w:pPr>
+              <w:keepNext/>
+              <w:keepLines/>
               <w:spacing w:before="0" w:after="0" w:line="276" w:lineRule="auto"/>
             </w:pPr>
             <w:r/>
@@ -1868,6 +1934,8 @@
           </w:tcPr>
           <w:p>
             <w:pPr>
+              <w:keepNext/>
+              <w:keepLines/>
               <w:spacing w:before="0" w:after="0" w:line="276" w:lineRule="auto"/>
               <w:jc w:val="center"/>
             </w:pPr>
@@ -1889,6 +1957,8 @@
           </w:tcPr>
           <w:p>
             <w:pPr>
+              <w:keepNext/>
+              <w:keepLines/>
               <w:spacing w:before="0" w:after="0" w:line="276" w:lineRule="auto"/>
               <w:jc w:val="center"/>
             </w:pPr>
@@ -1910,6 +1980,8 @@
           </w:tcPr>
           <w:p>
             <w:pPr>
+              <w:keepNext/>
+              <w:keepLines/>
               <w:spacing w:before="0" w:after="0" w:line="276" w:lineRule="auto"/>
               <w:jc w:val="center"/>
             </w:pPr>
@@ -1936,6 +2008,8 @@
           </w:tcPr>
           <w:p>
             <w:pPr>
+              <w:keepNext/>
+              <w:keepLines/>
               <w:spacing w:before="0" w:after="0" w:line="276" w:lineRule="auto"/>
             </w:pPr>
             <w:r/>
@@ -1956,6 +2030,8 @@
           </w:tcPr>
           <w:p>
             <w:pPr>
+              <w:keepNext/>
+              <w:keepLines/>
               <w:spacing w:before="0" w:after="0" w:line="276" w:lineRule="auto"/>
               <w:jc w:val="center"/>
             </w:pPr>
@@ -1977,6 +2053,8 @@
           </w:tcPr>
           <w:p>
             <w:pPr>
+              <w:keepNext/>
+              <w:keepLines/>
               <w:spacing w:before="0" w:after="0" w:line="276" w:lineRule="auto"/>
               <w:jc w:val="center"/>
             </w:pPr>
@@ -1998,6 +2076,8 @@
           </w:tcPr>
           <w:p>
             <w:pPr>
+              <w:keepNext/>
+              <w:keepLines/>
               <w:spacing w:before="0" w:after="0" w:line="276" w:lineRule="auto"/>
               <w:jc w:val="center"/>
             </w:pPr>
@@ -2210,6 +2290,8 @@
           </w:tcPr>
           <w:p>
             <w:pPr>
+              <w:keepNext/>
+              <w:keepLines/>
               <w:spacing w:before="0" w:after="0"/>
               <w:jc w:val="center"/>
             </w:pPr>
@@ -2231,6 +2313,8 @@
           </w:tcPr>
           <w:p>
             <w:pPr>
+              <w:keepNext/>
+              <w:keepLines/>
               <w:spacing w:before="0" w:after="0"/>
               <w:jc w:val="center"/>
             </w:pPr>
@@ -2252,6 +2336,8 @@
           </w:tcPr>
           <w:p>
             <w:pPr>
+              <w:keepNext/>
+              <w:keepLines/>
               <w:spacing w:before="0" w:after="0"/>
               <w:jc w:val="center"/>
             </w:pPr>
@@ -2278,6 +2364,8 @@
           </w:tcPr>
           <w:p>
             <w:pPr>
+              <w:keepNext/>
+              <w:keepLines/>
               <w:spacing w:before="0" w:after="0" w:line="276" w:lineRule="auto"/>
             </w:pPr>
             <w:r/>
@@ -2298,6 +2386,8 @@
           </w:tcPr>
           <w:p>
             <w:pPr>
+              <w:keepNext/>
+              <w:keepLines/>
               <w:spacing w:before="0" w:after="0" w:line="276" w:lineRule="auto"/>
               <w:jc w:val="center"/>
             </w:pPr>
@@ -2319,6 +2409,8 @@
           </w:tcPr>
           <w:p>
             <w:pPr>
+              <w:keepNext/>
+              <w:keepLines/>
               <w:spacing w:before="0" w:after="0" w:line="276" w:lineRule="auto"/>
               <w:jc w:val="center"/>
             </w:pPr>
@@ -2345,6 +2437,8 @@
           </w:tcPr>
           <w:p>
             <w:pPr>
+              <w:keepNext/>
+              <w:keepLines/>
               <w:spacing w:before="0" w:after="0" w:line="276" w:lineRule="auto"/>
             </w:pPr>
             <w:r/>
@@ -2365,6 +2459,8 @@
           </w:tcPr>
           <w:p>
             <w:pPr>
+              <w:keepNext/>
+              <w:keepLines/>
               <w:spacing w:before="0" w:after="0" w:line="276" w:lineRule="auto"/>
               <w:jc w:val="center"/>
             </w:pPr>
@@ -2386,6 +2482,8 @@
           </w:tcPr>
           <w:p>
             <w:pPr>
+              <w:keepNext/>
+              <w:keepLines/>
               <w:spacing w:before="0" w:after="0" w:line="276" w:lineRule="auto"/>
               <w:jc w:val="center"/>
             </w:pPr>
@@ -2412,6 +2510,8 @@
           </w:tcPr>
           <w:p>
             <w:pPr>
+              <w:keepNext/>
+              <w:keepLines/>
               <w:spacing w:before="0" w:after="0" w:line="276" w:lineRule="auto"/>
             </w:pPr>
             <w:r/>
@@ -2432,6 +2532,8 @@
           </w:tcPr>
           <w:p>
             <w:pPr>
+              <w:keepNext/>
+              <w:keepLines/>
               <w:spacing w:before="0" w:after="0" w:line="276" w:lineRule="auto"/>
               <w:jc w:val="center"/>
             </w:pPr>
@@ -2453,6 +2555,8 @@
           </w:tcPr>
           <w:p>
             <w:pPr>
+              <w:keepNext/>
+              <w:keepLines/>
               <w:spacing w:before="0" w:after="0" w:line="276" w:lineRule="auto"/>
               <w:jc w:val="center"/>
             </w:pPr>
@@ -2479,6 +2583,8 @@
           </w:tcPr>
           <w:p>
             <w:pPr>
+              <w:keepNext/>
+              <w:keepLines/>
               <w:spacing w:before="0" w:after="0" w:line="276" w:lineRule="auto"/>
             </w:pPr>
             <w:r/>
@@ -2499,6 +2605,8 @@
           </w:tcPr>
           <w:p>
             <w:pPr>
+              <w:keepNext/>
+              <w:keepLines/>
               <w:spacing w:before="0" w:after="0" w:line="276" w:lineRule="auto"/>
               <w:jc w:val="center"/>
             </w:pPr>
@@ -2520,6 +2628,8 @@
           </w:tcPr>
           <w:p>
             <w:pPr>
+              <w:keepNext/>
+              <w:keepLines/>
               <w:spacing w:before="0" w:after="0" w:line="276" w:lineRule="auto"/>
               <w:jc w:val="center"/>
             </w:pPr>

--- a/examples/demos/demo_csc_scholarship.docx
+++ b/examples/demos/demo_csc_scholarship.docx
@@ -471,7 +471,7 @@
           <w:color w:val="111827"/>
           <w:sz w:val="24"/>
         </w:rPr>
-        <w:t>研修计划按「课程补齐—方法研究—系统验证」三阶段推进，时间安排如下：</w:t>
+        <w:t>研修计划按「课程补齐—方法研究—系统验证」三阶段推进，时间安排如图 1 所示：</w:t>
       </w:r>
     </w:p>
     <w:p>
@@ -1086,7 +1086,7 @@
           <w:color w:val="111827"/>
           <w:sz w:val="24"/>
         </w:rPr>
-        <w:t>24 个月的学习期，我按「先补基础、再做研究、最后做系统」的顺序安排，每个阶段都有明确的交付物，而不是笼统地写「开展研究」。</w:t>
+        <w:t>24 个月的学习期，我按「先补基础、再做研究、最后做系统」的顺序安排，每个阶段都有明确的交付物，而不是笼统地写「开展研究」（见图 2）。</w:t>
       </w:r>
     </w:p>
     <w:p>
@@ -1220,7 +1220,7 @@
           <w:color w:val="111827"/>
           <w:sz w:val="24"/>
         </w:rPr>
-        <w:t>已与 ××工业大学 Prof. Dr. Müller 取得联系，对方回复表示愿意接收，并确认其课题组正在开展的「不确定环境下的移动机器人自主导航」项目与我的研究计划高度相关，可提供整机实验平台支持。</w:t>
+        <w:t>已与 ××工业大学 Prof. Dr. Müller 取得联系，对方回复表示愿意接收，并确认其课题组正在开展的「不确定环境下的移动机器人自主导航」项目与我的研究计划高度相关，可提供整机实验平台支持（见表 2）。</w:t>
       </w:r>
     </w:p>
     <w:p>
@@ -1609,7 +1609,7 @@
           <w:color w:val="111827"/>
           <w:sz w:val="24"/>
         </w:rPr>
-        <w:t>我的雅思成绩是总分 7.0（阅读 8.0、听力 7.5、写作 6.5、口语 6.5）。这个分数够用但不够好，写作和口语是明显短板，而这两项恰恰是留学期间最常用的。所以我给自己定了两条补强计划。</w:t>
+        <w:t>我的雅思成绩是总分 7.0（阅读 8.0、听力 7.5、写作 6.5、口语 6.5）。这个分数够用但不够好，写作和口语是明显短板，而这两项恰恰是留学期间最常用的。所以我给自己定了两条补强计划（见图 3）。</w:t>
       </w:r>
     </w:p>
     <w:p>
@@ -2239,7 +2239,7 @@
           <w:color w:val="111827"/>
           <w:sz w:val="24"/>
         </w:rPr>
-        <w:t>国家公派资助解决了最大的顾虑——不必为了生活费去接与课题无关的兼职。我的经费使用打算如下，尽量把每一笔说清楚。</w:t>
+        <w:t>国家公派资助解决了最大的顾虑——不必为了生活费去接与课题无关的兼职。我的经费使用打算如下，尽量把每一笔说清楚（见表 4）。</w:t>
       </w:r>
     </w:p>
     <w:p>
@@ -2860,7 +2860,7 @@
           <w:color w:val="111827"/>
           <w:sz w:val="24"/>
         </w:rPr>
-        <w:t>把承诺画成时间轴，是为了让评审看到「两年服务期」不是一句表态，而是一段有具体节点的安排。</w:t>
+        <w:t>把承诺画成时间轴，是为了让评审看到「两年服务期」不是一句表态，而是一段有具体节点的安排（见图 4）。</w:t>
       </w:r>
     </w:p>
     <w:p>

--- a/examples/demos/demo_csc_scholarship.docx
+++ b/examples/demos/demo_csc_scholarship.docx
@@ -2,9 +2,12 @@
 <file path=word/document.xml><?xml version="1.0" encoding="utf-8"?>
 <w:document xmlns:wpc="http://schemas.microsoft.com/office/word/2010/wordprocessingCanvas" xmlns:mo="http://schemas.microsoft.com/office/mac/office/2008/main" xmlns:mc="http://schemas.openxmlformats.org/markup-compatibility/2006" xmlns:mv="urn:schemas-microsoft-com:mac:vml" xmlns:o="urn:schemas-microsoft-com:office:office" xmlns:r="http://schemas.openxmlformats.org/officeDocument/2006/relationships" xmlns:m="http://schemas.openxmlformats.org/officeDocument/2006/math" xmlns:v="urn:schemas-microsoft-com:vml" xmlns:wp14="http://schemas.microsoft.com/office/word/2010/wordprocessingDrawing" xmlns:wp="http://schemas.openxmlformats.org/drawingml/2006/wordprocessingDrawing" xmlns:w10="urn:schemas-microsoft-com:office:word" xmlns:w="http://schemas.openxmlformats.org/wordprocessingml/2006/main" xmlns:w14="http://schemas.microsoft.com/office/word/2010/wordml" xmlns:wpg="http://schemas.microsoft.com/office/word/2010/wordprocessingGroup" xmlns:wpi="http://schemas.microsoft.com/office/word/2010/wordprocessingInk" xmlns:wne="http://schemas.microsoft.com/office/word/2006/wordml" xmlns:wps="http://schemas.microsoft.com/office/word/2010/wordprocessingShape" mc:Ignorable="w14 wp14">
   <w:body>
-    <w:p/>
-    <w:p/>
-    <w:p/>
+    <w:p>
+      <w:pPr>
+        <w:spacing w:before="0" w:after="0" w:lineRule="exact" w:line="3969"/>
+      </w:pPr>
+      <w:r/>
+    </w:p>
     <w:p>
       <w:pPr>
         <w:spacing w:after="200"/>
@@ -2995,7 +2998,7 @@
             <w:pPr>
               <w:keepNext/>
               <w:keepLines/>
-              <w:spacing w:before="0" w:after="0" w:line="1020" w:lineRule="exact"/>
+              <w:spacing w:before="0" w:after="0" w:line="2835" w:lineRule="exact"/>
             </w:pPr>
           </w:p>
           <w:p>
@@ -3051,7 +3054,7 @@
             <w:pPr>
               <w:keepNext/>
               <w:keepLines/>
-              <w:spacing w:before="0" w:after="0" w:line="1020" w:lineRule="exact"/>
+              <w:spacing w:before="0" w:after="0" w:line="2835" w:lineRule="exact"/>
             </w:pPr>
           </w:p>
           <w:p>
@@ -3103,7 +3106,7 @@
           </w:p>
           <w:p>
             <w:pPr>
-              <w:spacing w:before="0" w:after="0" w:line="1020" w:lineRule="exact"/>
+              <w:spacing w:before="0" w:after="0" w:line="2835" w:lineRule="exact"/>
             </w:pPr>
           </w:p>
           <w:p>

--- a/examples/demos/demo_csc_scholarship.docx
+++ b/examples/demos/demo_csc_scholarship.docx
@@ -81,6 +81,9 @@
         <w:gridCol w:w="6123"/>
       </w:tblGrid>
       <w:tr>
+        <w:trPr>
+          <w:cantSplit/>
+        </w:trPr>
         <w:tc>
           <w:tcPr>
             <w:tcW w:type="dxa" w:w="2608"/>
@@ -123,6 +126,9 @@
         </w:tc>
       </w:tr>
       <w:tr>
+        <w:trPr>
+          <w:cantSplit/>
+        </w:trPr>
         <w:tc>
           <w:tcPr>
             <w:tcW w:type="dxa" w:w="2608"/>
@@ -165,6 +171,9 @@
         </w:tc>
       </w:tr>
       <w:tr>
+        <w:trPr>
+          <w:cantSplit/>
+        </w:trPr>
         <w:tc>
           <w:tcPr>
             <w:tcW w:type="dxa" w:w="2608"/>
@@ -207,6 +216,9 @@
         </w:tc>
       </w:tr>
       <w:tr>
+        <w:trPr>
+          <w:cantSplit/>
+        </w:trPr>
         <w:tc>
           <w:tcPr>
             <w:tcW w:type="dxa" w:w="2608"/>
@@ -249,6 +261,9 @@
         </w:tc>
       </w:tr>
       <w:tr>
+        <w:trPr>
+          <w:cantSplit/>
+        </w:trPr>
         <w:tc>
           <w:tcPr>
             <w:tcW w:type="dxa" w:w="2608"/>
@@ -291,6 +306,9 @@
         </w:tc>
       </w:tr>
       <w:tr>
+        <w:trPr>
+          <w:cantSplit/>
+        </w:trPr>
         <w:tc>
           <w:tcPr>
             <w:tcW w:type="dxa" w:w="2608"/>
@@ -343,6 +361,7 @@
         <w:keepNext/>
         <w:keepLines/>
         <w:spacing w:before="280" w:after="140" w:line="360" w:lineRule="auto"/>
+        <w:outlineLvl w:val="0"/>
       </w:pPr>
       <w:r>
         <w:rPr>
@@ -449,6 +468,7 @@
         <w:keepNext/>
         <w:keepLines/>
         <w:spacing w:before="280" w:after="140" w:line="360" w:lineRule="auto"/>
+        <w:outlineLvl w:val="0"/>
       </w:pPr>
       <w:r>
         <w:rPr>
@@ -474,7 +494,7 @@
           <w:color w:val="111827"/>
           <w:sz w:val="24"/>
         </w:rPr>
-        <w:t>研修计划按「课程补齐—方法研究—系统验证」三阶段推进，时间安排如图 1 所示：</w:t>
+        <w:t>研修计划按「课程补齐—方法研究—系统验证」三阶段推进，时间安排如图 1 所示（见表 1）：</w:t>
       </w:r>
     </w:p>
     <w:p>
@@ -1066,6 +1086,7 @@
         <w:keepNext/>
         <w:keepLines/>
         <w:spacing w:before="200" w:after="100" w:line="360" w:lineRule="auto"/>
+        <w:outlineLvl w:val="1"/>
       </w:pPr>
       <w:r>
         <w:rPr>
@@ -1200,6 +1221,7 @@
         <w:keepNext/>
         <w:keepLines/>
         <w:spacing w:before="280" w:after="140" w:line="360" w:lineRule="auto"/>
+        <w:outlineLvl w:val="0"/>
       </w:pPr>
       <w:r>
         <w:rPr>
@@ -1589,6 +1611,7 @@
         <w:keepNext/>
         <w:keepLines/>
         <w:spacing w:before="280" w:after="140" w:line="360" w:lineRule="auto"/>
+        <w:outlineLvl w:val="0"/>
       </w:pPr>
       <w:r>
         <w:rPr>
@@ -1612,7 +1635,7 @@
           <w:color w:val="111827"/>
           <w:sz w:val="24"/>
         </w:rPr>
-        <w:t>我的雅思成绩是总分 7.0（阅读 8.0、听力 7.5、写作 6.5、口语 6.5）。这个分数够用但不够好，写作和口语是明显短板，而这两项恰恰是留学期间最常用的。所以我给自己定了两条补强计划（见图 3）。</w:t>
+        <w:t>我的雅思成绩是总分 7.0（阅读 8.0、听力 7.5、写作 6.5、口语 6.5）。这个分数够用但不够好，写作和口语是明显短板，而这两项恰恰是留学期间最常用的。所以我给自己定了两条补强计划（见图 3）（见表 3）。</w:t>
       </w:r>
     </w:p>
     <w:p>
@@ -2219,6 +2242,7 @@
         <w:keepNext/>
         <w:keepLines/>
         <w:spacing w:before="280" w:after="140" w:line="360" w:lineRule="auto"/>
+        <w:outlineLvl w:val="0"/>
       </w:pPr>
       <w:r>
         <w:rPr>
@@ -2780,6 +2804,7 @@
         <w:keepNext/>
         <w:keepLines/>
         <w:spacing w:before="280" w:after="140" w:line="360" w:lineRule="auto"/>
+        <w:outlineLvl w:val="0"/>
       </w:pPr>
       <w:r>
         <w:rPr>
@@ -2944,6 +2969,7 @@
         <w:keepNext/>
         <w:keepLines/>
         <w:spacing w:before="280" w:after="140" w:line="360" w:lineRule="auto"/>
+        <w:outlineLvl w:val="0"/>
       </w:pPr>
       <w:r>
         <w:rPr>
